--- a/5.人员管理/1.流程制度规范类文件/TXHS-05-05-人员技能评定管理制度.docx
+++ b/5.人员管理/1.流程制度规范类文件/TXHS-05-05-人员技能评定管理制度.docx
@@ -620,8 +620,6 @@
               </w:rPr>
               <w:t>审核时间</w:t>
             </w:r>
-            <w:bookmarkStart w:id="21" w:name="_GoBack"/>
-            <w:bookmarkEnd w:id="21"/>
             <w:r>
               <w:rPr>
                 <w:rFonts w:hint="eastAsia" w:asciiTheme="minorAscii" w:hAnsiTheme="minorAscii" w:eastAsiaTheme="minorEastAsia"/>
@@ -3822,7 +3820,16 @@
           <w:rFonts w:hint="eastAsia"/>
           <w:lang w:val="en-US" w:eastAsia="zh-CN"/>
         </w:rPr>
-        <w:t>为建立科学、公正的员工技能评价与职业发展体系，畅通专业技术人才发展通道，激励员工持续提升软件运维服务专业技能与综合素质，支撑公司业务发展对人才的需求，特制定本制度。</w:t>
+        <w:t>为建立科学、公正的员工技能评价与职业发展体系，畅通专业技术人才发展通道，激励员工持续提升</w:t>
+      </w:r>
+      <w:bookmarkStart w:id="21" w:name="_GoBack"/>
+      <w:bookmarkEnd w:id="21"/>
+      <w:r>
+        <w:rPr>
+          <w:rFonts w:hint="eastAsia"/>
+          <w:lang w:val="en-US" w:eastAsia="zh-CN"/>
+        </w:rPr>
+        <w:t>运维服务专业技能与综合素质，支撑公司业务发展对人才的需求，特制定本制度。</w:t>
       </w:r>
     </w:p>
     <w:p>
@@ -3889,7 +3896,7 @@
           <w:rFonts w:hint="eastAsia"/>
           <w:lang w:val="en-US" w:eastAsia="zh-CN"/>
         </w:rPr>
-        <w:t>本制度适用于公司所有从事软件运维服务及相关技术工作的专业岗位员工。管理岗位的晋升评价依据干部管理相关规定执行。</w:t>
+        <w:t>本制度适用于公司所有从事运维服务及相关技术工作的专业岗位员工。管理岗位的晋升评价依据干部管理相关规定执行。</w:t>
       </w:r>
     </w:p>
     <w:p>
@@ -5667,7 +5674,6 @@
             <w:insideH w:val="none" w:color="auto" w:sz="0" w:space="0"/>
             <w:insideV w:val="none" w:color="auto" w:sz="0" w:space="0"/>
           </w:tblBorders>
-          <w:shd w:val="clear" w:color="auto" w:fill="auto"/>
           <w:tblCellMar>
             <w:top w:w="0" w:type="dxa"/>
             <w:left w:w="108" w:type="dxa"/>

--- a/5.人员管理/1.流程制度规范类文件/TXHS-05-05-人员技能评定管理制度.docx
+++ b/5.人员管理/1.流程制度规范类文件/TXHS-05-05-人员技能评定管理制度.docx
@@ -1,10 +1,11 @@
 
 <file path=word/document.xml><?xml version="1.0" encoding="utf-8"?>
-<w:document xmlns:wpc="http://schemas.microsoft.com/office/word/2010/wordprocessingCanvas" xmlns:mc="http://schemas.openxmlformats.org/markup-compatibility/2006" xmlns:o="urn:schemas-microsoft-com:office:office" xmlns:r="http://schemas.openxmlformats.org/officeDocument/2006/relationships" xmlns:m="http://schemas.openxmlformats.org/officeDocument/2006/math" xmlns:v="urn:schemas-microsoft-com:vml" xmlns:wp14="http://schemas.microsoft.com/office/word/2010/wordprocessingDrawing" xmlns:wp="http://schemas.openxmlformats.org/drawingml/2006/wordprocessingDrawing" xmlns:w="http://schemas.openxmlformats.org/wordprocessingml/2006/main" xmlns:w14="http://schemas.microsoft.com/office/word/2010/wordml" xmlns:w10="urn:schemas-microsoft-com:office:word" xmlns:w15="http://schemas.microsoft.com/office/word/2012/wordml" xmlns:wpg="http://schemas.microsoft.com/office/word/2010/wordprocessingGroup" xmlns:wpi="http://schemas.microsoft.com/office/word/2010/wordprocessingInk" xmlns:wne="http://schemas.microsoft.com/office/word/2006/wordml" xmlns:wps="http://schemas.microsoft.com/office/word/2010/wordprocessingShape" xmlns:wpsCustomData="http://www.wps.cn/officeDocument/2013/wpsCustomData" mc:Ignorable="w14 w15 wp14">
+<w:document xmlns:wpc="http://schemas.microsoft.com/office/word/2010/wordprocessingCanvas" xmlns:mc="http://schemas.openxmlformats.org/markup-compatibility/2006" xmlns:o="urn:schemas-microsoft-com:office:office" xmlns:r="http://schemas.openxmlformats.org/officeDocument/2006/relationships" xmlns:m="http://schemas.openxmlformats.org/officeDocument/2006/math" xmlns:v="urn:schemas-microsoft-com:vml" xmlns:wp14="http://schemas.microsoft.com/office/word/2010/wordprocessingDrawing" xmlns:wp="http://schemas.openxmlformats.org/drawingml/2006/wordprocessingDrawing" xmlns:w10="urn:schemas-microsoft-com:office:word" xmlns:w="http://schemas.openxmlformats.org/wordprocessingml/2006/main" xmlns:w14="http://schemas.microsoft.com/office/word/2010/wordml" xmlns:w15="http://schemas.microsoft.com/office/word/2012/wordml" xmlns:wne="http://schemas.microsoft.com/office/word/2006/wordml" xmlns:wpg="http://schemas.microsoft.com/office/word/2010/wordprocessingGroup" xmlns:wpi="http://schemas.microsoft.com/office/word/2010/wordprocessingInk" xmlns:wps="http://schemas.microsoft.com/office/word/2010/wordprocessingShape" mc:Ignorable="w14 w15 wp14">
+  <!-- Generated by Aspose.Words for .NET 13.3.0.1 -->
   <w:body>
     <w:p>
       <w:pPr>
-        <w:pStyle w:val="24"/>
+        <w:pStyle w:val="a"/>
         <w:keepNext w:val="0"/>
         <w:keepLines w:val="0"/>
         <w:pageBreakBefore w:val="0"/>
@@ -24,7 +25,7 @@
       <w:bookmarkStart w:id="0" w:name="_Toc7259"/>
       <w:r>
         <w:drawing>
-          <wp:anchor distT="0" distB="0" distL="114300" distR="114300" simplePos="0" relativeHeight="251661312" behindDoc="1" locked="0" layoutInCell="1" allowOverlap="1">
+          <wp:anchor distT="0" distB="0" distL="114300" distR="114300" simplePos="0" relativeHeight="251660288" behindDoc="1" locked="0" layoutInCell="1" allowOverlap="1">
             <wp:simplePos x="0" y="0"/>
             <wp:positionH relativeFrom="column">
               <wp:posOffset>-19050</wp:posOffset>
@@ -49,7 +50,7 @@
                     </pic:cNvPicPr>
                   </pic:nvPicPr>
                   <pic:blipFill>
-                    <a:blip r:embed="rId8"/>
+                    <a:blip xmlns:r="http://schemas.openxmlformats.org/officeDocument/2006/relationships" r:embed="rId4"/>
                     <a:stretch>
                       <a:fillRect/>
                     </a:stretch>
@@ -75,7 +76,7 @@
       </w:r>
       <w:r>
         <w:drawing>
-          <wp:anchor distT="0" distB="0" distL="114300" distR="114300" simplePos="0" relativeHeight="251660288" behindDoc="1" locked="0" layoutInCell="1" allowOverlap="1">
+          <wp:anchor distT="0" distB="0" distL="114300" distR="114300" simplePos="0" relativeHeight="251659264" behindDoc="1" locked="0" layoutInCell="1" allowOverlap="1">
             <wp:simplePos x="0" y="0"/>
             <wp:positionH relativeFrom="column">
               <wp:posOffset>0</wp:posOffset>
@@ -100,7 +101,7 @@
                     </pic:cNvPicPr>
                   </pic:nvPicPr>
                   <pic:blipFill>
-                    <a:blip r:embed="rId9"/>
+                    <a:blip xmlns:r="http://schemas.openxmlformats.org/officeDocument/2006/relationships" r:embed="rId5"/>
                     <a:stretch>
                       <a:fillRect/>
                     </a:stretch>
@@ -130,7 +131,7 @@
           <w:lang w:val="en-US" w:eastAsia="zh-CN"/>
         </w:rPr>
         <w:drawing>
-          <wp:anchor distT="0" distB="0" distL="114300" distR="114300" simplePos="0" relativeHeight="251659264" behindDoc="1" locked="0" layoutInCell="1" allowOverlap="1">
+          <wp:anchor distT="0" distB="0" distL="114300" distR="114300" simplePos="0" relativeHeight="251658240" behindDoc="1" locked="0" layoutInCell="1" allowOverlap="1">
             <wp:simplePos x="0" y="0"/>
             <wp:positionH relativeFrom="column">
               <wp:posOffset>635</wp:posOffset>
@@ -155,7 +156,7 @@
                     </pic:cNvPicPr>
                   </pic:nvPicPr>
                   <pic:blipFill>
-                    <a:blip r:embed="rId10">
+                    <a:blip xmlns:r="http://schemas.openxmlformats.org/officeDocument/2006/relationships" r:embed="rId6">
                       <a:alphaModFix amt="58000"/>
                       <a:lum contrast="-52000"/>
                     </a:blip>
@@ -189,7 +190,7 @@
     </w:p>
     <w:p>
       <w:pPr>
-        <w:pStyle w:val="25"/>
+        <w:pStyle w:val="a0"/>
         <w:keepNext w:val="0"/>
         <w:keepLines w:val="0"/>
         <w:pageBreakBefore w:val="0"/>
@@ -236,11 +237,11 @@
         <w:adjustRightInd w:val="0"/>
         <w:snapToGrid w:val="0"/>
         <w:spacing w:after="624" w:afterLines="200" w:line="219" w:lineRule="auto"/>
-        <w:ind w:left="0" w:leftChars="0" w:right="0" w:rightChars="0" w:firstLine="0" w:firstLineChars="0"/>
+        <w:ind w:left="0" w:right="0" w:firstLine="0" w:leftChars="0" w:rightChars="0" w:firstLineChars="0"/>
         <w:jc w:val="center"/>
         <w:textAlignment w:val="baseline"/>
         <w:rPr>
-          <w:rFonts w:hint="eastAsia" w:ascii="宋体" w:hAnsi="宋体" w:eastAsia="宋体" w:cs="宋体"/>
+          <w:rFonts w:ascii="宋体" w:eastAsia="宋体" w:hAnsi="宋体" w:cs="宋体" w:hint="eastAsia"/>
           <w:sz w:val="24"/>
           <w:szCs w:val="24"/>
           <w:lang w:val="en-US" w:eastAsia="zh-CN"/>
@@ -248,7 +249,7 @@
       </w:pPr>
       <w:r>
         <w:rPr>
-          <w:rFonts w:ascii="宋体" w:hAnsi="宋体" w:eastAsia="宋体" w:cs="宋体"/>
+          <w:rFonts w:ascii="宋体" w:eastAsia="宋体" w:hAnsi="宋体" w:cs="宋体"/>
           <w:b/>
           <w:bCs/>
           <w:spacing w:val="-3"/>
@@ -259,7 +260,7 @@
       </w:r>
       <w:r>
         <w:rPr>
-          <w:rFonts w:hint="eastAsia" w:ascii="宋体" w:hAnsi="宋体" w:eastAsia="宋体" w:cs="宋体"/>
+          <w:rFonts w:ascii="宋体" w:eastAsia="宋体" w:hAnsi="宋体" w:cs="宋体" w:hint="eastAsia"/>
           <w:b/>
           <w:bCs/>
           <w:spacing w:val="-3"/>
@@ -271,7 +272,7 @@
       </w:r>
       <w:r>
         <w:rPr>
-          <w:rFonts w:ascii="宋体" w:hAnsi="宋体" w:eastAsia="宋体" w:cs="宋体"/>
+          <w:rFonts w:ascii="宋体" w:eastAsia="宋体" w:hAnsi="宋体" w:cs="宋体"/>
           <w:b/>
           <w:bCs/>
           <w:spacing w:val="-3"/>
@@ -282,7 +283,7 @@
       </w:r>
       <w:r>
         <w:rPr>
-          <w:rFonts w:hint="eastAsia" w:ascii="宋体" w:hAnsi="宋体" w:eastAsia="宋体" w:cs="宋体"/>
+          <w:rFonts w:ascii="宋体" w:eastAsia="宋体" w:hAnsi="宋体" w:cs="宋体" w:hint="eastAsia"/>
           <w:b/>
           <w:bCs/>
           <w:spacing w:val="-3"/>
@@ -294,7 +295,7 @@
       </w:r>
       <w:r>
         <w:rPr>
-          <w:rFonts w:ascii="宋体" w:hAnsi="宋体" w:eastAsia="宋体" w:cs="宋体"/>
+          <w:rFonts w:ascii="宋体" w:eastAsia="宋体" w:hAnsi="宋体" w:cs="宋体"/>
           <w:b/>
           <w:bCs/>
           <w:spacing w:val="-3"/>
@@ -305,7 +306,7 @@
       </w:r>
       <w:r>
         <w:rPr>
-          <w:rFonts w:hint="eastAsia" w:ascii="宋体" w:hAnsi="宋体" w:cs="宋体"/>
+          <w:rFonts w:ascii="宋体" w:hAnsi="宋体" w:cs="宋体" w:hint="eastAsia"/>
           <w:b/>
           <w:bCs/>
           <w:spacing w:val="-3"/>
@@ -318,18 +319,17 @@
     </w:p>
     <w:tbl>
       <w:tblPr>
-        <w:tblStyle w:val="21"/>
+        <w:tblStyle w:val="TableGrid"/>
         <w:tblW w:w="0" w:type="auto"/>
         <w:jc w:val="center"/>
         <w:tblBorders>
-          <w:top w:val="none" w:color="auto" w:sz="0" w:space="0"/>
-          <w:left w:val="none" w:color="auto" w:sz="0" w:space="0"/>
-          <w:bottom w:val="none" w:color="auto" w:sz="0" w:space="0"/>
-          <w:right w:val="none" w:color="auto" w:sz="0" w:space="0"/>
-          <w:insideH w:val="none" w:color="auto" w:sz="0" w:space="0"/>
-          <w:insideV w:val="none" w:color="auto" w:sz="0" w:space="0"/>
+          <w:top w:val="nil"/>
+          <w:left w:val="nil"/>
+          <w:bottom w:val="nil"/>
+          <w:right w:val="nil"/>
+          <w:insideH w:val="nil"/>
+          <w:insideV w:val="nil"/>
         </w:tblBorders>
-        <w:tblLayout w:type="autofit"/>
         <w:tblCellMar>
           <w:top w:w="0" w:type="dxa"/>
           <w:left w:w="108" w:type="dxa"/>
@@ -343,13 +343,15 @@
       </w:tblGrid>
       <w:tr>
         <w:tblPrEx>
+          <w:tblW w:w="0" w:type="auto"/>
+          <w:jc w:val="center"/>
           <w:tblBorders>
-            <w:top w:val="none" w:color="auto" w:sz="0" w:space="0"/>
-            <w:left w:val="none" w:color="auto" w:sz="0" w:space="0"/>
-            <w:bottom w:val="none" w:color="auto" w:sz="0" w:space="0"/>
-            <w:right w:val="none" w:color="auto" w:sz="0" w:space="0"/>
-            <w:insideH w:val="none" w:color="auto" w:sz="0" w:space="0"/>
-            <w:insideV w:val="none" w:color="auto" w:sz="0" w:space="0"/>
+            <w:top w:val="nil"/>
+            <w:left w:val="nil"/>
+            <w:bottom w:val="nil"/>
+            <w:right w:val="nil"/>
+            <w:insideH w:val="nil"/>
+            <w:insideV w:val="nil"/>
           </w:tblBorders>
           <w:tblCellMar>
             <w:top w:w="0" w:type="dxa"/>
@@ -359,7 +361,7 @@
           </w:tblCellMar>
         </w:tblPrEx>
         <w:trPr>
-          <w:trHeight w:val="810" w:hRule="atLeast"/>
+          <w:trHeight w:val="810"/>
           <w:jc w:val="center"/>
         </w:trPr>
         <w:tc>
@@ -398,7 +400,7 @@
             </w:r>
             <w:r>
               <w:rPr>
-                <w:rFonts w:hint="default" w:asciiTheme="minorAscii" w:hAnsiTheme="minorAscii" w:eastAsiaTheme="minorEastAsia"/>
+                <w:rFonts w:asciiTheme="minorAscii" w:eastAsiaTheme="minorEastAsia" w:hAnsiTheme="minorAscii" w:hint="default"/>
                 <w:spacing w:val="227"/>
                 <w:sz w:val="21"/>
                 <w:vertAlign w:val="baseline"/>
@@ -453,7 +455,7 @@
             </w:r>
             <w:r>
               <w:rPr>
-                <w:rFonts w:hint="eastAsia" w:asciiTheme="minorAscii" w:hAnsiTheme="minorAscii" w:eastAsiaTheme="minorEastAsia"/>
+                <w:rFonts w:asciiTheme="minorAscii" w:eastAsiaTheme="minorEastAsia" w:hAnsiTheme="minorAscii" w:hint="eastAsia"/>
                 <w:spacing w:val="227"/>
                 <w:sz w:val="21"/>
                 <w:vertAlign w:val="baseline"/>
@@ -475,14 +477,8 @@
       </w:tr>
       <w:tr>
         <w:tblPrEx>
-          <w:tblBorders>
-            <w:top w:val="none" w:color="auto" w:sz="0" w:space="0"/>
-            <w:left w:val="none" w:color="auto" w:sz="0" w:space="0"/>
-            <w:bottom w:val="none" w:color="auto" w:sz="0" w:space="0"/>
-            <w:right w:val="none" w:color="auto" w:sz="0" w:space="0"/>
-            <w:insideH w:val="none" w:color="auto" w:sz="0" w:space="0"/>
-            <w:insideV w:val="none" w:color="auto" w:sz="0" w:space="0"/>
-          </w:tblBorders>
+          <w:tblW w:w="0" w:type="auto"/>
+          <w:jc w:val="center"/>
           <w:tblCellMar>
             <w:top w:w="0" w:type="dxa"/>
             <w:left w:w="108" w:type="dxa"/>
@@ -491,7 +487,7 @@
           </w:tblCellMar>
         </w:tblPrEx>
         <w:trPr>
-          <w:trHeight w:val="810" w:hRule="atLeast"/>
+          <w:trHeight w:val="810"/>
           <w:jc w:val="center"/>
         </w:trPr>
         <w:tc>
@@ -516,7 +512,7 @@
               <w:snapToGrid w:val="0"/>
               <w:textAlignment w:val="baseline"/>
               <w:rPr>
-                <w:rFonts w:hint="default" w:ascii="Arial" w:hAnsi="Arial" w:eastAsia="Arial" w:cs="Arial"/>
+                <w:rFonts w:ascii="Arial" w:eastAsia="Arial" w:hAnsi="Arial" w:cs="Arial" w:hint="default"/>
                 <w:snapToGrid w:val="0"/>
                 <w:color w:val="000000"/>
                 <w:kern w:val="0"/>
@@ -548,7 +544,7 @@
             </w:r>
             <w:r>
               <w:rPr>
-                <w:rFonts w:hint="default" w:asciiTheme="minorAscii" w:hAnsiTheme="minorAscii" w:eastAsiaTheme="minorEastAsia"/>
+                <w:rFonts w:asciiTheme="minorAscii" w:eastAsiaTheme="minorEastAsia" w:hAnsiTheme="minorAscii" w:hint="default"/>
                 <w:spacing w:val="227"/>
                 <w:sz w:val="21"/>
                 <w:vertAlign w:val="baseline"/>
@@ -565,18 +561,7 @@
                 <w:vertAlign w:val="baseline"/>
                 <w:lang w:val="en-US" w:eastAsia="zh-CN"/>
               </w:rPr>
-              <w:t>V2.</w:t>
-            </w:r>
-            <w:r>
-              <w:rPr>
-                <w:rFonts w:hint="eastAsia"/>
-                <w:spacing w:val="0"/>
-                <w:kern w:val="0"/>
-                <w:u w:val="single"/>
-                <w:vertAlign w:val="baseline"/>
-                <w:lang w:val="en-US" w:eastAsia="zh-CN"/>
-              </w:rPr>
-              <w:t>0</w:t>
+              <w:t>V1.0</w:t>
             </w:r>
           </w:p>
         </w:tc>
@@ -602,7 +587,7 @@
               <w:snapToGrid w:val="0"/>
               <w:textAlignment w:val="baseline"/>
               <w:rPr>
-                <w:rFonts w:hint="default" w:ascii="Arial" w:hAnsi="Arial" w:eastAsia="Arial" w:cs="Arial"/>
+                <w:rFonts w:ascii="Arial" w:eastAsia="Arial" w:hAnsi="Arial" w:cs="Arial" w:hint="default"/>
                 <w:snapToGrid w:val="0"/>
                 <w:color w:val="000000"/>
                 <w:kern w:val="0"/>
@@ -622,7 +607,7 @@
             </w:r>
             <w:r>
               <w:rPr>
-                <w:rFonts w:hint="eastAsia" w:asciiTheme="minorAscii" w:hAnsiTheme="minorAscii" w:eastAsiaTheme="minorEastAsia"/>
+                <w:rFonts w:asciiTheme="minorAscii" w:eastAsiaTheme="minorEastAsia" w:hAnsiTheme="minorAscii" w:hint="eastAsia"/>
                 <w:spacing w:val="227"/>
                 <w:sz w:val="21"/>
                 <w:vertAlign w:val="baseline"/>
@@ -644,14 +629,8 @@
       </w:tr>
       <w:tr>
         <w:tblPrEx>
-          <w:tblBorders>
-            <w:top w:val="none" w:color="auto" w:sz="0" w:space="0"/>
-            <w:left w:val="none" w:color="auto" w:sz="0" w:space="0"/>
-            <w:bottom w:val="none" w:color="auto" w:sz="0" w:space="0"/>
-            <w:right w:val="none" w:color="auto" w:sz="0" w:space="0"/>
-            <w:insideH w:val="none" w:color="auto" w:sz="0" w:space="0"/>
-            <w:insideV w:val="none" w:color="auto" w:sz="0" w:space="0"/>
-          </w:tblBorders>
+          <w:tblW w:w="0" w:type="auto"/>
+          <w:jc w:val="center"/>
           <w:tblCellMar>
             <w:top w:w="0" w:type="dxa"/>
             <w:left w:w="108" w:type="dxa"/>
@@ -660,7 +639,7 @@
           </w:tblCellMar>
         </w:tblPrEx>
         <w:trPr>
-          <w:trHeight w:val="635" w:hRule="atLeast"/>
+          <w:trHeight w:val="635"/>
           <w:jc w:val="center"/>
         </w:trPr>
         <w:tc>
@@ -711,7 +690,7 @@
             </w:r>
             <w:r>
               <w:rPr>
-                <w:rFonts w:hint="eastAsia" w:asciiTheme="minorAscii" w:hAnsiTheme="minorAscii" w:eastAsiaTheme="minorEastAsia"/>
+                <w:rFonts w:asciiTheme="minorAscii" w:eastAsiaTheme="minorEastAsia" w:hAnsiTheme="minorAscii" w:hint="eastAsia"/>
                 <w:spacing w:val="227"/>
                 <w:sz w:val="21"/>
                 <w:vertAlign w:val="baseline"/>
@@ -765,7 +744,7 @@
             </w:r>
             <w:r>
               <w:rPr>
-                <w:rFonts w:hint="eastAsia" w:asciiTheme="minorAscii" w:hAnsiTheme="minorAscii" w:eastAsiaTheme="minorEastAsia"/>
+                <w:rFonts w:asciiTheme="minorAscii" w:eastAsiaTheme="minorEastAsia" w:hAnsiTheme="minorAscii" w:hint="eastAsia"/>
                 <w:spacing w:val="227"/>
                 <w:sz w:val="21"/>
                 <w:vertAlign w:val="baseline"/>
@@ -826,14 +805,14 @@
         <w:ind w:left="3634"/>
         <w:textAlignment w:val="baseline"/>
         <w:rPr>
-          <w:rFonts w:ascii="宋体" w:hAnsi="宋体" w:eastAsia="宋体" w:cs="宋体"/>
+          <w:rFonts w:ascii="宋体" w:eastAsia="宋体" w:hAnsi="宋体" w:cs="宋体"/>
           <w:sz w:val="31"/>
           <w:szCs w:val="31"/>
         </w:rPr>
       </w:pPr>
       <w:r>
         <w:rPr>
-          <w:rFonts w:ascii="宋体" w:hAnsi="宋体" w:eastAsia="宋体" w:cs="宋体"/>
+          <w:rFonts w:ascii="宋体" w:eastAsia="宋体" w:hAnsi="宋体" w:cs="宋体"/>
           <w:b/>
           <w:bCs/>
           <w:spacing w:val="4"/>
@@ -845,16 +824,16 @@
     </w:p>
     <w:tbl>
       <w:tblPr>
-        <w:tblStyle w:val="26"/>
+        <w:tblStyle w:val="TableNormal0"/>
         <w:tblW w:w="8214" w:type="dxa"/>
         <w:jc w:val="center"/>
         <w:tblBorders>
-          <w:top w:val="single" w:color="000000" w:sz="2" w:space="0"/>
-          <w:left w:val="single" w:color="000000" w:sz="2" w:space="0"/>
-          <w:bottom w:val="single" w:color="000000" w:sz="2" w:space="0"/>
-          <w:right w:val="single" w:color="000000" w:sz="2" w:space="0"/>
-          <w:insideH w:val="single" w:color="000000" w:sz="2" w:space="0"/>
-          <w:insideV w:val="single" w:color="000000" w:sz="2" w:space="0"/>
+          <w:top w:val="single" w:sz="2" w:space="0" w:color="000000"/>
+          <w:left w:val="single" w:sz="2" w:space="0" w:color="000000"/>
+          <w:bottom w:val="single" w:sz="2" w:space="0" w:color="000000"/>
+          <w:right w:val="single" w:sz="2" w:space="0" w:color="000000"/>
+          <w:insideH w:val="single" w:sz="2" w:space="0" w:color="000000"/>
+          <w:insideV w:val="single" w:sz="2" w:space="0" w:color="000000"/>
         </w:tblBorders>
         <w:tblLayout w:type="fixed"/>
         <w:tblCellMar>
@@ -874,14 +853,17 @@
       </w:tblGrid>
       <w:tr>
         <w:tblPrEx>
+          <w:tblW w:w="8214" w:type="dxa"/>
+          <w:jc w:val="center"/>
           <w:tblBorders>
-            <w:top w:val="single" w:color="000000" w:sz="2" w:space="0"/>
-            <w:left w:val="single" w:color="000000" w:sz="2" w:space="0"/>
-            <w:bottom w:val="single" w:color="000000" w:sz="2" w:space="0"/>
-            <w:right w:val="single" w:color="000000" w:sz="2" w:space="0"/>
-            <w:insideH w:val="single" w:color="000000" w:sz="2" w:space="0"/>
-            <w:insideV w:val="single" w:color="000000" w:sz="2" w:space="0"/>
+            <w:top w:val="single" w:sz="2" w:space="0" w:color="000000"/>
+            <w:left w:val="single" w:sz="2" w:space="0" w:color="000000"/>
+            <w:bottom w:val="single" w:sz="2" w:space="0" w:color="000000"/>
+            <w:right w:val="single" w:sz="2" w:space="0" w:color="000000"/>
+            <w:insideH w:val="single" w:sz="2" w:space="0" w:color="000000"/>
+            <w:insideV w:val="single" w:sz="2" w:space="0" w:color="000000"/>
           </w:tblBorders>
+          <w:tblLayout w:type="fixed"/>
           <w:tblCellMar>
             <w:top w:w="0" w:type="dxa"/>
             <w:left w:w="0" w:type="dxa"/>
@@ -890,7 +872,7 @@
           </w:tblCellMar>
         </w:tblPrEx>
         <w:trPr>
-          <w:trHeight w:val="593" w:hRule="atLeast"/>
+          <w:trHeight w:val="593"/>
           <w:jc w:val="center"/>
         </w:trPr>
         <w:tc>
@@ -912,18 +894,18 @@
               <w:adjustRightInd w:val="0"/>
               <w:snapToGrid w:val="0"/>
               <w:spacing w:before="176" w:line="228" w:lineRule="auto"/>
-              <w:ind w:left="0" w:leftChars="0" w:right="0" w:rightChars="0" w:firstLine="0" w:firstLineChars="0"/>
+              <w:ind w:left="0" w:right="0" w:firstLine="0" w:leftChars="0" w:rightChars="0" w:firstLineChars="0"/>
               <w:jc w:val="center"/>
               <w:textAlignment w:val="baseline"/>
               <w:rPr>
-                <w:rFonts w:ascii="宋体" w:hAnsi="宋体" w:eastAsia="宋体" w:cs="宋体"/>
+                <w:rFonts w:ascii="宋体" w:eastAsia="宋体" w:hAnsi="宋体" w:cs="宋体"/>
                 <w:sz w:val="20"/>
                 <w:szCs w:val="20"/>
               </w:rPr>
             </w:pPr>
             <w:r>
               <w:rPr>
-                <w:rFonts w:hint="eastAsia" w:ascii="宋体" w:hAnsi="宋体" w:cs="宋体"/>
+                <w:rFonts w:ascii="宋体" w:hAnsi="宋体" w:cs="宋体" w:hint="eastAsia"/>
                 <w:spacing w:val="-14"/>
                 <w:sz w:val="20"/>
                 <w:szCs w:val="20"/>
@@ -933,7 +915,7 @@
             </w:r>
             <w:r>
               <w:rPr>
-                <w:rFonts w:ascii="宋体" w:hAnsi="宋体" w:eastAsia="宋体" w:cs="宋体"/>
+                <w:rFonts w:ascii="宋体" w:eastAsia="宋体" w:hAnsi="宋体" w:cs="宋体"/>
                 <w:spacing w:val="-14"/>
                 <w:sz w:val="20"/>
                 <w:szCs w:val="20"/>
@@ -961,18 +943,18 @@
               <w:adjustRightInd w:val="0"/>
               <w:snapToGrid w:val="0"/>
               <w:spacing w:before="175" w:line="227" w:lineRule="auto"/>
-              <w:ind w:left="0" w:leftChars="0" w:right="0" w:rightChars="0" w:firstLine="0" w:firstLineChars="0"/>
+              <w:ind w:left="0" w:right="0" w:firstLine="0" w:leftChars="0" w:rightChars="0" w:firstLineChars="0"/>
               <w:jc w:val="center"/>
               <w:textAlignment w:val="baseline"/>
               <w:rPr>
-                <w:rFonts w:ascii="宋体" w:hAnsi="宋体" w:eastAsia="宋体" w:cs="宋体"/>
+                <w:rFonts w:ascii="宋体" w:eastAsia="宋体" w:hAnsi="宋体" w:cs="宋体"/>
                 <w:sz w:val="20"/>
                 <w:szCs w:val="20"/>
               </w:rPr>
             </w:pPr>
             <w:r>
               <w:rPr>
-                <w:rFonts w:ascii="宋体" w:hAnsi="宋体" w:eastAsia="宋体" w:cs="宋体"/>
+                <w:rFonts w:ascii="宋体" w:eastAsia="宋体" w:hAnsi="宋体" w:cs="宋体"/>
                 <w:spacing w:val="4"/>
                 <w:sz w:val="20"/>
                 <w:szCs w:val="20"/>
@@ -1000,18 +982,18 @@
               <w:adjustRightInd w:val="0"/>
               <w:snapToGrid w:val="0"/>
               <w:spacing w:before="175" w:line="228" w:lineRule="auto"/>
-              <w:ind w:left="0" w:leftChars="0" w:right="0" w:rightChars="0" w:firstLine="0" w:firstLineChars="0"/>
+              <w:ind w:left="0" w:right="0" w:firstLine="0" w:leftChars="0" w:rightChars="0" w:firstLineChars="0"/>
               <w:jc w:val="center"/>
               <w:textAlignment w:val="baseline"/>
               <w:rPr>
-                <w:rFonts w:ascii="宋体" w:hAnsi="宋体" w:eastAsia="宋体" w:cs="宋体"/>
+                <w:rFonts w:ascii="宋体" w:eastAsia="宋体" w:hAnsi="宋体" w:cs="宋体"/>
                 <w:sz w:val="20"/>
                 <w:szCs w:val="20"/>
               </w:rPr>
             </w:pPr>
             <w:r>
               <w:rPr>
-                <w:rFonts w:ascii="宋体" w:hAnsi="宋体" w:eastAsia="宋体" w:cs="宋体"/>
+                <w:rFonts w:ascii="宋体" w:eastAsia="宋体" w:hAnsi="宋体" w:cs="宋体"/>
                 <w:spacing w:val="7"/>
                 <w:sz w:val="20"/>
                 <w:szCs w:val="20"/>
@@ -1039,11 +1021,11 @@
               <w:adjustRightInd w:val="0"/>
               <w:snapToGrid w:val="0"/>
               <w:spacing w:before="175" w:line="228" w:lineRule="auto"/>
-              <w:ind w:left="0" w:leftChars="0" w:right="0" w:rightChars="0" w:firstLine="0" w:firstLineChars="0"/>
+              <w:ind w:left="0" w:right="0" w:firstLine="0" w:leftChars="0" w:rightChars="0" w:firstLineChars="0"/>
               <w:jc w:val="center"/>
               <w:textAlignment w:val="baseline"/>
               <w:rPr>
-                <w:rFonts w:hint="eastAsia" w:ascii="宋体" w:hAnsi="宋体" w:eastAsia="宋体" w:cs="宋体"/>
+                <w:rFonts w:ascii="宋体" w:eastAsia="宋体" w:hAnsi="宋体" w:cs="宋体" w:hint="eastAsia"/>
                 <w:spacing w:val="7"/>
                 <w:sz w:val="20"/>
                 <w:szCs w:val="20"/>
@@ -1052,7 +1034,7 @@
             </w:pPr>
             <w:r>
               <w:rPr>
-                <w:rFonts w:hint="eastAsia" w:ascii="宋体" w:hAnsi="宋体" w:cs="宋体"/>
+                <w:rFonts w:ascii="宋体" w:hAnsi="宋体" w:cs="宋体" w:hint="eastAsia"/>
                 <w:spacing w:val="7"/>
                 <w:sz w:val="20"/>
                 <w:szCs w:val="20"/>
@@ -1081,11 +1063,11 @@
               <w:adjustRightInd w:val="0"/>
               <w:snapToGrid w:val="0"/>
               <w:spacing w:before="175" w:line="228" w:lineRule="auto"/>
-              <w:ind w:left="0" w:leftChars="0" w:right="0" w:rightChars="0" w:firstLine="0" w:firstLineChars="0"/>
+              <w:ind w:left="0" w:right="0" w:firstLine="0" w:leftChars="0" w:rightChars="0" w:firstLineChars="0"/>
               <w:jc w:val="center"/>
               <w:textAlignment w:val="baseline"/>
               <w:rPr>
-                <w:rFonts w:hint="default" w:ascii="宋体" w:hAnsi="宋体" w:cs="宋体"/>
+                <w:rFonts w:ascii="宋体" w:hAnsi="宋体" w:cs="宋体" w:hint="default"/>
                 <w:spacing w:val="7"/>
                 <w:sz w:val="20"/>
                 <w:szCs w:val="20"/>
@@ -1094,7 +1076,7 @@
             </w:pPr>
             <w:r>
               <w:rPr>
-                <w:rFonts w:hint="eastAsia" w:ascii="宋体" w:hAnsi="宋体" w:cs="宋体"/>
+                <w:rFonts w:ascii="宋体" w:hAnsi="宋体" w:cs="宋体" w:hint="eastAsia"/>
                 <w:spacing w:val="7"/>
                 <w:sz w:val="20"/>
                 <w:szCs w:val="20"/>
@@ -1123,18 +1105,18 @@
               <w:adjustRightInd w:val="0"/>
               <w:snapToGrid w:val="0"/>
               <w:spacing w:before="176" w:line="229" w:lineRule="auto"/>
-              <w:ind w:left="0" w:leftChars="0" w:right="0" w:rightChars="0" w:firstLine="0" w:firstLineChars="0"/>
+              <w:ind w:left="0" w:right="0" w:firstLine="0" w:leftChars="0" w:rightChars="0" w:firstLineChars="0"/>
               <w:jc w:val="center"/>
               <w:textAlignment w:val="baseline"/>
               <w:rPr>
-                <w:rFonts w:ascii="宋体" w:hAnsi="宋体" w:eastAsia="宋体" w:cs="宋体"/>
+                <w:rFonts w:ascii="宋体" w:eastAsia="宋体" w:hAnsi="宋体" w:cs="宋体"/>
                 <w:sz w:val="20"/>
                 <w:szCs w:val="20"/>
               </w:rPr>
             </w:pPr>
             <w:r>
               <w:rPr>
-                <w:rFonts w:ascii="宋体" w:hAnsi="宋体" w:eastAsia="宋体" w:cs="宋体"/>
+                <w:rFonts w:ascii="宋体" w:eastAsia="宋体" w:hAnsi="宋体" w:cs="宋体"/>
                 <w:spacing w:val="7"/>
                 <w:sz w:val="20"/>
                 <w:szCs w:val="20"/>
@@ -1146,14 +1128,9 @@
       </w:tr>
       <w:tr>
         <w:tblPrEx>
-          <w:tblBorders>
-            <w:top w:val="single" w:color="000000" w:sz="2" w:space="0"/>
-            <w:left w:val="single" w:color="000000" w:sz="2" w:space="0"/>
-            <w:bottom w:val="single" w:color="000000" w:sz="2" w:space="0"/>
-            <w:right w:val="single" w:color="000000" w:sz="2" w:space="0"/>
-            <w:insideH w:val="single" w:color="000000" w:sz="2" w:space="0"/>
-            <w:insideV w:val="single" w:color="000000" w:sz="2" w:space="0"/>
-          </w:tblBorders>
+          <w:tblW w:w="8214" w:type="dxa"/>
+          <w:jc w:val="center"/>
+          <w:tblLayout w:type="fixed"/>
           <w:tblCellMar>
             <w:top w:w="0" w:type="dxa"/>
             <w:left w:w="0" w:type="dxa"/>
@@ -1162,7 +1139,7 @@
           </w:tblCellMar>
         </w:tblPrEx>
         <w:trPr>
-          <w:trHeight w:val="516" w:hRule="atLeast"/>
+          <w:trHeight w:val="516"/>
           <w:jc w:val="center"/>
         </w:trPr>
         <w:tc>
@@ -1185,11 +1162,11 @@
               <w:adjustRightInd w:val="0"/>
               <w:snapToGrid w:val="0"/>
               <w:spacing w:before="173" w:line="267" w:lineRule="exact"/>
-              <w:ind w:left="0" w:leftChars="0" w:right="0" w:rightChars="0" w:firstLine="0" w:firstLineChars="0"/>
+              <w:ind w:left="0" w:right="0" w:firstLine="0" w:leftChars="0" w:rightChars="0" w:firstLineChars="0"/>
               <w:jc w:val="center"/>
               <w:textAlignment w:val="baseline"/>
               <w:rPr>
-                <w:rFonts w:hint="default" w:ascii="宋体" w:hAnsi="宋体" w:eastAsia="宋体" w:cs="宋体"/>
+                <w:rFonts w:ascii="宋体" w:eastAsia="宋体" w:hAnsi="宋体" w:cs="宋体" w:hint="default"/>
                 <w:snapToGrid w:val="0"/>
                 <w:color w:val="000000"/>
                 <w:kern w:val="0"/>
@@ -1200,7 +1177,7 @@
             </w:pPr>
             <w:r>
               <w:rPr>
-                <w:rFonts w:ascii="宋体" w:hAnsi="宋体" w:eastAsia="宋体" w:cs="宋体"/>
+                <w:rFonts w:ascii="宋体" w:eastAsia="宋体" w:hAnsi="宋体" w:cs="宋体"/>
                 <w:spacing w:val="3"/>
                 <w:position w:val="1"/>
                 <w:sz w:val="20"/>
@@ -1230,11 +1207,11 @@
               <w:adjustRightInd w:val="0"/>
               <w:snapToGrid w:val="0"/>
               <w:spacing w:before="173" w:line="267" w:lineRule="exact"/>
-              <w:ind w:left="0" w:leftChars="0" w:right="0" w:rightChars="0" w:firstLine="0" w:firstLineChars="0"/>
+              <w:ind w:left="0" w:right="0" w:firstLine="0" w:leftChars="0" w:rightChars="0" w:firstLineChars="0"/>
               <w:jc w:val="center"/>
               <w:textAlignment w:val="baseline"/>
               <w:rPr>
-                <w:rFonts w:ascii="宋体" w:hAnsi="宋体" w:eastAsia="宋体" w:cs="宋体"/>
+                <w:rFonts w:ascii="宋体" w:eastAsia="宋体" w:hAnsi="宋体" w:cs="宋体"/>
                 <w:snapToGrid w:val="0"/>
                 <w:color w:val="000000"/>
                 <w:kern w:val="0"/>
@@ -1245,7 +1222,7 @@
             </w:pPr>
             <w:r>
               <w:rPr>
-                <w:rFonts w:ascii="宋体" w:hAnsi="宋体" w:eastAsia="宋体" w:cs="宋体"/>
+                <w:rFonts w:ascii="宋体" w:eastAsia="宋体" w:hAnsi="宋体" w:cs="宋体"/>
                 <w:spacing w:val="4"/>
                 <w:position w:val="1"/>
                 <w:sz w:val="20"/>
@@ -1275,11 +1252,11 @@
               <w:adjustRightInd w:val="0"/>
               <w:snapToGrid w:val="0"/>
               <w:spacing w:before="172" w:line="228" w:lineRule="auto"/>
-              <w:ind w:left="0" w:leftChars="0" w:right="0" w:rightChars="0" w:firstLine="0" w:firstLineChars="0"/>
+              <w:ind w:left="0" w:right="0" w:firstLine="0" w:leftChars="0" w:rightChars="0" w:firstLineChars="0"/>
               <w:jc w:val="center"/>
               <w:textAlignment w:val="baseline"/>
               <w:rPr>
-                <w:rFonts w:ascii="宋体" w:hAnsi="宋体" w:eastAsia="宋体" w:cs="宋体"/>
+                <w:rFonts w:ascii="宋体" w:eastAsia="宋体" w:hAnsi="宋体" w:cs="宋体"/>
                 <w:snapToGrid w:val="0"/>
                 <w:color w:val="000000"/>
                 <w:kern w:val="0"/>
@@ -1290,7 +1267,7 @@
             </w:pPr>
             <w:r>
               <w:rPr>
-                <w:rFonts w:ascii="宋体" w:hAnsi="宋体" w:eastAsia="宋体" w:cs="宋体"/>
+                <w:rFonts w:ascii="宋体" w:eastAsia="宋体" w:hAnsi="宋体" w:cs="宋体"/>
                 <w:spacing w:val="200"/>
                 <w:kern w:val="0"/>
                 <w:sz w:val="20"/>
@@ -1300,7 +1277,7 @@
             </w:r>
             <w:r>
               <w:rPr>
-                <w:rFonts w:ascii="宋体" w:hAnsi="宋体" w:eastAsia="宋体" w:cs="宋体"/>
+                <w:rFonts w:ascii="宋体" w:eastAsia="宋体" w:hAnsi="宋体" w:cs="宋体"/>
                 <w:spacing w:val="0"/>
                 <w:kern w:val="0"/>
                 <w:sz w:val="20"/>
@@ -1330,11 +1307,11 @@
               <w:adjustRightInd w:val="0"/>
               <w:snapToGrid w:val="0"/>
               <w:spacing w:before="172" w:line="228" w:lineRule="auto"/>
-              <w:ind w:left="0" w:leftChars="0" w:right="0" w:rightChars="0" w:firstLine="0" w:firstLineChars="0"/>
+              <w:ind w:left="0" w:right="0" w:firstLine="0" w:leftChars="0" w:rightChars="0" w:firstLineChars="0"/>
               <w:jc w:val="center"/>
               <w:textAlignment w:val="baseline"/>
               <w:rPr>
-                <w:rFonts w:ascii="宋体" w:hAnsi="宋体" w:eastAsia="宋体" w:cs="宋体"/>
+                <w:rFonts w:ascii="宋体" w:eastAsia="宋体" w:hAnsi="宋体" w:cs="宋体"/>
                 <w:snapToGrid w:val="0"/>
                 <w:color w:val="000000"/>
                 <w:spacing w:val="200"/>
@@ -1346,14 +1323,14 @@
             </w:pPr>
             <w:r>
               <w:rPr>
-                <w:rFonts w:hint="eastAsia" w:ascii="宋体" w:hAnsi="宋体" w:eastAsia="宋体" w:cs="宋体"/>
+                <w:rFonts w:ascii="宋体" w:eastAsia="宋体" w:hAnsi="宋体" w:cs="宋体" w:hint="eastAsia"/>
                 <w:spacing w:val="200"/>
                 <w:kern w:val="0"/>
                 <w:sz w:val="20"/>
                 <w:szCs w:val="20"/>
                 <w:lang w:val="en-US" w:eastAsia="zh-CN"/>
               </w:rPr>
-              <w:t>吴夤</w:t>
+              <w:t>平湾</w:t>
             </w:r>
           </w:p>
         </w:tc>
@@ -1377,11 +1354,11 @@
               <w:adjustRightInd w:val="0"/>
               <w:snapToGrid w:val="0"/>
               <w:spacing w:before="173" w:line="229" w:lineRule="auto"/>
-              <w:ind w:left="0" w:leftChars="0" w:right="0" w:rightChars="0" w:firstLine="0" w:firstLineChars="0"/>
+              <w:ind w:left="0" w:right="0" w:firstLine="0" w:leftChars="0" w:rightChars="0" w:firstLineChars="0"/>
               <w:jc w:val="center"/>
               <w:textAlignment w:val="baseline"/>
               <w:rPr>
-                <w:rFonts w:ascii="宋体" w:hAnsi="宋体" w:eastAsia="宋体" w:cs="宋体"/>
+                <w:rFonts w:ascii="宋体" w:eastAsia="宋体" w:hAnsi="宋体" w:cs="宋体"/>
                 <w:snapToGrid w:val="0"/>
                 <w:color w:val="000000"/>
                 <w:spacing w:val="200"/>
@@ -1393,14 +1370,14 @@
             </w:pPr>
             <w:r>
               <w:rPr>
-                <w:rFonts w:hint="eastAsia" w:asciiTheme="minorAscii" w:hAnsiTheme="minorAscii" w:eastAsiaTheme="minorEastAsia"/>
+                <w:rFonts w:asciiTheme="minorAscii" w:eastAsiaTheme="minorEastAsia" w:hAnsiTheme="minorAscii" w:hint="eastAsia"/>
                 <w:spacing w:val="0"/>
                 <w:kern w:val="0"/>
                 <w:sz w:val="21"/>
                 <w:vertAlign w:val="baseline"/>
                 <w:lang w:val="en-US" w:eastAsia="zh-CN"/>
               </w:rPr>
-              <w:t>茅建根</w:t>
+              <w:t>陈凯</w:t>
             </w:r>
           </w:p>
         </w:tc>
@@ -1424,11 +1401,11 @@
               <w:adjustRightInd w:val="0"/>
               <w:snapToGrid w:val="0"/>
               <w:spacing w:before="173" w:line="229" w:lineRule="auto"/>
-              <w:ind w:left="0" w:leftChars="0" w:right="0" w:rightChars="0" w:firstLine="0" w:firstLineChars="0"/>
+              <w:ind w:left="0" w:right="0" w:firstLine="0" w:leftChars="0" w:rightChars="0" w:firstLineChars="0"/>
               <w:jc w:val="center"/>
               <w:textAlignment w:val="baseline"/>
               <w:rPr>
-                <w:rFonts w:ascii="宋体" w:hAnsi="宋体" w:eastAsia="宋体" w:cs="宋体"/>
+                <w:rFonts w:ascii="宋体" w:eastAsia="宋体" w:hAnsi="宋体" w:cs="宋体"/>
                 <w:snapToGrid w:val="0"/>
                 <w:color w:val="000000"/>
                 <w:kern w:val="0"/>
@@ -1439,7 +1416,7 @@
             </w:pPr>
             <w:r>
               <w:rPr>
-                <w:rFonts w:hint="eastAsia" w:asciiTheme="minorAscii" w:hAnsiTheme="minorAscii" w:eastAsiaTheme="minorEastAsia"/>
+                <w:rFonts w:asciiTheme="minorAscii" w:eastAsiaTheme="minorEastAsia" w:hAnsiTheme="minorAscii" w:hint="eastAsia"/>
                 <w:spacing w:val="0"/>
                 <w:kern w:val="0"/>
                 <w:sz w:val="21"/>
@@ -1453,14 +1430,9 @@
       </w:tr>
       <w:tr>
         <w:tblPrEx>
-          <w:tblBorders>
-            <w:top w:val="single" w:color="000000" w:sz="2" w:space="0"/>
-            <w:left w:val="single" w:color="000000" w:sz="2" w:space="0"/>
-            <w:bottom w:val="single" w:color="000000" w:sz="2" w:space="0"/>
-            <w:right w:val="single" w:color="000000" w:sz="2" w:space="0"/>
-            <w:insideH w:val="single" w:color="000000" w:sz="2" w:space="0"/>
-            <w:insideV w:val="single" w:color="000000" w:sz="2" w:space="0"/>
-          </w:tblBorders>
+          <w:tblW w:w="8214" w:type="dxa"/>
+          <w:jc w:val="center"/>
+          <w:tblLayout w:type="fixed"/>
           <w:tblCellMar>
             <w:top w:w="0" w:type="dxa"/>
             <w:left w:w="0" w:type="dxa"/>
@@ -1469,7 +1441,7 @@
           </w:tblCellMar>
         </w:tblPrEx>
         <w:trPr>
-          <w:trHeight w:val="556" w:hRule="atLeast"/>
+          <w:trHeight w:val="556"/>
           <w:jc w:val="center"/>
         </w:trPr>
         <w:tc>
@@ -1492,11 +1464,11 @@
               <w:adjustRightInd w:val="0"/>
               <w:snapToGrid w:val="0"/>
               <w:spacing w:before="173" w:line="267" w:lineRule="exact"/>
-              <w:ind w:left="0" w:leftChars="0" w:right="0" w:rightChars="0" w:firstLine="0" w:firstLineChars="0"/>
+              <w:ind w:left="0" w:right="0" w:firstLine="0" w:leftChars="0" w:rightChars="0" w:firstLineChars="0"/>
               <w:jc w:val="center"/>
               <w:textAlignment w:val="baseline"/>
               <w:rPr>
-                <w:rFonts w:hint="default" w:ascii="宋体" w:hAnsi="宋体" w:eastAsia="宋体" w:cs="宋体"/>
+                <w:rFonts w:ascii="宋体" w:eastAsia="宋体" w:hAnsi="宋体" w:cs="宋体" w:hint="default"/>
                 <w:snapToGrid w:val="0"/>
                 <w:color w:val="000000"/>
                 <w:kern w:val="0"/>
@@ -1507,7 +1479,7 @@
             </w:pPr>
             <w:r>
               <w:rPr>
-                <w:rFonts w:ascii="宋体" w:hAnsi="宋体" w:eastAsia="宋体" w:cs="宋体"/>
+                <w:rFonts w:ascii="宋体" w:eastAsia="宋体" w:hAnsi="宋体" w:cs="宋体"/>
                 <w:spacing w:val="3"/>
                 <w:position w:val="1"/>
                 <w:sz w:val="20"/>
@@ -1517,7 +1489,7 @@
             </w:r>
             <w:r>
               <w:rPr>
-                <w:rFonts w:hint="eastAsia" w:ascii="宋体" w:hAnsi="宋体" w:cs="宋体"/>
+                <w:rFonts w:ascii="宋体" w:hAnsi="宋体" w:cs="宋体" w:hint="eastAsia"/>
                 <w:spacing w:val="3"/>
                 <w:position w:val="1"/>
                 <w:sz w:val="20"/>
@@ -1548,11 +1520,11 @@
               <w:adjustRightInd w:val="0"/>
               <w:snapToGrid w:val="0"/>
               <w:spacing w:before="173" w:line="267" w:lineRule="exact"/>
-              <w:ind w:left="0" w:leftChars="0" w:right="0" w:rightChars="0" w:firstLine="0" w:firstLineChars="0"/>
+              <w:ind w:left="0" w:right="0" w:firstLine="0" w:leftChars="0" w:rightChars="0" w:firstLineChars="0"/>
               <w:jc w:val="center"/>
               <w:textAlignment w:val="baseline"/>
               <w:rPr>
-                <w:rFonts w:ascii="宋体" w:hAnsi="宋体" w:eastAsia="宋体" w:cs="宋体"/>
+                <w:rFonts w:ascii="宋体" w:eastAsia="宋体" w:hAnsi="宋体" w:cs="宋体"/>
                 <w:snapToGrid w:val="0"/>
                 <w:color w:val="000000"/>
                 <w:kern w:val="0"/>
@@ -1563,34 +1535,13 @@
             </w:pPr>
             <w:r>
               <w:rPr>
-                <w:rFonts w:ascii="宋体" w:hAnsi="宋体" w:eastAsia="宋体" w:cs="宋体"/>
+                <w:rFonts w:ascii="宋体" w:eastAsia="宋体" w:hAnsi="宋体" w:cs="宋体"/>
                 <w:spacing w:val="4"/>
                 <w:position w:val="1"/>
                 <w:sz w:val="20"/>
                 <w:szCs w:val="20"/>
               </w:rPr>
-              <w:t>V</w:t>
-            </w:r>
-            <w:r>
-              <w:rPr>
-                <w:rFonts w:hint="eastAsia" w:ascii="宋体" w:hAnsi="宋体" w:cs="宋体"/>
-                <w:spacing w:val="4"/>
-                <w:position w:val="1"/>
-                <w:sz w:val="20"/>
-                <w:szCs w:val="20"/>
-                <w:lang w:val="en-US" w:eastAsia="zh-CN"/>
-              </w:rPr>
-              <w:t>2</w:t>
-            </w:r>
-            <w:r>
-              <w:rPr>
-                <w:rFonts w:ascii="宋体" w:hAnsi="宋体" w:eastAsia="宋体" w:cs="宋体"/>
-                <w:spacing w:val="4"/>
-                <w:position w:val="1"/>
-                <w:sz w:val="20"/>
-                <w:szCs w:val="20"/>
-              </w:rPr>
-              <w:t>.0</w:t>
+              <w:t>V1.0</w:t>
             </w:r>
           </w:p>
         </w:tc>
@@ -1614,11 +1565,11 @@
               <w:adjustRightInd w:val="0"/>
               <w:snapToGrid w:val="0"/>
               <w:spacing w:before="172" w:line="228" w:lineRule="auto"/>
-              <w:ind w:left="0" w:leftChars="0" w:right="0" w:rightChars="0" w:firstLine="0" w:firstLineChars="0"/>
+              <w:ind w:left="0" w:right="0" w:firstLine="0" w:leftChars="0" w:rightChars="0" w:firstLineChars="0"/>
               <w:jc w:val="center"/>
               <w:textAlignment w:val="baseline"/>
               <w:rPr>
-                <w:rFonts w:hint="default" w:ascii="宋体" w:hAnsi="宋体" w:eastAsia="宋体" w:cs="宋体"/>
+                <w:rFonts w:ascii="宋体" w:eastAsia="宋体" w:hAnsi="宋体" w:cs="宋体" w:hint="default"/>
                 <w:snapToGrid w:val="0"/>
                 <w:color w:val="000000"/>
                 <w:kern w:val="0"/>
@@ -1629,7 +1580,7 @@
             </w:pPr>
             <w:r>
               <w:rPr>
-                <w:rFonts w:hint="eastAsia" w:ascii="宋体" w:hAnsi="宋体" w:cs="宋体"/>
+                <w:rFonts w:ascii="宋体" w:hAnsi="宋体" w:cs="宋体" w:hint="eastAsia"/>
                 <w:snapToGrid w:val="0"/>
                 <w:color w:val="000000"/>
                 <w:kern w:val="0"/>
@@ -1661,11 +1612,11 @@
               <w:adjustRightInd w:val="0"/>
               <w:snapToGrid w:val="0"/>
               <w:spacing w:before="172" w:line="228" w:lineRule="auto"/>
-              <w:ind w:left="0" w:leftChars="0" w:right="0" w:rightChars="0" w:firstLine="0" w:firstLineChars="0"/>
+              <w:ind w:left="0" w:right="0" w:firstLine="0" w:leftChars="0" w:rightChars="0" w:firstLineChars="0"/>
               <w:jc w:val="center"/>
               <w:textAlignment w:val="baseline"/>
               <w:rPr>
-                <w:rFonts w:ascii="宋体" w:hAnsi="宋体" w:eastAsia="宋体" w:cs="宋体"/>
+                <w:rFonts w:ascii="宋体" w:eastAsia="宋体" w:hAnsi="宋体" w:cs="宋体"/>
                 <w:snapToGrid w:val="0"/>
                 <w:color w:val="000000"/>
                 <w:spacing w:val="200"/>
@@ -1677,14 +1628,14 @@
             </w:pPr>
             <w:r>
               <w:rPr>
-                <w:rFonts w:hint="eastAsia" w:ascii="宋体" w:hAnsi="宋体" w:eastAsia="宋体" w:cs="宋体"/>
+                <w:rFonts w:ascii="宋体" w:eastAsia="宋体" w:hAnsi="宋体" w:cs="宋体" w:hint="eastAsia"/>
                 <w:spacing w:val="200"/>
                 <w:kern w:val="0"/>
                 <w:sz w:val="20"/>
                 <w:szCs w:val="20"/>
                 <w:lang w:val="en-US" w:eastAsia="zh-CN"/>
               </w:rPr>
-              <w:t>吴夤</w:t>
+              <w:t>平湾</w:t>
             </w:r>
           </w:p>
         </w:tc>
@@ -1708,11 +1659,11 @@
               <w:adjustRightInd w:val="0"/>
               <w:snapToGrid w:val="0"/>
               <w:spacing w:before="173" w:line="229" w:lineRule="auto"/>
-              <w:ind w:left="0" w:leftChars="0" w:right="0" w:rightChars="0" w:firstLine="0" w:firstLineChars="0"/>
+              <w:ind w:left="0" w:right="0" w:firstLine="0" w:leftChars="0" w:rightChars="0" w:firstLineChars="0"/>
               <w:jc w:val="center"/>
               <w:textAlignment w:val="baseline"/>
               <w:rPr>
-                <w:rFonts w:ascii="宋体" w:hAnsi="宋体" w:eastAsia="宋体" w:cs="宋体"/>
+                <w:rFonts w:ascii="宋体" w:eastAsia="宋体" w:hAnsi="宋体" w:cs="宋体"/>
                 <w:snapToGrid w:val="0"/>
                 <w:color w:val="000000"/>
                 <w:spacing w:val="200"/>
@@ -1724,14 +1675,14 @@
             </w:pPr>
             <w:r>
               <w:rPr>
-                <w:rFonts w:hint="eastAsia" w:asciiTheme="minorAscii" w:hAnsiTheme="minorAscii" w:eastAsiaTheme="minorEastAsia"/>
+                <w:rFonts w:asciiTheme="minorAscii" w:eastAsiaTheme="minorEastAsia" w:hAnsiTheme="minorAscii" w:hint="eastAsia"/>
                 <w:spacing w:val="0"/>
                 <w:kern w:val="0"/>
                 <w:sz w:val="21"/>
                 <w:vertAlign w:val="baseline"/>
                 <w:lang w:val="en-US" w:eastAsia="zh-CN"/>
               </w:rPr>
-              <w:t>茅建根</w:t>
+              <w:t>陈凯</w:t>
             </w:r>
           </w:p>
         </w:tc>
@@ -1755,11 +1706,11 @@
               <w:adjustRightInd w:val="0"/>
               <w:snapToGrid w:val="0"/>
               <w:spacing w:before="173" w:line="229" w:lineRule="auto"/>
-              <w:ind w:left="0" w:leftChars="0" w:right="0" w:rightChars="0" w:firstLine="0" w:firstLineChars="0"/>
+              <w:ind w:left="0" w:right="0" w:firstLine="0" w:leftChars="0" w:rightChars="0" w:firstLineChars="0"/>
               <w:jc w:val="center"/>
               <w:textAlignment w:val="baseline"/>
               <w:rPr>
-                <w:rFonts w:ascii="宋体" w:hAnsi="宋体" w:eastAsia="宋体" w:cs="宋体"/>
+                <w:rFonts w:ascii="宋体" w:eastAsia="宋体" w:hAnsi="宋体" w:cs="宋体"/>
                 <w:snapToGrid w:val="0"/>
                 <w:color w:val="000000"/>
                 <w:kern w:val="0"/>
@@ -1770,7 +1721,7 @@
             </w:pPr>
             <w:r>
               <w:rPr>
-                <w:rFonts w:hint="eastAsia" w:asciiTheme="minorAscii" w:hAnsiTheme="minorAscii" w:eastAsiaTheme="minorEastAsia"/>
+                <w:rFonts w:asciiTheme="minorAscii" w:eastAsiaTheme="minorEastAsia" w:hAnsiTheme="minorAscii" w:hint="eastAsia"/>
                 <w:spacing w:val="0"/>
                 <w:kern w:val="0"/>
                 <w:sz w:val="21"/>
@@ -1784,14 +1735,9 @@
       </w:tr>
       <w:tr>
         <w:tblPrEx>
-          <w:tblBorders>
-            <w:top w:val="single" w:color="000000" w:sz="2" w:space="0"/>
-            <w:left w:val="single" w:color="000000" w:sz="2" w:space="0"/>
-            <w:bottom w:val="single" w:color="000000" w:sz="2" w:space="0"/>
-            <w:right w:val="single" w:color="000000" w:sz="2" w:space="0"/>
-            <w:insideH w:val="single" w:color="000000" w:sz="2" w:space="0"/>
-            <w:insideV w:val="single" w:color="000000" w:sz="2" w:space="0"/>
-          </w:tblBorders>
+          <w:tblW w:w="8214" w:type="dxa"/>
+          <w:jc w:val="center"/>
+          <w:tblLayout w:type="fixed"/>
           <w:tblCellMar>
             <w:top w:w="0" w:type="dxa"/>
             <w:left w:w="0" w:type="dxa"/>
@@ -1800,7 +1746,7 @@
           </w:tblCellMar>
         </w:tblPrEx>
         <w:trPr>
-          <w:trHeight w:val="556" w:hRule="atLeast"/>
+          <w:trHeight w:val="556"/>
           <w:jc w:val="center"/>
         </w:trPr>
         <w:tc>
@@ -1809,7 +1755,7 @@
           </w:tcPr>
           <w:p>
             <w:pPr>
-              <w:pStyle w:val="27"/>
+              <w:pStyle w:val="TableText"/>
               <w:keepNext w:val="0"/>
               <w:keepLines w:val="0"/>
               <w:pageBreakBefore w:val="0"/>
@@ -1822,7 +1768,7 @@
               <w:bidi w:val="0"/>
               <w:adjustRightInd w:val="0"/>
               <w:snapToGrid w:val="0"/>
-              <w:ind w:left="0" w:leftChars="0" w:right="0" w:rightChars="0" w:firstLine="0" w:firstLineChars="0"/>
+              <w:ind w:left="0" w:right="0" w:firstLine="0" w:leftChars="0" w:rightChars="0" w:firstLineChars="0"/>
               <w:jc w:val="center"/>
               <w:textAlignment w:val="baseline"/>
             </w:pPr>
@@ -1834,7 +1780,7 @@
           </w:tcPr>
           <w:p>
             <w:pPr>
-              <w:pStyle w:val="27"/>
+              <w:pStyle w:val="TableText"/>
               <w:keepNext w:val="0"/>
               <w:keepLines w:val="0"/>
               <w:pageBreakBefore w:val="0"/>
@@ -1847,7 +1793,7 @@
               <w:bidi w:val="0"/>
               <w:adjustRightInd w:val="0"/>
               <w:snapToGrid w:val="0"/>
-              <w:ind w:left="0" w:leftChars="0" w:right="0" w:rightChars="0" w:firstLine="0" w:firstLineChars="0"/>
+              <w:ind w:left="0" w:right="0" w:firstLine="0" w:leftChars="0" w:rightChars="0" w:firstLineChars="0"/>
               <w:jc w:val="center"/>
               <w:textAlignment w:val="baseline"/>
             </w:pPr>
@@ -1859,7 +1805,7 @@
           </w:tcPr>
           <w:p>
             <w:pPr>
-              <w:pStyle w:val="27"/>
+              <w:pStyle w:val="TableText"/>
               <w:keepNext w:val="0"/>
               <w:keepLines w:val="0"/>
               <w:pageBreakBefore w:val="0"/>
@@ -1872,7 +1818,7 @@
               <w:bidi w:val="0"/>
               <w:adjustRightInd w:val="0"/>
               <w:snapToGrid w:val="0"/>
-              <w:ind w:left="0" w:leftChars="0" w:right="0" w:rightChars="0" w:firstLine="0" w:firstLineChars="0"/>
+              <w:ind w:left="0" w:right="0" w:firstLine="0" w:leftChars="0" w:rightChars="0" w:firstLineChars="0"/>
               <w:jc w:val="center"/>
               <w:textAlignment w:val="baseline"/>
             </w:pPr>
@@ -1884,7 +1830,7 @@
           </w:tcPr>
           <w:p>
             <w:pPr>
-              <w:pStyle w:val="27"/>
+              <w:pStyle w:val="TableText"/>
               <w:keepNext w:val="0"/>
               <w:keepLines w:val="0"/>
               <w:pageBreakBefore w:val="0"/>
@@ -1897,7 +1843,7 @@
               <w:bidi w:val="0"/>
               <w:adjustRightInd w:val="0"/>
               <w:snapToGrid w:val="0"/>
-              <w:ind w:left="0" w:leftChars="0" w:right="0" w:rightChars="0" w:firstLine="0" w:firstLineChars="0"/>
+              <w:ind w:left="0" w:right="0" w:firstLine="0" w:leftChars="0" w:rightChars="0" w:firstLineChars="0"/>
               <w:jc w:val="center"/>
               <w:textAlignment w:val="baseline"/>
             </w:pPr>
@@ -1909,7 +1855,7 @@
           </w:tcPr>
           <w:p>
             <w:pPr>
-              <w:pStyle w:val="27"/>
+              <w:pStyle w:val="TableText"/>
               <w:keepNext w:val="0"/>
               <w:keepLines w:val="0"/>
               <w:pageBreakBefore w:val="0"/>
@@ -1922,7 +1868,7 @@
               <w:bidi w:val="0"/>
               <w:adjustRightInd w:val="0"/>
               <w:snapToGrid w:val="0"/>
-              <w:ind w:left="0" w:leftChars="0" w:right="0" w:rightChars="0" w:firstLine="0" w:firstLineChars="0"/>
+              <w:ind w:left="0" w:right="0" w:firstLine="0" w:leftChars="0" w:rightChars="0" w:firstLineChars="0"/>
               <w:jc w:val="center"/>
               <w:textAlignment w:val="baseline"/>
             </w:pPr>
@@ -1934,7 +1880,7 @@
           </w:tcPr>
           <w:p>
             <w:pPr>
-              <w:pStyle w:val="27"/>
+              <w:pStyle w:val="TableText"/>
               <w:keepNext w:val="0"/>
               <w:keepLines w:val="0"/>
               <w:pageBreakBefore w:val="0"/>
@@ -1947,7 +1893,7 @@
               <w:bidi w:val="0"/>
               <w:adjustRightInd w:val="0"/>
               <w:snapToGrid w:val="0"/>
-              <w:ind w:left="0" w:leftChars="0" w:right="0" w:rightChars="0" w:firstLine="0" w:firstLineChars="0"/>
+              <w:ind w:left="0" w:right="0" w:firstLine="0" w:leftChars="0" w:rightChars="0" w:firstLineChars="0"/>
               <w:jc w:val="center"/>
               <w:textAlignment w:val="baseline"/>
             </w:pPr>
@@ -1956,14 +1902,9 @@
       </w:tr>
       <w:tr>
         <w:tblPrEx>
-          <w:tblBorders>
-            <w:top w:val="single" w:color="000000" w:sz="2" w:space="0"/>
-            <w:left w:val="single" w:color="000000" w:sz="2" w:space="0"/>
-            <w:bottom w:val="single" w:color="000000" w:sz="2" w:space="0"/>
-            <w:right w:val="single" w:color="000000" w:sz="2" w:space="0"/>
-            <w:insideH w:val="single" w:color="000000" w:sz="2" w:space="0"/>
-            <w:insideV w:val="single" w:color="000000" w:sz="2" w:space="0"/>
-          </w:tblBorders>
+          <w:tblW w:w="8214" w:type="dxa"/>
+          <w:jc w:val="center"/>
+          <w:tblLayout w:type="fixed"/>
           <w:tblCellMar>
             <w:top w:w="0" w:type="dxa"/>
             <w:left w:w="0" w:type="dxa"/>
@@ -1972,7 +1913,7 @@
           </w:tblCellMar>
         </w:tblPrEx>
         <w:trPr>
-          <w:trHeight w:val="557" w:hRule="atLeast"/>
+          <w:trHeight w:val="557"/>
           <w:jc w:val="center"/>
         </w:trPr>
         <w:tc>
@@ -1981,7 +1922,7 @@
           </w:tcPr>
           <w:p>
             <w:pPr>
-              <w:pStyle w:val="27"/>
+              <w:pStyle w:val="TableText"/>
               <w:keepNext w:val="0"/>
               <w:keepLines w:val="0"/>
               <w:pageBreakBefore w:val="0"/>
@@ -1994,7 +1935,7 @@
               <w:bidi w:val="0"/>
               <w:adjustRightInd w:val="0"/>
               <w:snapToGrid w:val="0"/>
-              <w:ind w:left="0" w:leftChars="0" w:right="0" w:rightChars="0" w:firstLine="0" w:firstLineChars="0"/>
+              <w:ind w:left="0" w:right="0" w:firstLine="0" w:leftChars="0" w:rightChars="0" w:firstLineChars="0"/>
               <w:jc w:val="center"/>
               <w:textAlignment w:val="baseline"/>
             </w:pPr>
@@ -2006,7 +1947,7 @@
           </w:tcPr>
           <w:p>
             <w:pPr>
-              <w:pStyle w:val="27"/>
+              <w:pStyle w:val="TableText"/>
               <w:keepNext w:val="0"/>
               <w:keepLines w:val="0"/>
               <w:pageBreakBefore w:val="0"/>
@@ -2019,7 +1960,7 @@
               <w:bidi w:val="0"/>
               <w:adjustRightInd w:val="0"/>
               <w:snapToGrid w:val="0"/>
-              <w:ind w:left="0" w:leftChars="0" w:right="0" w:rightChars="0" w:firstLine="0" w:firstLineChars="0"/>
+              <w:ind w:left="0" w:right="0" w:firstLine="0" w:leftChars="0" w:rightChars="0" w:firstLineChars="0"/>
               <w:jc w:val="center"/>
               <w:textAlignment w:val="baseline"/>
             </w:pPr>
@@ -2031,7 +1972,7 @@
           </w:tcPr>
           <w:p>
             <w:pPr>
-              <w:pStyle w:val="27"/>
+              <w:pStyle w:val="TableText"/>
               <w:keepNext w:val="0"/>
               <w:keepLines w:val="0"/>
               <w:pageBreakBefore w:val="0"/>
@@ -2044,7 +1985,7 @@
               <w:bidi w:val="0"/>
               <w:adjustRightInd w:val="0"/>
               <w:snapToGrid w:val="0"/>
-              <w:ind w:left="0" w:leftChars="0" w:right="0" w:rightChars="0" w:firstLine="0" w:firstLineChars="0"/>
+              <w:ind w:left="0" w:right="0" w:firstLine="0" w:leftChars="0" w:rightChars="0" w:firstLineChars="0"/>
               <w:jc w:val="center"/>
               <w:textAlignment w:val="baseline"/>
             </w:pPr>
@@ -2056,7 +1997,7 @@
           </w:tcPr>
           <w:p>
             <w:pPr>
-              <w:pStyle w:val="27"/>
+              <w:pStyle w:val="TableText"/>
               <w:keepNext w:val="0"/>
               <w:keepLines w:val="0"/>
               <w:pageBreakBefore w:val="0"/>
@@ -2069,7 +2010,7 @@
               <w:bidi w:val="0"/>
               <w:adjustRightInd w:val="0"/>
               <w:snapToGrid w:val="0"/>
-              <w:ind w:left="0" w:leftChars="0" w:right="0" w:rightChars="0" w:firstLine="0" w:firstLineChars="0"/>
+              <w:ind w:left="0" w:right="0" w:firstLine="0" w:leftChars="0" w:rightChars="0" w:firstLineChars="0"/>
               <w:jc w:val="center"/>
               <w:textAlignment w:val="baseline"/>
             </w:pPr>
@@ -2081,7 +2022,7 @@
           </w:tcPr>
           <w:p>
             <w:pPr>
-              <w:pStyle w:val="27"/>
+              <w:pStyle w:val="TableText"/>
               <w:keepNext w:val="0"/>
               <w:keepLines w:val="0"/>
               <w:pageBreakBefore w:val="0"/>
@@ -2094,7 +2035,7 @@
               <w:bidi w:val="0"/>
               <w:adjustRightInd w:val="0"/>
               <w:snapToGrid w:val="0"/>
-              <w:ind w:left="0" w:leftChars="0" w:right="0" w:rightChars="0" w:firstLine="0" w:firstLineChars="0"/>
+              <w:ind w:left="0" w:right="0" w:firstLine="0" w:leftChars="0" w:rightChars="0" w:firstLineChars="0"/>
               <w:jc w:val="center"/>
               <w:textAlignment w:val="baseline"/>
             </w:pPr>
@@ -2106,7 +2047,7 @@
           </w:tcPr>
           <w:p>
             <w:pPr>
-              <w:pStyle w:val="27"/>
+              <w:pStyle w:val="TableText"/>
               <w:keepNext w:val="0"/>
               <w:keepLines w:val="0"/>
               <w:pageBreakBefore w:val="0"/>
@@ -2119,7 +2060,7 @@
               <w:bidi w:val="0"/>
               <w:adjustRightInd w:val="0"/>
               <w:snapToGrid w:val="0"/>
-              <w:ind w:left="0" w:leftChars="0" w:right="0" w:rightChars="0" w:firstLine="0" w:firstLineChars="0"/>
+              <w:ind w:left="0" w:right="0" w:firstLine="0" w:leftChars="0" w:rightChars="0" w:firstLineChars="0"/>
               <w:jc w:val="center"/>
               <w:textAlignment w:val="baseline"/>
             </w:pPr>
@@ -2151,7 +2092,7 @@
     <w:sdt>
       <w:sdtPr>
         <w:rPr>
-          <w:rFonts w:ascii="宋体" w:hAnsi="宋体" w:eastAsia="宋体" w:cs="Arial"/>
+          <w:rFonts w:ascii="宋体" w:eastAsia="宋体" w:hAnsi="宋体" w:cs="Arial"/>
           <w:snapToGrid w:val="0"/>
           <w:color w:val="000000"/>
           <w:kern w:val="0"/>
@@ -2167,7 +2108,7 @@
       </w:sdtPr>
       <w:sdtEndPr>
         <w:rPr>
-          <w:rFonts w:hint="eastAsia" w:ascii="宋体" w:hAnsi="宋体" w:eastAsia="宋体" w:cs="宋体"/>
+          <w:rFonts w:ascii="宋体" w:eastAsia="宋体" w:hAnsi="宋体" w:cs="宋体" w:hint="eastAsia"/>
           <w:snapToGrid w:val="0"/>
           <w:color w:val="000000"/>
           <w:kern w:val="0"/>
@@ -2193,18 +2134,18 @@
             <w:adjustRightInd w:val="0"/>
             <w:snapToGrid w:val="0"/>
             <w:spacing w:before="0" w:beforeLines="0" w:after="0" w:afterLines="0" w:line="240" w:lineRule="auto"/>
-            <w:ind w:left="0" w:leftChars="0" w:right="0" w:rightChars="0" w:firstLine="0" w:firstLineChars="0"/>
+            <w:ind w:left="0" w:right="0" w:firstLine="0" w:leftChars="0" w:rightChars="0" w:firstLineChars="0"/>
             <w:jc w:val="center"/>
             <w:textAlignment w:val="baseline"/>
             <w:rPr>
-              <w:rFonts w:hint="eastAsia" w:ascii="宋体" w:hAnsi="宋体" w:eastAsia="宋体" w:cs="宋体"/>
+              <w:rFonts w:ascii="宋体" w:eastAsia="宋体" w:hAnsi="宋体" w:cs="宋体" w:hint="eastAsia"/>
               <w:sz w:val="24"/>
               <w:szCs w:val="24"/>
             </w:rPr>
           </w:pPr>
           <w:r>
             <w:rPr>
-              <w:rFonts w:hint="eastAsia" w:ascii="宋体" w:hAnsi="宋体" w:eastAsia="宋体" w:cs="宋体"/>
+              <w:rFonts w:ascii="宋体" w:eastAsia="宋体" w:hAnsi="宋体" w:cs="宋体" w:hint="eastAsia"/>
               <w:sz w:val="24"/>
               <w:szCs w:val="24"/>
             </w:rPr>
@@ -2213,14 +2154,14 @@
         </w:p>
         <w:p>
           <w:pPr>
-            <w:pStyle w:val="16"/>
+            <w:pStyle w:val="TOC1"/>
             <w:tabs>
               <w:tab w:val="right" w:leader="dot" w:pos="8306"/>
             </w:tabs>
           </w:pPr>
           <w:r>
             <w:rPr>
-              <w:rFonts w:hint="eastAsia" w:ascii="宋体" w:hAnsi="宋体" w:eastAsia="宋体" w:cs="宋体"/>
+              <w:rFonts w:ascii="宋体" w:eastAsia="宋体" w:hAnsi="宋体" w:cs="宋体" w:hint="eastAsia"/>
               <w:sz w:val="24"/>
               <w:szCs w:val="24"/>
             </w:rPr>
@@ -2228,7 +2169,7 @@
           </w:r>
           <w:r>
             <w:rPr>
-              <w:rFonts w:hint="eastAsia" w:ascii="宋体" w:hAnsi="宋体" w:eastAsia="宋体" w:cs="宋体"/>
+              <w:rFonts w:ascii="宋体" w:eastAsia="宋体" w:hAnsi="宋体" w:cs="宋体" w:hint="eastAsia"/>
               <w:sz w:val="24"/>
               <w:szCs w:val="24"/>
             </w:rPr>
@@ -2236,7 +2177,7 @@
           </w:r>
           <w:r>
             <w:rPr>
-              <w:rFonts w:hint="eastAsia" w:ascii="宋体" w:hAnsi="宋体" w:eastAsia="宋体" w:cs="宋体"/>
+              <w:rFonts w:ascii="宋体" w:eastAsia="宋体" w:hAnsi="宋体" w:cs="宋体" w:hint="eastAsia"/>
               <w:sz w:val="24"/>
               <w:szCs w:val="24"/>
             </w:rPr>
@@ -2244,21 +2185,21 @@
           </w:r>
           <w:r>
             <w:rPr>
-              <w:rFonts w:hint="eastAsia" w:ascii="宋体" w:hAnsi="宋体" w:eastAsia="宋体" w:cs="宋体"/>
+              <w:rFonts w:ascii="宋体" w:eastAsia="宋体" w:hAnsi="宋体" w:cs="宋体" w:hint="eastAsia"/>
               <w:szCs w:val="24"/>
             </w:rPr>
             <w:fldChar w:fldCharType="begin"/>
           </w:r>
           <w:r>
             <w:rPr>
-              <w:rFonts w:hint="eastAsia" w:ascii="宋体" w:hAnsi="宋体" w:eastAsia="宋体" w:cs="宋体"/>
+              <w:rFonts w:ascii="宋体" w:eastAsia="宋体" w:hAnsi="宋体" w:cs="宋体" w:hint="eastAsia"/>
               <w:szCs w:val="24"/>
             </w:rPr>
             <w:instrText xml:space="preserve"> HYPERLINK \l _Toc7259 </w:instrText>
           </w:r>
           <w:r>
             <w:rPr>
-              <w:rFonts w:hint="eastAsia" w:ascii="宋体" w:hAnsi="宋体" w:eastAsia="宋体" w:cs="宋体"/>
+              <w:rFonts w:ascii="宋体" w:eastAsia="宋体" w:hAnsi="宋体" w:cs="宋体" w:hint="eastAsia"/>
               <w:szCs w:val="24"/>
             </w:rPr>
             <w:fldChar w:fldCharType="separate"/>
@@ -2290,7 +2231,7 @@
           </w:r>
           <w:r>
             <w:rPr>
-              <w:rFonts w:hint="eastAsia" w:ascii="宋体" w:hAnsi="宋体" w:eastAsia="宋体" w:cs="宋体"/>
+              <w:rFonts w:ascii="宋体" w:eastAsia="宋体" w:hAnsi="宋体" w:cs="宋体" w:hint="eastAsia"/>
               <w:szCs w:val="24"/>
             </w:rPr>
             <w:fldChar w:fldCharType="end"/>
@@ -2298,28 +2239,28 @@
         </w:p>
         <w:p>
           <w:pPr>
-            <w:pStyle w:val="16"/>
+            <w:pStyle w:val="TOC1"/>
             <w:tabs>
               <w:tab w:val="right" w:leader="dot" w:pos="8306"/>
             </w:tabs>
           </w:pPr>
           <w:r>
             <w:rPr>
-              <w:rFonts w:hint="eastAsia" w:ascii="宋体" w:hAnsi="宋体" w:eastAsia="宋体" w:cs="宋体"/>
+              <w:rFonts w:ascii="宋体" w:eastAsia="宋体" w:hAnsi="宋体" w:cs="宋体" w:hint="eastAsia"/>
               <w:szCs w:val="24"/>
             </w:rPr>
             <w:fldChar w:fldCharType="begin"/>
           </w:r>
           <w:r>
             <w:rPr>
-              <w:rFonts w:hint="eastAsia" w:ascii="宋体" w:hAnsi="宋体" w:eastAsia="宋体" w:cs="宋体"/>
+              <w:rFonts w:ascii="宋体" w:eastAsia="宋体" w:hAnsi="宋体" w:cs="宋体" w:hint="eastAsia"/>
               <w:szCs w:val="24"/>
             </w:rPr>
             <w:instrText xml:space="preserve"> HYPERLINK \l _Toc2199 </w:instrText>
           </w:r>
           <w:r>
             <w:rPr>
-              <w:rFonts w:hint="eastAsia" w:ascii="宋体" w:hAnsi="宋体" w:eastAsia="宋体" w:cs="宋体"/>
+              <w:rFonts w:ascii="宋体" w:eastAsia="宋体" w:hAnsi="宋体" w:cs="宋体" w:hint="eastAsia"/>
               <w:szCs w:val="24"/>
             </w:rPr>
             <w:fldChar w:fldCharType="separate"/>
@@ -2351,7 +2292,7 @@
           </w:r>
           <w:r>
             <w:rPr>
-              <w:rFonts w:hint="eastAsia" w:ascii="宋体" w:hAnsi="宋体" w:eastAsia="宋体" w:cs="宋体"/>
+              <w:rFonts w:ascii="宋体" w:eastAsia="宋体" w:hAnsi="宋体" w:cs="宋体" w:hint="eastAsia"/>
               <w:szCs w:val="24"/>
             </w:rPr>
             <w:fldChar w:fldCharType="end"/>
@@ -2359,28 +2300,28 @@
         </w:p>
         <w:p>
           <w:pPr>
-            <w:pStyle w:val="16"/>
+            <w:pStyle w:val="TOC1"/>
             <w:tabs>
               <w:tab w:val="right" w:leader="dot" w:pos="8306"/>
             </w:tabs>
           </w:pPr>
           <w:r>
             <w:rPr>
-              <w:rFonts w:hint="eastAsia" w:ascii="宋体" w:hAnsi="宋体" w:eastAsia="宋体" w:cs="宋体"/>
+              <w:rFonts w:ascii="宋体" w:eastAsia="宋体" w:hAnsi="宋体" w:cs="宋体" w:hint="eastAsia"/>
               <w:szCs w:val="24"/>
             </w:rPr>
             <w:fldChar w:fldCharType="begin"/>
           </w:r>
           <w:r>
             <w:rPr>
-              <w:rFonts w:hint="eastAsia" w:ascii="宋体" w:hAnsi="宋体" w:eastAsia="宋体" w:cs="宋体"/>
+              <w:rFonts w:ascii="宋体" w:eastAsia="宋体" w:hAnsi="宋体" w:cs="宋体" w:hint="eastAsia"/>
               <w:szCs w:val="24"/>
             </w:rPr>
             <w:instrText xml:space="preserve"> HYPERLINK \l _Toc14413 </w:instrText>
           </w:r>
           <w:r>
             <w:rPr>
-              <w:rFonts w:hint="eastAsia" w:ascii="宋体" w:hAnsi="宋体" w:eastAsia="宋体" w:cs="宋体"/>
+              <w:rFonts w:ascii="宋体" w:eastAsia="宋体" w:hAnsi="宋体" w:cs="宋体" w:hint="eastAsia"/>
               <w:szCs w:val="24"/>
             </w:rPr>
             <w:fldChar w:fldCharType="separate"/>
@@ -2419,7 +2360,7 @@
           </w:r>
           <w:r>
             <w:rPr>
-              <w:rFonts w:hint="eastAsia" w:ascii="宋体" w:hAnsi="宋体" w:eastAsia="宋体" w:cs="宋体"/>
+              <w:rFonts w:ascii="宋体" w:eastAsia="宋体" w:hAnsi="宋体" w:cs="宋体" w:hint="eastAsia"/>
               <w:szCs w:val="24"/>
             </w:rPr>
             <w:fldChar w:fldCharType="end"/>
@@ -2427,28 +2368,28 @@
         </w:p>
         <w:p>
           <w:pPr>
-            <w:pStyle w:val="17"/>
+            <w:pStyle w:val="TOC2"/>
             <w:tabs>
               <w:tab w:val="right" w:leader="dot" w:pos="8306"/>
             </w:tabs>
           </w:pPr>
           <w:r>
             <w:rPr>
-              <w:rFonts w:hint="eastAsia" w:ascii="宋体" w:hAnsi="宋体" w:eastAsia="宋体" w:cs="宋体"/>
+              <w:rFonts w:ascii="宋体" w:eastAsia="宋体" w:hAnsi="宋体" w:cs="宋体" w:hint="eastAsia"/>
               <w:szCs w:val="24"/>
             </w:rPr>
             <w:fldChar w:fldCharType="begin"/>
           </w:r>
           <w:r>
             <w:rPr>
-              <w:rFonts w:hint="eastAsia" w:ascii="宋体" w:hAnsi="宋体" w:eastAsia="宋体" w:cs="宋体"/>
+              <w:rFonts w:ascii="宋体" w:eastAsia="宋体" w:hAnsi="宋体" w:cs="宋体" w:hint="eastAsia"/>
               <w:szCs w:val="24"/>
             </w:rPr>
             <w:instrText xml:space="preserve"> HYPERLINK \l _Toc1568 </w:instrText>
           </w:r>
           <w:r>
             <w:rPr>
-              <w:rFonts w:hint="eastAsia" w:ascii="宋体" w:hAnsi="宋体" w:eastAsia="宋体" w:cs="宋体"/>
+              <w:rFonts w:ascii="宋体" w:eastAsia="宋体" w:hAnsi="宋体" w:cs="宋体" w:hint="eastAsia"/>
               <w:szCs w:val="24"/>
             </w:rPr>
             <w:fldChar w:fldCharType="separate"/>
@@ -2487,7 +2428,7 @@
           </w:r>
           <w:r>
             <w:rPr>
-              <w:rFonts w:hint="eastAsia" w:ascii="宋体" w:hAnsi="宋体" w:eastAsia="宋体" w:cs="宋体"/>
+              <w:rFonts w:ascii="宋体" w:eastAsia="宋体" w:hAnsi="宋体" w:cs="宋体" w:hint="eastAsia"/>
               <w:szCs w:val="24"/>
             </w:rPr>
             <w:fldChar w:fldCharType="end"/>
@@ -2495,28 +2436,28 @@
         </w:p>
         <w:p>
           <w:pPr>
-            <w:pStyle w:val="17"/>
+            <w:pStyle w:val="TOC2"/>
             <w:tabs>
               <w:tab w:val="right" w:leader="dot" w:pos="8306"/>
             </w:tabs>
           </w:pPr>
           <w:r>
             <w:rPr>
-              <w:rFonts w:hint="eastAsia" w:ascii="宋体" w:hAnsi="宋体" w:eastAsia="宋体" w:cs="宋体"/>
+              <w:rFonts w:ascii="宋体" w:eastAsia="宋体" w:hAnsi="宋体" w:cs="宋体" w:hint="eastAsia"/>
               <w:szCs w:val="24"/>
             </w:rPr>
             <w:fldChar w:fldCharType="begin"/>
           </w:r>
           <w:r>
             <w:rPr>
-              <w:rFonts w:hint="eastAsia" w:ascii="宋体" w:hAnsi="宋体" w:eastAsia="宋体" w:cs="宋体"/>
+              <w:rFonts w:ascii="宋体" w:eastAsia="宋体" w:hAnsi="宋体" w:cs="宋体" w:hint="eastAsia"/>
               <w:szCs w:val="24"/>
             </w:rPr>
             <w:instrText xml:space="preserve"> HYPERLINK \l _Toc5942 </w:instrText>
           </w:r>
           <w:r>
             <w:rPr>
-              <w:rFonts w:hint="eastAsia" w:ascii="宋体" w:hAnsi="宋体" w:eastAsia="宋体" w:cs="宋体"/>
+              <w:rFonts w:ascii="宋体" w:eastAsia="宋体" w:hAnsi="宋体" w:cs="宋体" w:hint="eastAsia"/>
               <w:szCs w:val="24"/>
             </w:rPr>
             <w:fldChar w:fldCharType="separate"/>
@@ -2555,7 +2496,7 @@
           </w:r>
           <w:r>
             <w:rPr>
-              <w:rFonts w:hint="eastAsia" w:ascii="宋体" w:hAnsi="宋体" w:eastAsia="宋体" w:cs="宋体"/>
+              <w:rFonts w:ascii="宋体" w:eastAsia="宋体" w:hAnsi="宋体" w:cs="宋体" w:hint="eastAsia"/>
               <w:szCs w:val="24"/>
             </w:rPr>
             <w:fldChar w:fldCharType="end"/>
@@ -2563,28 +2504,28 @@
         </w:p>
         <w:p>
           <w:pPr>
-            <w:pStyle w:val="17"/>
+            <w:pStyle w:val="TOC2"/>
             <w:tabs>
               <w:tab w:val="right" w:leader="dot" w:pos="8306"/>
             </w:tabs>
           </w:pPr>
           <w:r>
             <w:rPr>
-              <w:rFonts w:hint="eastAsia" w:ascii="宋体" w:hAnsi="宋体" w:eastAsia="宋体" w:cs="宋体"/>
+              <w:rFonts w:ascii="宋体" w:eastAsia="宋体" w:hAnsi="宋体" w:cs="宋体" w:hint="eastAsia"/>
               <w:szCs w:val="24"/>
             </w:rPr>
             <w:fldChar w:fldCharType="begin"/>
           </w:r>
           <w:r>
             <w:rPr>
-              <w:rFonts w:hint="eastAsia" w:ascii="宋体" w:hAnsi="宋体" w:eastAsia="宋体" w:cs="宋体"/>
+              <w:rFonts w:ascii="宋体" w:eastAsia="宋体" w:hAnsi="宋体" w:cs="宋体" w:hint="eastAsia"/>
               <w:szCs w:val="24"/>
             </w:rPr>
             <w:instrText xml:space="preserve"> HYPERLINK \l _Toc32759 </w:instrText>
           </w:r>
           <w:r>
             <w:rPr>
-              <w:rFonts w:hint="eastAsia" w:ascii="宋体" w:hAnsi="宋体" w:eastAsia="宋体" w:cs="宋体"/>
+              <w:rFonts w:ascii="宋体" w:eastAsia="宋体" w:hAnsi="宋体" w:cs="宋体" w:hint="eastAsia"/>
               <w:szCs w:val="24"/>
             </w:rPr>
             <w:fldChar w:fldCharType="separate"/>
@@ -2623,7 +2564,7 @@
           </w:r>
           <w:r>
             <w:rPr>
-              <w:rFonts w:hint="eastAsia" w:ascii="宋体" w:hAnsi="宋体" w:eastAsia="宋体" w:cs="宋体"/>
+              <w:rFonts w:ascii="宋体" w:eastAsia="宋体" w:hAnsi="宋体" w:cs="宋体" w:hint="eastAsia"/>
               <w:szCs w:val="24"/>
             </w:rPr>
             <w:fldChar w:fldCharType="end"/>
@@ -2631,28 +2572,28 @@
         </w:p>
         <w:p>
           <w:pPr>
-            <w:pStyle w:val="16"/>
+            <w:pStyle w:val="TOC1"/>
             <w:tabs>
               <w:tab w:val="right" w:leader="dot" w:pos="8306"/>
             </w:tabs>
           </w:pPr>
           <w:r>
             <w:rPr>
-              <w:rFonts w:hint="eastAsia" w:ascii="宋体" w:hAnsi="宋体" w:eastAsia="宋体" w:cs="宋体"/>
+              <w:rFonts w:ascii="宋体" w:eastAsia="宋体" w:hAnsi="宋体" w:cs="宋体" w:hint="eastAsia"/>
               <w:szCs w:val="24"/>
             </w:rPr>
             <w:fldChar w:fldCharType="begin"/>
           </w:r>
           <w:r>
             <w:rPr>
-              <w:rFonts w:hint="eastAsia" w:ascii="宋体" w:hAnsi="宋体" w:eastAsia="宋体" w:cs="宋体"/>
+              <w:rFonts w:ascii="宋体" w:eastAsia="宋体" w:hAnsi="宋体" w:cs="宋体" w:hint="eastAsia"/>
               <w:szCs w:val="24"/>
             </w:rPr>
             <w:instrText xml:space="preserve"> HYPERLINK \l _Toc3740 </w:instrText>
           </w:r>
           <w:r>
             <w:rPr>
-              <w:rFonts w:hint="eastAsia" w:ascii="宋体" w:hAnsi="宋体" w:eastAsia="宋体" w:cs="宋体"/>
+              <w:rFonts w:ascii="宋体" w:eastAsia="宋体" w:hAnsi="宋体" w:cs="宋体" w:hint="eastAsia"/>
               <w:szCs w:val="24"/>
             </w:rPr>
             <w:fldChar w:fldCharType="separate"/>
@@ -2691,7 +2632,7 @@
           </w:r>
           <w:r>
             <w:rPr>
-              <w:rFonts w:hint="eastAsia" w:ascii="宋体" w:hAnsi="宋体" w:eastAsia="宋体" w:cs="宋体"/>
+              <w:rFonts w:ascii="宋体" w:eastAsia="宋体" w:hAnsi="宋体" w:cs="宋体" w:hint="eastAsia"/>
               <w:szCs w:val="24"/>
             </w:rPr>
             <w:fldChar w:fldCharType="end"/>
@@ -2699,28 +2640,28 @@
         </w:p>
         <w:p>
           <w:pPr>
-            <w:pStyle w:val="17"/>
+            <w:pStyle w:val="TOC2"/>
             <w:tabs>
               <w:tab w:val="right" w:leader="dot" w:pos="8306"/>
             </w:tabs>
           </w:pPr>
           <w:r>
             <w:rPr>
-              <w:rFonts w:hint="eastAsia" w:ascii="宋体" w:hAnsi="宋体" w:eastAsia="宋体" w:cs="宋体"/>
+              <w:rFonts w:ascii="宋体" w:eastAsia="宋体" w:hAnsi="宋体" w:cs="宋体" w:hint="eastAsia"/>
               <w:szCs w:val="24"/>
             </w:rPr>
             <w:fldChar w:fldCharType="begin"/>
           </w:r>
           <w:r>
             <w:rPr>
-              <w:rFonts w:hint="eastAsia" w:ascii="宋体" w:hAnsi="宋体" w:eastAsia="宋体" w:cs="宋体"/>
+              <w:rFonts w:ascii="宋体" w:eastAsia="宋体" w:hAnsi="宋体" w:cs="宋体" w:hint="eastAsia"/>
               <w:szCs w:val="24"/>
             </w:rPr>
             <w:instrText xml:space="preserve"> HYPERLINK \l _Toc28963 </w:instrText>
           </w:r>
           <w:r>
             <w:rPr>
-              <w:rFonts w:hint="eastAsia" w:ascii="宋体" w:hAnsi="宋体" w:eastAsia="宋体" w:cs="宋体"/>
+              <w:rFonts w:ascii="宋体" w:eastAsia="宋体" w:hAnsi="宋体" w:cs="宋体" w:hint="eastAsia"/>
               <w:szCs w:val="24"/>
             </w:rPr>
             <w:fldChar w:fldCharType="separate"/>
@@ -2759,7 +2700,7 @@
           </w:r>
           <w:r>
             <w:rPr>
-              <w:rFonts w:hint="eastAsia" w:ascii="宋体" w:hAnsi="宋体" w:eastAsia="宋体" w:cs="宋体"/>
+              <w:rFonts w:ascii="宋体" w:eastAsia="宋体" w:hAnsi="宋体" w:cs="宋体" w:hint="eastAsia"/>
               <w:szCs w:val="24"/>
             </w:rPr>
             <w:fldChar w:fldCharType="end"/>
@@ -2767,28 +2708,28 @@
         </w:p>
         <w:p>
           <w:pPr>
-            <w:pStyle w:val="17"/>
+            <w:pStyle w:val="TOC2"/>
             <w:tabs>
               <w:tab w:val="right" w:leader="dot" w:pos="8306"/>
             </w:tabs>
           </w:pPr>
           <w:r>
             <w:rPr>
-              <w:rFonts w:hint="eastAsia" w:ascii="宋体" w:hAnsi="宋体" w:eastAsia="宋体" w:cs="宋体"/>
+              <w:rFonts w:ascii="宋体" w:eastAsia="宋体" w:hAnsi="宋体" w:cs="宋体" w:hint="eastAsia"/>
               <w:szCs w:val="24"/>
             </w:rPr>
             <w:fldChar w:fldCharType="begin"/>
           </w:r>
           <w:r>
             <w:rPr>
-              <w:rFonts w:hint="eastAsia" w:ascii="宋体" w:hAnsi="宋体" w:eastAsia="宋体" w:cs="宋体"/>
+              <w:rFonts w:ascii="宋体" w:eastAsia="宋体" w:hAnsi="宋体" w:cs="宋体" w:hint="eastAsia"/>
               <w:szCs w:val="24"/>
             </w:rPr>
             <w:instrText xml:space="preserve"> HYPERLINK \l _Toc8858 </w:instrText>
           </w:r>
           <w:r>
             <w:rPr>
-              <w:rFonts w:hint="eastAsia" w:ascii="宋体" w:hAnsi="宋体" w:eastAsia="宋体" w:cs="宋体"/>
+              <w:rFonts w:ascii="宋体" w:eastAsia="宋体" w:hAnsi="宋体" w:cs="宋体" w:hint="eastAsia"/>
               <w:szCs w:val="24"/>
             </w:rPr>
             <w:fldChar w:fldCharType="separate"/>
@@ -2827,7 +2768,7 @@
           </w:r>
           <w:r>
             <w:rPr>
-              <w:rFonts w:hint="eastAsia" w:ascii="宋体" w:hAnsi="宋体" w:eastAsia="宋体" w:cs="宋体"/>
+              <w:rFonts w:ascii="宋体" w:eastAsia="宋体" w:hAnsi="宋体" w:cs="宋体" w:hint="eastAsia"/>
               <w:szCs w:val="24"/>
             </w:rPr>
             <w:fldChar w:fldCharType="end"/>
@@ -2835,28 +2776,28 @@
         </w:p>
         <w:p>
           <w:pPr>
-            <w:pStyle w:val="16"/>
+            <w:pStyle w:val="TOC1"/>
             <w:tabs>
               <w:tab w:val="right" w:leader="dot" w:pos="8306"/>
             </w:tabs>
           </w:pPr>
           <w:r>
             <w:rPr>
-              <w:rFonts w:hint="eastAsia" w:ascii="宋体" w:hAnsi="宋体" w:eastAsia="宋体" w:cs="宋体"/>
+              <w:rFonts w:ascii="宋体" w:eastAsia="宋体" w:hAnsi="宋体" w:cs="宋体" w:hint="eastAsia"/>
               <w:szCs w:val="24"/>
             </w:rPr>
             <w:fldChar w:fldCharType="begin"/>
           </w:r>
           <w:r>
             <w:rPr>
-              <w:rFonts w:hint="eastAsia" w:ascii="宋体" w:hAnsi="宋体" w:eastAsia="宋体" w:cs="宋体"/>
+              <w:rFonts w:ascii="宋体" w:eastAsia="宋体" w:hAnsi="宋体" w:cs="宋体" w:hint="eastAsia"/>
               <w:szCs w:val="24"/>
             </w:rPr>
             <w:instrText xml:space="preserve"> HYPERLINK \l _Toc13757 </w:instrText>
           </w:r>
           <w:r>
             <w:rPr>
-              <w:rFonts w:hint="eastAsia" w:ascii="宋体" w:hAnsi="宋体" w:eastAsia="宋体" w:cs="宋体"/>
+              <w:rFonts w:ascii="宋体" w:eastAsia="宋体" w:hAnsi="宋体" w:cs="宋体" w:hint="eastAsia"/>
               <w:szCs w:val="24"/>
             </w:rPr>
             <w:fldChar w:fldCharType="separate"/>
@@ -2895,7 +2836,7 @@
           </w:r>
           <w:r>
             <w:rPr>
-              <w:rFonts w:hint="eastAsia" w:ascii="宋体" w:hAnsi="宋体" w:eastAsia="宋体" w:cs="宋体"/>
+              <w:rFonts w:ascii="宋体" w:eastAsia="宋体" w:hAnsi="宋体" w:cs="宋体" w:hint="eastAsia"/>
               <w:szCs w:val="24"/>
             </w:rPr>
             <w:fldChar w:fldCharType="end"/>
@@ -2903,28 +2844,28 @@
         </w:p>
         <w:p>
           <w:pPr>
-            <w:pStyle w:val="17"/>
+            <w:pStyle w:val="TOC2"/>
             <w:tabs>
               <w:tab w:val="right" w:leader="dot" w:pos="8306"/>
             </w:tabs>
           </w:pPr>
           <w:r>
             <w:rPr>
-              <w:rFonts w:hint="eastAsia" w:ascii="宋体" w:hAnsi="宋体" w:eastAsia="宋体" w:cs="宋体"/>
+              <w:rFonts w:ascii="宋体" w:eastAsia="宋体" w:hAnsi="宋体" w:cs="宋体" w:hint="eastAsia"/>
               <w:szCs w:val="24"/>
             </w:rPr>
             <w:fldChar w:fldCharType="begin"/>
           </w:r>
           <w:r>
             <w:rPr>
-              <w:rFonts w:hint="eastAsia" w:ascii="宋体" w:hAnsi="宋体" w:eastAsia="宋体" w:cs="宋体"/>
+              <w:rFonts w:ascii="宋体" w:eastAsia="宋体" w:hAnsi="宋体" w:cs="宋体" w:hint="eastAsia"/>
               <w:szCs w:val="24"/>
             </w:rPr>
             <w:instrText xml:space="preserve"> HYPERLINK \l _Toc11689 </w:instrText>
           </w:r>
           <w:r>
             <w:rPr>
-              <w:rFonts w:hint="eastAsia" w:ascii="宋体" w:hAnsi="宋体" w:eastAsia="宋体" w:cs="宋体"/>
+              <w:rFonts w:ascii="宋体" w:eastAsia="宋体" w:hAnsi="宋体" w:cs="宋体" w:hint="eastAsia"/>
               <w:szCs w:val="24"/>
             </w:rPr>
             <w:fldChar w:fldCharType="separate"/>
@@ -2963,7 +2904,7 @@
           </w:r>
           <w:r>
             <w:rPr>
-              <w:rFonts w:hint="eastAsia" w:ascii="宋体" w:hAnsi="宋体" w:eastAsia="宋体" w:cs="宋体"/>
+              <w:rFonts w:ascii="宋体" w:eastAsia="宋体" w:hAnsi="宋体" w:cs="宋体" w:hint="eastAsia"/>
               <w:szCs w:val="24"/>
             </w:rPr>
             <w:fldChar w:fldCharType="end"/>
@@ -2971,28 +2912,28 @@
         </w:p>
         <w:p>
           <w:pPr>
-            <w:pStyle w:val="17"/>
+            <w:pStyle w:val="TOC2"/>
             <w:tabs>
               <w:tab w:val="right" w:leader="dot" w:pos="8306"/>
             </w:tabs>
           </w:pPr>
           <w:r>
             <w:rPr>
-              <w:rFonts w:hint="eastAsia" w:ascii="宋体" w:hAnsi="宋体" w:eastAsia="宋体" w:cs="宋体"/>
+              <w:rFonts w:ascii="宋体" w:eastAsia="宋体" w:hAnsi="宋体" w:cs="宋体" w:hint="eastAsia"/>
               <w:szCs w:val="24"/>
             </w:rPr>
             <w:fldChar w:fldCharType="begin"/>
           </w:r>
           <w:r>
             <w:rPr>
-              <w:rFonts w:hint="eastAsia" w:ascii="宋体" w:hAnsi="宋体" w:eastAsia="宋体" w:cs="宋体"/>
+              <w:rFonts w:ascii="宋体" w:eastAsia="宋体" w:hAnsi="宋体" w:cs="宋体" w:hint="eastAsia"/>
               <w:szCs w:val="24"/>
             </w:rPr>
             <w:instrText xml:space="preserve"> HYPERLINK \l _Toc31257 </w:instrText>
           </w:r>
           <w:r>
             <w:rPr>
-              <w:rFonts w:hint="eastAsia" w:ascii="宋体" w:hAnsi="宋体" w:eastAsia="宋体" w:cs="宋体"/>
+              <w:rFonts w:ascii="宋体" w:eastAsia="宋体" w:hAnsi="宋体" w:cs="宋体" w:hint="eastAsia"/>
               <w:szCs w:val="24"/>
             </w:rPr>
             <w:fldChar w:fldCharType="separate"/>
@@ -3031,7 +2972,7 @@
           </w:r>
           <w:r>
             <w:rPr>
-              <w:rFonts w:hint="eastAsia" w:ascii="宋体" w:hAnsi="宋体" w:eastAsia="宋体" w:cs="宋体"/>
+              <w:rFonts w:ascii="宋体" w:eastAsia="宋体" w:hAnsi="宋体" w:cs="宋体" w:hint="eastAsia"/>
               <w:szCs w:val="24"/>
             </w:rPr>
             <w:fldChar w:fldCharType="end"/>
@@ -3039,28 +2980,28 @@
         </w:p>
         <w:p>
           <w:pPr>
-            <w:pStyle w:val="17"/>
+            <w:pStyle w:val="TOC2"/>
             <w:tabs>
               <w:tab w:val="right" w:leader="dot" w:pos="8306"/>
             </w:tabs>
           </w:pPr>
           <w:r>
             <w:rPr>
-              <w:rFonts w:hint="eastAsia" w:ascii="宋体" w:hAnsi="宋体" w:eastAsia="宋体" w:cs="宋体"/>
+              <w:rFonts w:ascii="宋体" w:eastAsia="宋体" w:hAnsi="宋体" w:cs="宋体" w:hint="eastAsia"/>
               <w:szCs w:val="24"/>
             </w:rPr>
             <w:fldChar w:fldCharType="begin"/>
           </w:r>
           <w:r>
             <w:rPr>
-              <w:rFonts w:hint="eastAsia" w:ascii="宋体" w:hAnsi="宋体" w:eastAsia="宋体" w:cs="宋体"/>
+              <w:rFonts w:ascii="宋体" w:eastAsia="宋体" w:hAnsi="宋体" w:cs="宋体" w:hint="eastAsia"/>
               <w:szCs w:val="24"/>
             </w:rPr>
             <w:instrText xml:space="preserve"> HYPERLINK \l _Toc24481 </w:instrText>
           </w:r>
           <w:r>
             <w:rPr>
-              <w:rFonts w:hint="eastAsia" w:ascii="宋体" w:hAnsi="宋体" w:eastAsia="宋体" w:cs="宋体"/>
+              <w:rFonts w:ascii="宋体" w:eastAsia="宋体" w:hAnsi="宋体" w:cs="宋体" w:hint="eastAsia"/>
               <w:szCs w:val="24"/>
             </w:rPr>
             <w:fldChar w:fldCharType="separate"/>
@@ -3099,7 +3040,7 @@
           </w:r>
           <w:r>
             <w:rPr>
-              <w:rFonts w:hint="eastAsia" w:ascii="宋体" w:hAnsi="宋体" w:eastAsia="宋体" w:cs="宋体"/>
+              <w:rFonts w:ascii="宋体" w:eastAsia="宋体" w:hAnsi="宋体" w:cs="宋体" w:hint="eastAsia"/>
               <w:szCs w:val="24"/>
             </w:rPr>
             <w:fldChar w:fldCharType="end"/>
@@ -3107,28 +3048,28 @@
         </w:p>
         <w:p>
           <w:pPr>
-            <w:pStyle w:val="16"/>
+            <w:pStyle w:val="TOC1"/>
             <w:tabs>
               <w:tab w:val="right" w:leader="dot" w:pos="8306"/>
             </w:tabs>
           </w:pPr>
           <w:r>
             <w:rPr>
-              <w:rFonts w:hint="eastAsia" w:ascii="宋体" w:hAnsi="宋体" w:eastAsia="宋体" w:cs="宋体"/>
+              <w:rFonts w:ascii="宋体" w:eastAsia="宋体" w:hAnsi="宋体" w:cs="宋体" w:hint="eastAsia"/>
               <w:szCs w:val="24"/>
             </w:rPr>
             <w:fldChar w:fldCharType="begin"/>
           </w:r>
           <w:r>
             <w:rPr>
-              <w:rFonts w:hint="eastAsia" w:ascii="宋体" w:hAnsi="宋体" w:eastAsia="宋体" w:cs="宋体"/>
+              <w:rFonts w:ascii="宋体" w:eastAsia="宋体" w:hAnsi="宋体" w:cs="宋体" w:hint="eastAsia"/>
               <w:szCs w:val="24"/>
             </w:rPr>
             <w:instrText xml:space="preserve"> HYPERLINK \l _Toc22581 </w:instrText>
           </w:r>
           <w:r>
             <w:rPr>
-              <w:rFonts w:hint="eastAsia" w:ascii="宋体" w:hAnsi="宋体" w:eastAsia="宋体" w:cs="宋体"/>
+              <w:rFonts w:ascii="宋体" w:eastAsia="宋体" w:hAnsi="宋体" w:cs="宋体" w:hint="eastAsia"/>
               <w:szCs w:val="24"/>
             </w:rPr>
             <w:fldChar w:fldCharType="separate"/>
@@ -3167,7 +3108,7 @@
           </w:r>
           <w:r>
             <w:rPr>
-              <w:rFonts w:hint="eastAsia" w:ascii="宋体" w:hAnsi="宋体" w:eastAsia="宋体" w:cs="宋体"/>
+              <w:rFonts w:ascii="宋体" w:eastAsia="宋体" w:hAnsi="宋体" w:cs="宋体" w:hint="eastAsia"/>
               <w:szCs w:val="24"/>
             </w:rPr>
             <w:fldChar w:fldCharType="end"/>
@@ -3175,28 +3116,28 @@
         </w:p>
         <w:p>
           <w:pPr>
-            <w:pStyle w:val="17"/>
+            <w:pStyle w:val="TOC2"/>
             <w:tabs>
               <w:tab w:val="right" w:leader="dot" w:pos="8306"/>
             </w:tabs>
           </w:pPr>
           <w:r>
             <w:rPr>
-              <w:rFonts w:hint="eastAsia" w:ascii="宋体" w:hAnsi="宋体" w:eastAsia="宋体" w:cs="宋体"/>
+              <w:rFonts w:ascii="宋体" w:eastAsia="宋体" w:hAnsi="宋体" w:cs="宋体" w:hint="eastAsia"/>
               <w:szCs w:val="24"/>
             </w:rPr>
             <w:fldChar w:fldCharType="begin"/>
           </w:r>
           <w:r>
             <w:rPr>
-              <w:rFonts w:hint="eastAsia" w:ascii="宋体" w:hAnsi="宋体" w:eastAsia="宋体" w:cs="宋体"/>
+              <w:rFonts w:ascii="宋体" w:eastAsia="宋体" w:hAnsi="宋体" w:cs="宋体" w:hint="eastAsia"/>
               <w:szCs w:val="24"/>
             </w:rPr>
             <w:instrText xml:space="preserve"> HYPERLINK \l _Toc5605 </w:instrText>
           </w:r>
           <w:r>
             <w:rPr>
-              <w:rFonts w:hint="eastAsia" w:ascii="宋体" w:hAnsi="宋体" w:eastAsia="宋体" w:cs="宋体"/>
+              <w:rFonts w:ascii="宋体" w:eastAsia="宋体" w:hAnsi="宋体" w:cs="宋体" w:hint="eastAsia"/>
               <w:szCs w:val="24"/>
             </w:rPr>
             <w:fldChar w:fldCharType="separate"/>
@@ -3235,7 +3176,7 @@
           </w:r>
           <w:r>
             <w:rPr>
-              <w:rFonts w:hint="eastAsia" w:ascii="宋体" w:hAnsi="宋体" w:eastAsia="宋体" w:cs="宋体"/>
+              <w:rFonts w:ascii="宋体" w:eastAsia="宋体" w:hAnsi="宋体" w:cs="宋体" w:hint="eastAsia"/>
               <w:szCs w:val="24"/>
             </w:rPr>
             <w:fldChar w:fldCharType="end"/>
@@ -3243,28 +3184,28 @@
         </w:p>
         <w:p>
           <w:pPr>
-            <w:pStyle w:val="17"/>
+            <w:pStyle w:val="TOC2"/>
             <w:tabs>
               <w:tab w:val="right" w:leader="dot" w:pos="8306"/>
             </w:tabs>
           </w:pPr>
           <w:r>
             <w:rPr>
-              <w:rFonts w:hint="eastAsia" w:ascii="宋体" w:hAnsi="宋体" w:eastAsia="宋体" w:cs="宋体"/>
+              <w:rFonts w:ascii="宋体" w:eastAsia="宋体" w:hAnsi="宋体" w:cs="宋体" w:hint="eastAsia"/>
               <w:szCs w:val="24"/>
             </w:rPr>
             <w:fldChar w:fldCharType="begin"/>
           </w:r>
           <w:r>
             <w:rPr>
-              <w:rFonts w:hint="eastAsia" w:ascii="宋体" w:hAnsi="宋体" w:eastAsia="宋体" w:cs="宋体"/>
+              <w:rFonts w:ascii="宋体" w:eastAsia="宋体" w:hAnsi="宋体" w:cs="宋体" w:hint="eastAsia"/>
               <w:szCs w:val="24"/>
             </w:rPr>
             <w:instrText xml:space="preserve"> HYPERLINK \l _Toc15808 </w:instrText>
           </w:r>
           <w:r>
             <w:rPr>
-              <w:rFonts w:hint="eastAsia" w:ascii="宋体" w:hAnsi="宋体" w:eastAsia="宋体" w:cs="宋体"/>
+              <w:rFonts w:ascii="宋体" w:eastAsia="宋体" w:hAnsi="宋体" w:cs="宋体" w:hint="eastAsia"/>
               <w:szCs w:val="24"/>
             </w:rPr>
             <w:fldChar w:fldCharType="separate"/>
@@ -3303,7 +3244,7 @@
           </w:r>
           <w:r>
             <w:rPr>
-              <w:rFonts w:hint="eastAsia" w:ascii="宋体" w:hAnsi="宋体" w:eastAsia="宋体" w:cs="宋体"/>
+              <w:rFonts w:ascii="宋体" w:eastAsia="宋体" w:hAnsi="宋体" w:cs="宋体" w:hint="eastAsia"/>
               <w:szCs w:val="24"/>
             </w:rPr>
             <w:fldChar w:fldCharType="end"/>
@@ -3311,28 +3252,28 @@
         </w:p>
         <w:p>
           <w:pPr>
-            <w:pStyle w:val="16"/>
+            <w:pStyle w:val="TOC1"/>
             <w:tabs>
               <w:tab w:val="right" w:leader="dot" w:pos="8306"/>
             </w:tabs>
           </w:pPr>
           <w:r>
             <w:rPr>
-              <w:rFonts w:hint="eastAsia" w:ascii="宋体" w:hAnsi="宋体" w:eastAsia="宋体" w:cs="宋体"/>
+              <w:rFonts w:ascii="宋体" w:eastAsia="宋体" w:hAnsi="宋体" w:cs="宋体" w:hint="eastAsia"/>
               <w:szCs w:val="24"/>
             </w:rPr>
             <w:fldChar w:fldCharType="begin"/>
           </w:r>
           <w:r>
             <w:rPr>
-              <w:rFonts w:hint="eastAsia" w:ascii="宋体" w:hAnsi="宋体" w:eastAsia="宋体" w:cs="宋体"/>
+              <w:rFonts w:ascii="宋体" w:eastAsia="宋体" w:hAnsi="宋体" w:cs="宋体" w:hint="eastAsia"/>
               <w:szCs w:val="24"/>
             </w:rPr>
             <w:instrText xml:space="preserve"> HYPERLINK \l _Toc24027 </w:instrText>
           </w:r>
           <w:r>
             <w:rPr>
-              <w:rFonts w:hint="eastAsia" w:ascii="宋体" w:hAnsi="宋体" w:eastAsia="宋体" w:cs="宋体"/>
+              <w:rFonts w:ascii="宋体" w:eastAsia="宋体" w:hAnsi="宋体" w:cs="宋体" w:hint="eastAsia"/>
               <w:szCs w:val="24"/>
             </w:rPr>
             <w:fldChar w:fldCharType="separate"/>
@@ -3371,7 +3312,7 @@
           </w:r>
           <w:r>
             <w:rPr>
-              <w:rFonts w:hint="eastAsia" w:ascii="宋体" w:hAnsi="宋体" w:eastAsia="宋体" w:cs="宋体"/>
+              <w:rFonts w:ascii="宋体" w:eastAsia="宋体" w:hAnsi="宋体" w:cs="宋体" w:hint="eastAsia"/>
               <w:szCs w:val="24"/>
             </w:rPr>
             <w:fldChar w:fldCharType="end"/>
@@ -3379,28 +3320,28 @@
         </w:p>
         <w:p>
           <w:pPr>
-            <w:pStyle w:val="17"/>
+            <w:pStyle w:val="TOC2"/>
             <w:tabs>
               <w:tab w:val="right" w:leader="dot" w:pos="8306"/>
             </w:tabs>
           </w:pPr>
           <w:r>
             <w:rPr>
-              <w:rFonts w:hint="eastAsia" w:ascii="宋体" w:hAnsi="宋体" w:eastAsia="宋体" w:cs="宋体"/>
+              <w:rFonts w:ascii="宋体" w:eastAsia="宋体" w:hAnsi="宋体" w:cs="宋体" w:hint="eastAsia"/>
               <w:szCs w:val="24"/>
             </w:rPr>
             <w:fldChar w:fldCharType="begin"/>
           </w:r>
           <w:r>
             <w:rPr>
-              <w:rFonts w:hint="eastAsia" w:ascii="宋体" w:hAnsi="宋体" w:eastAsia="宋体" w:cs="宋体"/>
+              <w:rFonts w:ascii="宋体" w:eastAsia="宋体" w:hAnsi="宋体" w:cs="宋体" w:hint="eastAsia"/>
               <w:szCs w:val="24"/>
             </w:rPr>
             <w:instrText xml:space="preserve"> HYPERLINK \l _Toc18230 </w:instrText>
           </w:r>
           <w:r>
             <w:rPr>
-              <w:rFonts w:hint="eastAsia" w:ascii="宋体" w:hAnsi="宋体" w:eastAsia="宋体" w:cs="宋体"/>
+              <w:rFonts w:ascii="宋体" w:eastAsia="宋体" w:hAnsi="宋体" w:cs="宋体" w:hint="eastAsia"/>
               <w:szCs w:val="24"/>
             </w:rPr>
             <w:fldChar w:fldCharType="separate"/>
@@ -3439,7 +3380,7 @@
           </w:r>
           <w:r>
             <w:rPr>
-              <w:rFonts w:hint="eastAsia" w:ascii="宋体" w:hAnsi="宋体" w:eastAsia="宋体" w:cs="宋体"/>
+              <w:rFonts w:ascii="宋体" w:eastAsia="宋体" w:hAnsi="宋体" w:cs="宋体" w:hint="eastAsia"/>
               <w:szCs w:val="24"/>
             </w:rPr>
             <w:fldChar w:fldCharType="end"/>
@@ -3447,28 +3388,28 @@
         </w:p>
         <w:p>
           <w:pPr>
-            <w:pStyle w:val="17"/>
+            <w:pStyle w:val="TOC2"/>
             <w:tabs>
               <w:tab w:val="right" w:leader="dot" w:pos="8306"/>
             </w:tabs>
           </w:pPr>
           <w:r>
             <w:rPr>
-              <w:rFonts w:hint="eastAsia" w:ascii="宋体" w:hAnsi="宋体" w:eastAsia="宋体" w:cs="宋体"/>
+              <w:rFonts w:ascii="宋体" w:eastAsia="宋体" w:hAnsi="宋体" w:cs="宋体" w:hint="eastAsia"/>
               <w:szCs w:val="24"/>
             </w:rPr>
             <w:fldChar w:fldCharType="begin"/>
           </w:r>
           <w:r>
             <w:rPr>
-              <w:rFonts w:hint="eastAsia" w:ascii="宋体" w:hAnsi="宋体" w:eastAsia="宋体" w:cs="宋体"/>
+              <w:rFonts w:ascii="宋体" w:eastAsia="宋体" w:hAnsi="宋体" w:cs="宋体" w:hint="eastAsia"/>
               <w:szCs w:val="24"/>
             </w:rPr>
             <w:instrText xml:space="preserve"> HYPERLINK \l _Toc15381 </w:instrText>
           </w:r>
           <w:r>
             <w:rPr>
-              <w:rFonts w:hint="eastAsia" w:ascii="宋体" w:hAnsi="宋体" w:eastAsia="宋体" w:cs="宋体"/>
+              <w:rFonts w:ascii="宋体" w:eastAsia="宋体" w:hAnsi="宋体" w:cs="宋体" w:hint="eastAsia"/>
               <w:szCs w:val="24"/>
             </w:rPr>
             <w:fldChar w:fldCharType="separate"/>
@@ -3507,7 +3448,7 @@
           </w:r>
           <w:r>
             <w:rPr>
-              <w:rFonts w:hint="eastAsia" w:ascii="宋体" w:hAnsi="宋体" w:eastAsia="宋体" w:cs="宋体"/>
+              <w:rFonts w:ascii="宋体" w:eastAsia="宋体" w:hAnsi="宋体" w:cs="宋体" w:hint="eastAsia"/>
               <w:szCs w:val="24"/>
             </w:rPr>
             <w:fldChar w:fldCharType="end"/>
@@ -3515,28 +3456,28 @@
         </w:p>
         <w:p>
           <w:pPr>
-            <w:pStyle w:val="16"/>
+            <w:pStyle w:val="TOC1"/>
             <w:tabs>
               <w:tab w:val="right" w:leader="dot" w:pos="8306"/>
             </w:tabs>
           </w:pPr>
           <w:r>
             <w:rPr>
-              <w:rFonts w:hint="eastAsia" w:ascii="宋体" w:hAnsi="宋体" w:eastAsia="宋体" w:cs="宋体"/>
+              <w:rFonts w:ascii="宋体" w:eastAsia="宋体" w:hAnsi="宋体" w:cs="宋体" w:hint="eastAsia"/>
               <w:szCs w:val="24"/>
             </w:rPr>
             <w:fldChar w:fldCharType="begin"/>
           </w:r>
           <w:r>
             <w:rPr>
-              <w:rFonts w:hint="eastAsia" w:ascii="宋体" w:hAnsi="宋体" w:eastAsia="宋体" w:cs="宋体"/>
+              <w:rFonts w:ascii="宋体" w:eastAsia="宋体" w:hAnsi="宋体" w:cs="宋体" w:hint="eastAsia"/>
               <w:szCs w:val="24"/>
             </w:rPr>
             <w:instrText xml:space="preserve"> HYPERLINK \l _Toc24793 </w:instrText>
           </w:r>
           <w:r>
             <w:rPr>
-              <w:rFonts w:hint="eastAsia" w:ascii="宋体" w:hAnsi="宋体" w:eastAsia="宋体" w:cs="宋体"/>
+              <w:rFonts w:ascii="宋体" w:eastAsia="宋体" w:hAnsi="宋体" w:cs="宋体" w:hint="eastAsia"/>
               <w:szCs w:val="24"/>
             </w:rPr>
             <w:fldChar w:fldCharType="separate"/>
@@ -3575,7 +3516,7 @@
           </w:r>
           <w:r>
             <w:rPr>
-              <w:rFonts w:hint="eastAsia" w:ascii="宋体" w:hAnsi="宋体" w:eastAsia="宋体" w:cs="宋体"/>
+              <w:rFonts w:ascii="宋体" w:eastAsia="宋体" w:hAnsi="宋体" w:cs="宋体" w:hint="eastAsia"/>
               <w:szCs w:val="24"/>
             </w:rPr>
             <w:fldChar w:fldCharType="end"/>
@@ -3583,28 +3524,28 @@
         </w:p>
         <w:p>
           <w:pPr>
-            <w:pStyle w:val="16"/>
+            <w:pStyle w:val="TOC1"/>
             <w:tabs>
               <w:tab w:val="right" w:leader="dot" w:pos="8306"/>
             </w:tabs>
           </w:pPr>
           <w:r>
             <w:rPr>
-              <w:rFonts w:hint="eastAsia" w:ascii="宋体" w:hAnsi="宋体" w:eastAsia="宋体" w:cs="宋体"/>
+              <w:rFonts w:ascii="宋体" w:eastAsia="宋体" w:hAnsi="宋体" w:cs="宋体" w:hint="eastAsia"/>
               <w:szCs w:val="24"/>
             </w:rPr>
             <w:fldChar w:fldCharType="begin"/>
           </w:r>
           <w:r>
             <w:rPr>
-              <w:rFonts w:hint="eastAsia" w:ascii="宋体" w:hAnsi="宋体" w:eastAsia="宋体" w:cs="宋体"/>
+              <w:rFonts w:ascii="宋体" w:eastAsia="宋体" w:hAnsi="宋体" w:cs="宋体" w:hint="eastAsia"/>
               <w:szCs w:val="24"/>
             </w:rPr>
             <w:instrText xml:space="preserve"> HYPERLINK \l _Toc26074 </w:instrText>
           </w:r>
           <w:r>
             <w:rPr>
-              <w:rFonts w:hint="eastAsia" w:ascii="宋体" w:hAnsi="宋体" w:eastAsia="宋体" w:cs="宋体"/>
+              <w:rFonts w:ascii="宋体" w:eastAsia="宋体" w:hAnsi="宋体" w:cs="宋体" w:hint="eastAsia"/>
               <w:szCs w:val="24"/>
             </w:rPr>
             <w:fldChar w:fldCharType="separate"/>
@@ -3643,7 +3584,7 @@
           </w:r>
           <w:r>
             <w:rPr>
-              <w:rFonts w:hint="eastAsia" w:ascii="宋体" w:hAnsi="宋体" w:eastAsia="宋体" w:cs="宋体"/>
+              <w:rFonts w:ascii="宋体" w:eastAsia="宋体" w:hAnsi="宋体" w:cs="宋体" w:hint="eastAsia"/>
               <w:szCs w:val="24"/>
             </w:rPr>
             <w:fldChar w:fldCharType="end"/>
@@ -3666,7 +3607,7 @@
             <w:snapToGrid w:val="0"/>
             <w:textAlignment w:val="baseline"/>
             <w:rPr>
-              <w:rFonts w:hint="eastAsia" w:ascii="宋体" w:hAnsi="宋体" w:eastAsia="宋体" w:cs="宋体"/>
+              <w:rFonts w:ascii="宋体" w:eastAsia="宋体" w:hAnsi="宋体" w:cs="宋体" w:hint="eastAsia"/>
               <w:snapToGrid w:val="0"/>
               <w:color w:val="000000"/>
               <w:kern w:val="0"/>
@@ -3677,7 +3618,7 @@
           </w:pPr>
           <w:r>
             <w:rPr>
-              <w:rFonts w:hint="eastAsia" w:ascii="宋体" w:hAnsi="宋体" w:eastAsia="宋体" w:cs="宋体"/>
+              <w:rFonts w:ascii="宋体" w:eastAsia="宋体" w:hAnsi="宋体" w:cs="宋体" w:hint="eastAsia"/>
               <w:szCs w:val="24"/>
             </w:rPr>
             <w:fldChar w:fldCharType="end"/>
@@ -3702,7 +3643,7 @@
         <w:snapToGrid w:val="0"/>
         <w:textAlignment w:val="baseline"/>
         <w:rPr>
-          <w:rFonts w:ascii="Arial" w:hAnsi="Arial" w:eastAsia="Arial" w:cs="Arial"/>
+          <w:rFonts w:ascii="Arial" w:eastAsia="Arial" w:hAnsi="Arial" w:cs="Arial"/>
           <w:snapToGrid w:val="0"/>
           <w:color w:val="000000"/>
           <w:kern w:val="0"/>
@@ -3713,7 +3654,7 @@
       </w:pPr>
       <w:r>
         <w:rPr>
-          <w:rFonts w:ascii="Arial" w:hAnsi="Arial" w:eastAsia="Arial" w:cs="Arial"/>
+          <w:rFonts w:ascii="Arial" w:eastAsia="Arial" w:hAnsi="Arial" w:cs="Arial"/>
           <w:snapToGrid w:val="0"/>
           <w:color w:val="000000"/>
           <w:kern w:val="0"/>
@@ -3726,7 +3667,7 @@
     </w:p>
     <w:p>
       <w:pPr>
-        <w:pStyle w:val="28"/>
+        <w:pStyle w:val="1"/>
         <w:keepNext w:val="0"/>
         <w:keepLines w:val="0"/>
         <w:pageBreakBefore w:val="0"/>
@@ -3758,7 +3699,7 @@
     </w:p>
     <w:p>
       <w:pPr>
-        <w:pStyle w:val="30"/>
+        <w:pStyle w:val="2"/>
         <w:keepNext w:val="0"/>
         <w:keepLines w:val="0"/>
         <w:pageBreakBefore w:val="0"/>
@@ -3790,7 +3731,7 @@
     </w:p>
     <w:p>
       <w:pPr>
-        <w:pStyle w:val="29"/>
+        <w:pStyle w:val="a1"/>
         <w:keepNext w:val="0"/>
         <w:keepLines w:val="0"/>
         <w:pageBreakBefore w:val="0"/>
@@ -3822,8 +3763,8 @@
         </w:rPr>
         <w:t>为建立科学、公正的员工技能评价与职业发展体系，畅通专业技术人才发展通道，激励员工持续提升</w:t>
       </w:r>
-      <w:bookmarkStart w:id="21" w:name="_GoBack"/>
-      <w:bookmarkEnd w:id="21"/>
+      <w:bookmarkStart w:id="4" w:name="_GoBack"/>
+      <w:bookmarkEnd w:id="4"/>
       <w:r>
         <w:rPr>
           <w:rFonts w:hint="eastAsia"/>
@@ -3834,7 +3775,7 @@
     </w:p>
     <w:p>
       <w:pPr>
-        <w:pStyle w:val="30"/>
+        <w:pStyle w:val="2"/>
         <w:keepNext w:val="0"/>
         <w:keepLines w:val="0"/>
         <w:pageBreakBefore w:val="0"/>
@@ -3854,7 +3795,7 @@
           <w:lang w:val="en-US" w:eastAsia="zh-CN"/>
         </w:rPr>
       </w:pPr>
-      <w:bookmarkStart w:id="4" w:name="_Toc5942"/>
+      <w:bookmarkStart w:id="5" w:name="_Toc5942"/>
       <w:r>
         <w:rPr>
           <w:rFonts w:hint="eastAsia"/>
@@ -3862,11 +3803,11 @@
         </w:rPr>
         <w:t>适用范围</w:t>
       </w:r>
-      <w:bookmarkEnd w:id="4"/>
+      <w:bookmarkEnd w:id="5"/>
     </w:p>
     <w:p>
       <w:pPr>
-        <w:pStyle w:val="29"/>
+        <w:pStyle w:val="a1"/>
         <w:keepNext w:val="0"/>
         <w:keepLines w:val="0"/>
         <w:pageBreakBefore w:val="0"/>
@@ -3901,7 +3842,7 @@
     </w:p>
     <w:p>
       <w:pPr>
-        <w:pStyle w:val="30"/>
+        <w:pStyle w:val="2"/>
         <w:keepNext w:val="0"/>
         <w:keepLines w:val="0"/>
         <w:pageBreakBefore w:val="0"/>
@@ -3921,7 +3862,7 @@
           <w:lang w:val="en-US" w:eastAsia="zh-CN"/>
         </w:rPr>
       </w:pPr>
-      <w:bookmarkStart w:id="5" w:name="_Toc32759"/>
+      <w:bookmarkStart w:id="6" w:name="_Toc32759"/>
       <w:r>
         <w:rPr>
           <w:rFonts w:hint="eastAsia"/>
@@ -3929,11 +3870,11 @@
         </w:rPr>
         <w:t>原则</w:t>
       </w:r>
-      <w:bookmarkEnd w:id="5"/>
+      <w:bookmarkEnd w:id="6"/>
     </w:p>
     <w:p>
       <w:pPr>
-        <w:pStyle w:val="29"/>
+        <w:pStyle w:val="a1"/>
         <w:keepNext w:val="0"/>
         <w:keepLines w:val="0"/>
         <w:pageBreakBefore w:val="0"/>
@@ -3968,7 +3909,7 @@
     </w:p>
     <w:p>
       <w:pPr>
-        <w:pStyle w:val="29"/>
+        <w:pStyle w:val="a1"/>
         <w:keepNext w:val="0"/>
         <w:keepLines w:val="0"/>
         <w:pageBreakBefore w:val="0"/>
@@ -4003,7 +3944,7 @@
     </w:p>
     <w:p>
       <w:pPr>
-        <w:pStyle w:val="29"/>
+        <w:pStyle w:val="a1"/>
         <w:keepNext w:val="0"/>
         <w:keepLines w:val="0"/>
         <w:pageBreakBefore w:val="0"/>
@@ -4038,7 +3979,7 @@
     </w:p>
     <w:p>
       <w:pPr>
-        <w:pStyle w:val="29"/>
+        <w:pStyle w:val="a1"/>
         <w:keepNext w:val="0"/>
         <w:keepLines w:val="0"/>
         <w:pageBreakBefore w:val="0"/>
@@ -4073,7 +4014,7 @@
     </w:p>
     <w:p>
       <w:pPr>
-        <w:pStyle w:val="28"/>
+        <w:pStyle w:val="1"/>
         <w:keepNext w:val="0"/>
         <w:keepLines w:val="0"/>
         <w:pageBreakBefore w:val="0"/>
@@ -4093,7 +4034,7 @@
           <w:lang w:val="en-US" w:eastAsia="zh-CN"/>
         </w:rPr>
       </w:pPr>
-      <w:bookmarkStart w:id="6" w:name="_Toc3740"/>
+      <w:bookmarkStart w:id="7" w:name="_Toc3740"/>
       <w:r>
         <w:rPr>
           <w:rFonts w:hint="eastAsia"/>
@@ -4101,11 +4042,11 @@
         </w:rPr>
         <w:t>技能等级体系</w:t>
       </w:r>
-      <w:bookmarkEnd w:id="6"/>
+      <w:bookmarkEnd w:id="7"/>
     </w:p>
     <w:p>
       <w:pPr>
-        <w:pStyle w:val="30"/>
+        <w:pStyle w:val="2"/>
         <w:keepNext w:val="0"/>
         <w:keepLines w:val="0"/>
         <w:pageBreakBefore w:val="0"/>
@@ -4125,7 +4066,7 @@
           <w:lang w:val="en-US" w:eastAsia="zh-CN"/>
         </w:rPr>
       </w:pPr>
-      <w:bookmarkStart w:id="7" w:name="_Toc28963"/>
+      <w:bookmarkStart w:id="8" w:name="_Toc28963"/>
       <w:r>
         <w:rPr>
           <w:rFonts w:hint="eastAsia"/>
@@ -4133,11 +4074,11 @@
         </w:rPr>
         <w:t>专业序列划分</w:t>
       </w:r>
-      <w:bookmarkEnd w:id="7"/>
+      <w:bookmarkEnd w:id="8"/>
     </w:p>
     <w:p>
       <w:pPr>
-        <w:pStyle w:val="29"/>
+        <w:pStyle w:val="a1"/>
         <w:bidi w:val="0"/>
         <w:rPr>
           <w:rFonts w:hint="eastAsia"/>
@@ -4154,7 +4095,7 @@
     </w:p>
     <w:p>
       <w:pPr>
-        <w:pStyle w:val="29"/>
+        <w:pStyle w:val="a1"/>
         <w:keepNext w:val="0"/>
         <w:keepLines w:val="0"/>
         <w:pageBreakBefore w:val="0"/>
@@ -4172,7 +4113,7 @@
         <w:bidi w:val="0"/>
         <w:adjustRightInd w:val="0"/>
         <w:snapToGrid w:val="0"/>
-        <w:ind w:left="425" w:leftChars="0" w:hanging="425" w:firstLineChars="0"/>
+        <w:ind w:left="425" w:hanging="425" w:leftChars="0" w:firstLineChars="0"/>
         <w:textAlignment w:val="baseline"/>
         <w:rPr>
           <w:rFonts w:hint="eastAsia"/>
@@ -4189,7 +4130,7 @@
     </w:p>
     <w:p>
       <w:pPr>
-        <w:pStyle w:val="29"/>
+        <w:pStyle w:val="a1"/>
         <w:keepNext w:val="0"/>
         <w:keepLines w:val="0"/>
         <w:pageBreakBefore w:val="0"/>
@@ -4207,7 +4148,7 @@
         <w:bidi w:val="0"/>
         <w:adjustRightInd w:val="0"/>
         <w:snapToGrid w:val="0"/>
-        <w:ind w:left="425" w:leftChars="0" w:hanging="425" w:firstLineChars="0"/>
+        <w:ind w:left="425" w:hanging="425" w:leftChars="0" w:firstLineChars="0"/>
         <w:textAlignment w:val="baseline"/>
         <w:rPr>
           <w:rFonts w:hint="eastAsia"/>
@@ -4224,7 +4165,7 @@
     </w:p>
     <w:p>
       <w:pPr>
-        <w:pStyle w:val="30"/>
+        <w:pStyle w:val="2"/>
         <w:keepNext w:val="0"/>
         <w:keepLines w:val="0"/>
         <w:pageBreakBefore w:val="0"/>
@@ -4244,7 +4185,7 @@
           <w:lang w:val="en-US" w:eastAsia="zh-CN"/>
         </w:rPr>
       </w:pPr>
-      <w:bookmarkStart w:id="8" w:name="_Toc8858"/>
+      <w:bookmarkStart w:id="9" w:name="_Toc8858"/>
       <w:r>
         <w:rPr>
           <w:rFonts w:hint="eastAsia"/>
@@ -4252,11 +4193,11 @@
         </w:rPr>
         <w:t>技能等级定义</w:t>
       </w:r>
-      <w:bookmarkEnd w:id="8"/>
+      <w:bookmarkEnd w:id="9"/>
     </w:p>
     <w:p>
       <w:pPr>
-        <w:pStyle w:val="29"/>
+        <w:pStyle w:val="a1"/>
         <w:bidi w:val="0"/>
         <w:rPr>
           <w:rFonts w:hint="eastAsia"/>
@@ -4273,7 +4214,7 @@
     </w:p>
     <w:p>
       <w:pPr>
-        <w:pStyle w:val="29"/>
+        <w:pStyle w:val="a1"/>
         <w:keepNext w:val="0"/>
         <w:keepLines w:val="0"/>
         <w:pageBreakBefore w:val="0"/>
@@ -4291,7 +4232,7 @@
         <w:bidi w:val="0"/>
         <w:adjustRightInd w:val="0"/>
         <w:snapToGrid w:val="0"/>
-        <w:ind w:left="425" w:leftChars="0" w:hanging="425" w:firstLineChars="0"/>
+        <w:ind w:left="425" w:hanging="425" w:leftChars="0" w:firstLineChars="0"/>
         <w:textAlignment w:val="baseline"/>
         <w:rPr>
           <w:rFonts w:hint="eastAsia"/>
@@ -4308,7 +4249,7 @@
     </w:p>
     <w:p>
       <w:pPr>
-        <w:pStyle w:val="29"/>
+        <w:pStyle w:val="a1"/>
         <w:keepNext w:val="0"/>
         <w:keepLines w:val="0"/>
         <w:pageBreakBefore w:val="0"/>
@@ -4326,7 +4267,7 @@
         <w:bidi w:val="0"/>
         <w:adjustRightInd w:val="0"/>
         <w:snapToGrid w:val="0"/>
-        <w:ind w:left="425" w:leftChars="0" w:hanging="425" w:firstLineChars="0"/>
+        <w:ind w:left="425" w:hanging="425" w:leftChars="0" w:firstLineChars="0"/>
         <w:textAlignment w:val="baseline"/>
         <w:rPr>
           <w:rFonts w:hint="eastAsia"/>
@@ -4343,7 +4284,7 @@
     </w:p>
     <w:p>
       <w:pPr>
-        <w:pStyle w:val="29"/>
+        <w:pStyle w:val="a1"/>
         <w:keepNext w:val="0"/>
         <w:keepLines w:val="0"/>
         <w:pageBreakBefore w:val="0"/>
@@ -4361,7 +4302,7 @@
         <w:bidi w:val="0"/>
         <w:adjustRightInd w:val="0"/>
         <w:snapToGrid w:val="0"/>
-        <w:ind w:left="425" w:leftChars="0" w:hanging="425" w:firstLineChars="0"/>
+        <w:ind w:left="425" w:hanging="425" w:leftChars="0" w:firstLineChars="0"/>
         <w:textAlignment w:val="baseline"/>
         <w:rPr>
           <w:rFonts w:hint="eastAsia"/>
@@ -4378,7 +4319,7 @@
     </w:p>
     <w:p>
       <w:pPr>
-        <w:pStyle w:val="29"/>
+        <w:pStyle w:val="a1"/>
         <w:keepNext w:val="0"/>
         <w:keepLines w:val="0"/>
         <w:pageBreakBefore w:val="0"/>
@@ -4396,7 +4337,7 @@
         <w:bidi w:val="0"/>
         <w:adjustRightInd w:val="0"/>
         <w:snapToGrid w:val="0"/>
-        <w:ind w:left="425" w:leftChars="0" w:hanging="425" w:firstLineChars="0"/>
+        <w:ind w:left="425" w:hanging="425" w:leftChars="0" w:firstLineChars="0"/>
         <w:textAlignment w:val="baseline"/>
         <w:rPr>
           <w:rFonts w:hint="eastAsia"/>
@@ -4413,7 +4354,7 @@
     </w:p>
     <w:p>
       <w:pPr>
-        <w:pStyle w:val="29"/>
+        <w:pStyle w:val="a1"/>
         <w:keepNext w:val="0"/>
         <w:keepLines w:val="0"/>
         <w:pageBreakBefore w:val="0"/>
@@ -4431,7 +4372,7 @@
         <w:bidi w:val="0"/>
         <w:adjustRightInd w:val="0"/>
         <w:snapToGrid w:val="0"/>
-        <w:ind w:left="425" w:leftChars="0" w:hanging="425" w:firstLineChars="0"/>
+        <w:ind w:left="425" w:hanging="425" w:leftChars="0" w:firstLineChars="0"/>
         <w:textAlignment w:val="baseline"/>
         <w:rPr>
           <w:rFonts w:hint="eastAsia"/>
@@ -4448,7 +4389,7 @@
     </w:p>
     <w:p>
       <w:pPr>
-        <w:pStyle w:val="29"/>
+        <w:pStyle w:val="a1"/>
         <w:keepNext w:val="0"/>
         <w:keepLines w:val="0"/>
         <w:pageBreakBefore w:val="0"/>
@@ -4466,7 +4407,7 @@
         <w:bidi w:val="0"/>
         <w:adjustRightInd w:val="0"/>
         <w:snapToGrid w:val="0"/>
-        <w:ind w:left="425" w:leftChars="0" w:hanging="425" w:firstLineChars="0"/>
+        <w:ind w:left="425" w:hanging="425" w:leftChars="0" w:firstLineChars="0"/>
         <w:textAlignment w:val="baseline"/>
         <w:rPr>
           <w:rFonts w:hint="eastAsia"/>
@@ -4483,45 +4424,45 @@
     </w:p>
     <w:p>
       <w:pPr>
-        <w:pStyle w:val="28"/>
+        <w:pStyle w:val="1"/>
         <w:bidi w:val="0"/>
         <w:rPr>
           <w:rFonts w:hint="eastAsia"/>
           <w:lang w:val="en-US" w:eastAsia="zh-CN"/>
         </w:rPr>
       </w:pPr>
-      <w:bookmarkStart w:id="9" w:name="_Toc13757"/>
+      <w:bookmarkStart w:id="10" w:name="_Toc13757"/>
       <w:r>
         <w:rPr>
           <w:rFonts w:hint="eastAsia"/>
           <w:lang w:val="en-US" w:eastAsia="zh-CN"/>
         </w:rPr>
         <w:t>管理职责</w:t>
-      </w:r>
-      <w:bookmarkEnd w:id="9"/>
-    </w:p>
-    <w:p>
-      <w:pPr>
-        <w:pStyle w:val="30"/>
-        <w:bidi w:val="0"/>
-        <w:rPr>
-          <w:rFonts w:hint="eastAsia"/>
-          <w:lang w:val="en-US" w:eastAsia="zh-CN"/>
-        </w:rPr>
-      </w:pPr>
-      <w:bookmarkStart w:id="10" w:name="_Toc11689"/>
-      <w:r>
-        <w:rPr>
-          <w:rFonts w:hint="eastAsia"/>
-          <w:lang w:val="en-US" w:eastAsia="zh-CN"/>
-        </w:rPr>
-        <w:t>人力资源部</w:t>
       </w:r>
       <w:bookmarkEnd w:id="10"/>
     </w:p>
     <w:p>
       <w:pPr>
-        <w:pStyle w:val="29"/>
+        <w:pStyle w:val="2"/>
+        <w:bidi w:val="0"/>
+        <w:rPr>
+          <w:rFonts w:hint="eastAsia"/>
+          <w:lang w:val="en-US" w:eastAsia="zh-CN"/>
+        </w:rPr>
+      </w:pPr>
+      <w:bookmarkStart w:id="11" w:name="_Toc11689"/>
+      <w:r>
+        <w:rPr>
+          <w:rFonts w:hint="eastAsia"/>
+          <w:lang w:val="en-US" w:eastAsia="zh-CN"/>
+        </w:rPr>
+        <w:t>人力资源部</w:t>
+      </w:r>
+      <w:bookmarkEnd w:id="11"/>
+    </w:p>
+    <w:p>
+      <w:pPr>
+        <w:pStyle w:val="a1"/>
         <w:keepNext w:val="0"/>
         <w:keepLines w:val="0"/>
         <w:pageBreakBefore w:val="0"/>
@@ -4556,7 +4497,7 @@
     </w:p>
     <w:p>
       <w:pPr>
-        <w:pStyle w:val="29"/>
+        <w:pStyle w:val="a1"/>
         <w:keepNext w:val="0"/>
         <w:keepLines w:val="0"/>
         <w:pageBreakBefore w:val="0"/>
@@ -4591,7 +4532,7 @@
     </w:p>
     <w:p>
       <w:pPr>
-        <w:pStyle w:val="29"/>
+        <w:pStyle w:val="a1"/>
         <w:keepNext w:val="0"/>
         <w:keepLines w:val="0"/>
         <w:pageBreakBefore w:val="0"/>
@@ -4626,7 +4567,7 @@
     </w:p>
     <w:p>
       <w:pPr>
-        <w:pStyle w:val="29"/>
+        <w:pStyle w:val="a1"/>
         <w:keepNext w:val="0"/>
         <w:keepLines w:val="0"/>
         <w:pageBreakBefore w:val="0"/>
@@ -4661,14 +4602,14 @@
     </w:p>
     <w:p>
       <w:pPr>
-        <w:pStyle w:val="30"/>
+        <w:pStyle w:val="2"/>
         <w:bidi w:val="0"/>
         <w:rPr>
           <w:rFonts w:hint="eastAsia"/>
           <w:lang w:val="en-US" w:eastAsia="zh-CN"/>
         </w:rPr>
       </w:pPr>
-      <w:bookmarkStart w:id="11" w:name="_Toc31257"/>
+      <w:bookmarkStart w:id="12" w:name="_Toc31257"/>
       <w:r>
         <w:rPr>
           <w:rFonts w:hint="eastAsia"/>
@@ -4676,11 +4617,11 @@
         </w:rPr>
         <w:t>运维相关部门</w:t>
       </w:r>
-      <w:bookmarkEnd w:id="11"/>
+      <w:bookmarkEnd w:id="12"/>
     </w:p>
     <w:p>
       <w:pPr>
-        <w:pStyle w:val="29"/>
+        <w:pStyle w:val="a1"/>
         <w:keepNext w:val="0"/>
         <w:keepLines w:val="0"/>
         <w:pageBreakBefore w:val="0"/>
@@ -4715,7 +4656,7 @@
     </w:p>
     <w:p>
       <w:pPr>
-        <w:pStyle w:val="29"/>
+        <w:pStyle w:val="a1"/>
         <w:keepNext w:val="0"/>
         <w:keepLines w:val="0"/>
         <w:pageBreakBefore w:val="0"/>
@@ -4750,7 +4691,7 @@
     </w:p>
     <w:p>
       <w:pPr>
-        <w:pStyle w:val="29"/>
+        <w:pStyle w:val="a1"/>
         <w:keepNext w:val="0"/>
         <w:keepLines w:val="0"/>
         <w:pageBreakBefore w:val="0"/>
@@ -4785,7 +4726,7 @@
     </w:p>
     <w:p>
       <w:pPr>
-        <w:pStyle w:val="29"/>
+        <w:pStyle w:val="a1"/>
         <w:keepNext w:val="0"/>
         <w:keepLines w:val="0"/>
         <w:pageBreakBefore w:val="0"/>
@@ -4820,14 +4761,14 @@
     </w:p>
     <w:p>
       <w:pPr>
-        <w:pStyle w:val="30"/>
+        <w:pStyle w:val="2"/>
         <w:bidi w:val="0"/>
         <w:rPr>
           <w:rFonts w:hint="eastAsia"/>
           <w:lang w:val="en-US" w:eastAsia="zh-CN"/>
         </w:rPr>
       </w:pPr>
-      <w:bookmarkStart w:id="12" w:name="_Toc24481"/>
+      <w:bookmarkStart w:id="13" w:name="_Toc24481"/>
       <w:r>
         <w:rPr>
           <w:rFonts w:hint="eastAsia"/>
@@ -4835,11 +4776,11 @@
         </w:rPr>
         <w:t>公司管理层</w:t>
       </w:r>
-      <w:bookmarkEnd w:id="12"/>
+      <w:bookmarkEnd w:id="13"/>
     </w:p>
     <w:p>
       <w:pPr>
-        <w:pStyle w:val="29"/>
+        <w:pStyle w:val="a1"/>
         <w:keepNext w:val="0"/>
         <w:keepLines w:val="0"/>
         <w:pageBreakBefore w:val="0"/>
@@ -4874,7 +4815,7 @@
     </w:p>
     <w:p>
       <w:pPr>
-        <w:pStyle w:val="29"/>
+        <w:pStyle w:val="a1"/>
         <w:keepNext w:val="0"/>
         <w:keepLines w:val="0"/>
         <w:pageBreakBefore w:val="0"/>
@@ -4909,45 +4850,45 @@
     </w:p>
     <w:p>
       <w:pPr>
-        <w:pStyle w:val="28"/>
+        <w:pStyle w:val="1"/>
         <w:bidi w:val="0"/>
         <w:rPr>
           <w:rFonts w:hint="eastAsia"/>
           <w:lang w:val="en-US" w:eastAsia="zh-CN"/>
         </w:rPr>
       </w:pPr>
-      <w:bookmarkStart w:id="13" w:name="_Toc22581"/>
+      <w:bookmarkStart w:id="14" w:name="_Toc22581"/>
       <w:r>
         <w:rPr>
           <w:rFonts w:hint="eastAsia"/>
           <w:lang w:val="en-US" w:eastAsia="zh-CN"/>
         </w:rPr>
         <w:t>评价周期与流程</w:t>
-      </w:r>
-      <w:bookmarkEnd w:id="13"/>
-    </w:p>
-    <w:p>
-      <w:pPr>
-        <w:pStyle w:val="30"/>
-        <w:bidi w:val="0"/>
-        <w:rPr>
-          <w:rFonts w:hint="eastAsia"/>
-          <w:lang w:val="en-US" w:eastAsia="zh-CN"/>
-        </w:rPr>
-      </w:pPr>
-      <w:bookmarkStart w:id="14" w:name="_Toc5605"/>
-      <w:r>
-        <w:rPr>
-          <w:rFonts w:hint="eastAsia"/>
-          <w:lang w:val="en-US" w:eastAsia="zh-CN"/>
-        </w:rPr>
-        <w:t>评价周期</w:t>
       </w:r>
       <w:bookmarkEnd w:id="14"/>
     </w:p>
     <w:p>
       <w:pPr>
-        <w:pStyle w:val="29"/>
+        <w:pStyle w:val="2"/>
+        <w:bidi w:val="0"/>
+        <w:rPr>
+          <w:rFonts w:hint="eastAsia"/>
+          <w:lang w:val="en-US" w:eastAsia="zh-CN"/>
+        </w:rPr>
+      </w:pPr>
+      <w:bookmarkStart w:id="15" w:name="_Toc5605"/>
+      <w:r>
+        <w:rPr>
+          <w:rFonts w:hint="eastAsia"/>
+          <w:lang w:val="en-US" w:eastAsia="zh-CN"/>
+        </w:rPr>
+        <w:t>评价周期</w:t>
+      </w:r>
+      <w:bookmarkEnd w:id="15"/>
+    </w:p>
+    <w:p>
+      <w:pPr>
+        <w:pStyle w:val="a1"/>
         <w:keepNext w:val="0"/>
         <w:keepLines w:val="0"/>
         <w:pageBreakBefore w:val="0"/>
@@ -4982,7 +4923,7 @@
     </w:p>
     <w:p>
       <w:pPr>
-        <w:pStyle w:val="29"/>
+        <w:pStyle w:val="a1"/>
         <w:keepNext w:val="0"/>
         <w:keepLines w:val="0"/>
         <w:pageBreakBefore w:val="0"/>
@@ -5017,14 +4958,14 @@
     </w:p>
     <w:p>
       <w:pPr>
-        <w:pStyle w:val="30"/>
+        <w:pStyle w:val="2"/>
         <w:bidi w:val="0"/>
         <w:rPr>
           <w:rFonts w:hint="eastAsia"/>
           <w:lang w:val="en-US" w:eastAsia="zh-CN"/>
         </w:rPr>
       </w:pPr>
-      <w:bookmarkStart w:id="15" w:name="_Toc15808"/>
+      <w:bookmarkStart w:id="16" w:name="_Toc15808"/>
       <w:r>
         <w:rPr>
           <w:rFonts w:hint="eastAsia"/>
@@ -5032,16 +4973,16 @@
         </w:rPr>
         <w:t>评价流程</w:t>
       </w:r>
-      <w:bookmarkEnd w:id="15"/>
+      <w:bookmarkEnd w:id="16"/>
     </w:p>
     <w:p>
       <w:pPr>
-        <w:pStyle w:val="29"/>
+        <w:pStyle w:val="a1"/>
         <w:numPr>
           <w:ilvl w:val="0"/>
           <w:numId w:val="4"/>
         </w:numPr>
-        <w:ind w:left="425" w:leftChars="0" w:hanging="425" w:firstLineChars="0"/>
+        <w:ind w:left="425" w:hanging="425" w:leftChars="0" w:firstLineChars="0"/>
         <w:rPr>
           <w:rFonts w:hint="eastAsia"/>
           <w:lang w:val="en-US" w:eastAsia="zh-CN"/>
@@ -5057,12 +4998,12 @@
     </w:p>
     <w:p>
       <w:pPr>
-        <w:pStyle w:val="29"/>
+        <w:pStyle w:val="a1"/>
         <w:numPr>
           <w:ilvl w:val="0"/>
           <w:numId w:val="4"/>
         </w:numPr>
-        <w:ind w:left="425" w:leftChars="0" w:hanging="425" w:firstLineChars="0"/>
+        <w:ind w:left="425" w:hanging="425" w:leftChars="0" w:firstLineChars="0"/>
         <w:rPr>
           <w:rFonts w:hint="eastAsia"/>
           <w:lang w:val="en-US" w:eastAsia="zh-CN"/>
@@ -5078,12 +5019,12 @@
     </w:p>
     <w:p>
       <w:pPr>
-        <w:pStyle w:val="29"/>
+        <w:pStyle w:val="a1"/>
         <w:numPr>
           <w:ilvl w:val="0"/>
           <w:numId w:val="4"/>
         </w:numPr>
-        <w:ind w:left="425" w:leftChars="0" w:hanging="425" w:firstLineChars="0"/>
+        <w:ind w:left="425" w:hanging="425" w:leftChars="0" w:firstLineChars="0"/>
         <w:rPr>
           <w:rFonts w:hint="eastAsia"/>
           <w:lang w:val="en-US" w:eastAsia="zh-CN"/>
@@ -5099,12 +5040,12 @@
     </w:p>
     <w:p>
       <w:pPr>
-        <w:pStyle w:val="29"/>
+        <w:pStyle w:val="a1"/>
         <w:numPr>
           <w:ilvl w:val="0"/>
           <w:numId w:val="5"/>
         </w:numPr>
-        <w:ind w:left="845" w:leftChars="0" w:hanging="425" w:firstLineChars="0"/>
+        <w:ind w:left="845" w:hanging="425" w:leftChars="0" w:firstLineChars="0"/>
         <w:rPr>
           <w:rFonts w:hint="eastAsia"/>
           <w:lang w:val="en-US" w:eastAsia="zh-CN"/>
@@ -5120,12 +5061,12 @@
     </w:p>
     <w:p>
       <w:pPr>
-        <w:pStyle w:val="29"/>
+        <w:pStyle w:val="a1"/>
         <w:numPr>
           <w:ilvl w:val="0"/>
           <w:numId w:val="5"/>
         </w:numPr>
-        <w:ind w:left="845" w:leftChars="0" w:hanging="425" w:firstLineChars="0"/>
+        <w:ind w:left="845" w:hanging="425" w:leftChars="0" w:firstLineChars="0"/>
         <w:rPr>
           <w:rFonts w:hint="eastAsia"/>
           <w:lang w:val="en-US" w:eastAsia="zh-CN"/>
@@ -5141,12 +5082,12 @@
     </w:p>
     <w:p>
       <w:pPr>
-        <w:pStyle w:val="29"/>
+        <w:pStyle w:val="a1"/>
         <w:numPr>
           <w:ilvl w:val="0"/>
           <w:numId w:val="4"/>
         </w:numPr>
-        <w:ind w:left="425" w:leftChars="0" w:hanging="425" w:firstLineChars="0"/>
+        <w:ind w:left="425" w:hanging="425" w:leftChars="0" w:firstLineChars="0"/>
         <w:rPr>
           <w:rFonts w:hint="eastAsia"/>
           <w:lang w:val="en-US" w:eastAsia="zh-CN"/>
@@ -5162,12 +5103,12 @@
     </w:p>
     <w:p>
       <w:pPr>
-        <w:pStyle w:val="29"/>
+        <w:pStyle w:val="a1"/>
         <w:numPr>
           <w:ilvl w:val="0"/>
           <w:numId w:val="4"/>
         </w:numPr>
-        <w:ind w:left="425" w:leftChars="0" w:hanging="425" w:firstLineChars="0"/>
+        <w:ind w:left="425" w:hanging="425" w:leftChars="0" w:firstLineChars="0"/>
         <w:rPr>
           <w:rFonts w:hint="eastAsia"/>
           <w:lang w:val="en-US" w:eastAsia="zh-CN"/>
@@ -5183,62 +5124,26 @@
     </w:p>
     <w:p>
       <w:pPr>
-        <w:pStyle w:val="28"/>
+        <w:pStyle w:val="1"/>
         <w:bidi w:val="0"/>
         <w:rPr>
           <w:rFonts w:hint="eastAsia"/>
           <w:lang w:val="en-US" w:eastAsia="zh-CN"/>
         </w:rPr>
       </w:pPr>
-      <w:bookmarkStart w:id="16" w:name="_Toc24027"/>
+      <w:bookmarkStart w:id="17" w:name="_Toc24027"/>
       <w:r>
         <w:rPr>
           <w:rFonts w:hint="eastAsia"/>
           <w:lang w:val="en-US" w:eastAsia="zh-CN"/>
         </w:rPr>
         <w:t>评价内容与标准</w:t>
-      </w:r>
-      <w:bookmarkEnd w:id="16"/>
-    </w:p>
-    <w:p>
-      <w:pPr>
-        <w:pStyle w:val="40"/>
-        <w:bidi w:val="0"/>
-        <w:rPr>
-          <w:rFonts w:hint="eastAsia"/>
-          <w:lang w:val="en-US" w:eastAsia="zh-CN"/>
-        </w:rPr>
-      </w:pPr>
-      <w:r>
-        <w:rPr>
-          <w:rFonts w:hint="eastAsia"/>
-          <w:lang w:val="en-US" w:eastAsia="zh-CN"/>
-        </w:rPr>
-        <w:t>综合评价基于以下维度展开，具体评分细则见附件《员工任职能力评价表》：</w:t>
-      </w:r>
-    </w:p>
-    <w:p>
-      <w:pPr>
-        <w:pStyle w:val="30"/>
-        <w:bidi w:val="0"/>
-        <w:rPr>
-          <w:rFonts w:hint="eastAsia"/>
-          <w:lang w:val="en-US" w:eastAsia="zh-CN"/>
-        </w:rPr>
-      </w:pPr>
-      <w:bookmarkStart w:id="17" w:name="_Toc18230"/>
-      <w:r>
-        <w:rPr>
-          <w:rFonts w:hint="eastAsia"/>
-          <w:lang w:val="en-US" w:eastAsia="zh-CN"/>
-        </w:rPr>
-        <w:t>履历评审维度（30%）</w:t>
       </w:r>
       <w:bookmarkEnd w:id="17"/>
     </w:p>
     <w:p>
       <w:pPr>
-        <w:pStyle w:val="29"/>
+        <w:pStyle w:val="a3"/>
         <w:bidi w:val="0"/>
         <w:rPr>
           <w:rFonts w:hint="eastAsia"/>
@@ -5250,157 +5155,193 @@
           <w:rFonts w:hint="eastAsia"/>
           <w:lang w:val="en-US" w:eastAsia="zh-CN"/>
         </w:rPr>
-        <w:t>基本素质（20%）：包括学历背景、相关工作经验年限等。</w:t>
+        <w:t>综合评价基于以下维度展开，具体评分细则见附件《员工任职能力评价表》：</w:t>
       </w:r>
     </w:p>
     <w:p>
       <w:pPr>
-        <w:pStyle w:val="29"/>
+        <w:pStyle w:val="2"/>
         <w:bidi w:val="0"/>
         <w:rPr>
           <w:rFonts w:hint="eastAsia"/>
           <w:lang w:val="en-US" w:eastAsia="zh-CN"/>
         </w:rPr>
       </w:pPr>
-      <w:r>
-        <w:rPr>
-          <w:rFonts w:hint="eastAsia"/>
-          <w:lang w:val="en-US" w:eastAsia="zh-CN"/>
-        </w:rPr>
-        <w:t>历史贡献（80%）：重点考察过往两年内的绩效考核结果、参与重点项目中的角色与成果、技术创新、专利、荣誉获奖等。</w:t>
-      </w:r>
-    </w:p>
-    <w:p>
-      <w:pPr>
-        <w:pStyle w:val="30"/>
-        <w:bidi w:val="0"/>
-        <w:rPr>
-          <w:rFonts w:hint="eastAsia"/>
-          <w:lang w:val="en-US" w:eastAsia="zh-CN"/>
-        </w:rPr>
-      </w:pPr>
-      <w:bookmarkStart w:id="18" w:name="_Toc15381"/>
-      <w:r>
-        <w:rPr>
-          <w:rFonts w:hint="eastAsia"/>
-          <w:lang w:val="en-US" w:eastAsia="zh-CN"/>
-        </w:rPr>
-        <w:t>能力答辩维度（70%）</w:t>
+      <w:bookmarkStart w:id="18" w:name="_Toc18230"/>
+      <w:r>
+        <w:rPr>
+          <w:rFonts w:hint="eastAsia"/>
+          <w:lang w:val="en-US" w:eastAsia="zh-CN"/>
+        </w:rPr>
+        <w:t>履历评审维度（30%）</w:t>
       </w:r>
       <w:bookmarkEnd w:id="18"/>
     </w:p>
     <w:p>
       <w:pPr>
-        <w:pStyle w:val="29"/>
+        <w:pStyle w:val="a1"/>
         <w:bidi w:val="0"/>
         <w:rPr>
-          <w:rFonts w:hint="default"/>
-          <w:lang w:val="en-US" w:eastAsia="zh-CN"/>
-        </w:rPr>
-      </w:pPr>
-      <w:r>
-        <w:rPr>
-          <w:rFonts w:hint="default"/>
-          <w:lang w:val="en-US" w:eastAsia="zh-CN"/>
-        </w:rPr>
-        <w:t>专业能力（权重</w:t>
-      </w:r>
-      <w:r>
-        <w:rPr>
-          <w:rFonts w:hint="eastAsia"/>
-          <w:lang w:val="en-US" w:eastAsia="zh-CN"/>
-        </w:rPr>
-        <w:t>4</w:t>
-      </w:r>
-      <w:r>
-        <w:rPr>
-          <w:rFonts w:hint="default"/>
-          <w:lang w:val="en-US" w:eastAsia="zh-CN"/>
-        </w:rPr>
-        <w:t>0%）：知识体系的深度与广度，解决复杂、不确定性问题的逻辑与方法论。</w:t>
+          <w:rFonts w:hint="eastAsia"/>
+          <w:lang w:val="en-US" w:eastAsia="zh-CN"/>
+        </w:rPr>
+      </w:pPr>
+      <w:r>
+        <w:rPr>
+          <w:rFonts w:hint="eastAsia"/>
+          <w:lang w:val="en-US" w:eastAsia="zh-CN"/>
+        </w:rPr>
+        <w:t>基本素质（20%）：包括学历背景、相关工作经验年限等。</w:t>
       </w:r>
     </w:p>
     <w:p>
       <w:pPr>
-        <w:pStyle w:val="29"/>
+        <w:pStyle w:val="a1"/>
         <w:bidi w:val="0"/>
         <w:rPr>
-          <w:rFonts w:hint="default"/>
-          <w:lang w:val="en-US" w:eastAsia="zh-CN"/>
-        </w:rPr>
-      </w:pPr>
-      <w:r>
-        <w:rPr>
-          <w:rFonts w:hint="default"/>
-          <w:lang w:val="en-US" w:eastAsia="zh-CN"/>
-        </w:rPr>
-        <w:t>计划执行与创新能力（权重</w:t>
-      </w:r>
-      <w:r>
-        <w:rPr>
-          <w:rFonts w:hint="eastAsia"/>
-          <w:lang w:val="en-US" w:eastAsia="zh-CN"/>
-        </w:rPr>
-        <w:t>4</w:t>
-      </w:r>
-      <w:r>
-        <w:rPr>
-          <w:rFonts w:hint="default"/>
-          <w:lang w:val="en-US" w:eastAsia="zh-CN"/>
-        </w:rPr>
-        <w:t>0%）：目标拆解、资源协调、风险管控的能力；在工作中进行优化改进、技术创新的具体案例与价值。</w:t>
+          <w:rFonts w:hint="eastAsia"/>
+          <w:lang w:val="en-US" w:eastAsia="zh-CN"/>
+        </w:rPr>
+      </w:pPr>
+      <w:r>
+        <w:rPr>
+          <w:rFonts w:hint="eastAsia"/>
+          <w:lang w:val="en-US" w:eastAsia="zh-CN"/>
+        </w:rPr>
+        <w:t>历史贡献（80%）：重点考察过往两年内的绩效考核结果、参与重点项目中的角色与成果、技术创新、专利、荣誉获奖等。</w:t>
       </w:r>
     </w:p>
     <w:p>
       <w:pPr>
-        <w:pStyle w:val="29"/>
+        <w:pStyle w:val="2"/>
         <w:bidi w:val="0"/>
         <w:rPr>
-          <w:rFonts w:hint="default"/>
-          <w:lang w:val="en-US" w:eastAsia="zh-CN"/>
-        </w:rPr>
-      </w:pPr>
-      <w:r>
-        <w:rPr>
-          <w:rFonts w:hint="default"/>
-          <w:lang w:val="en-US" w:eastAsia="zh-CN"/>
-        </w:rPr>
-        <w:t>团队协作与职业素养（权重</w:t>
-      </w:r>
-      <w:r>
-        <w:rPr>
-          <w:rFonts w:hint="eastAsia"/>
-          <w:lang w:val="en-US" w:eastAsia="zh-CN"/>
-        </w:rPr>
-        <w:t>2</w:t>
-      </w:r>
-      <w:r>
-        <w:rPr>
-          <w:rFonts w:hint="default"/>
-          <w:lang w:val="en-US" w:eastAsia="zh-CN"/>
-        </w:rPr>
-        <w:t>0%）：沟通协作、知识分享、客户服务意识及文化认同。</w:t>
-      </w:r>
+          <w:rFonts w:hint="eastAsia"/>
+          <w:lang w:val="en-US" w:eastAsia="zh-CN"/>
+        </w:rPr>
+      </w:pPr>
+      <w:bookmarkStart w:id="19" w:name="_Toc15381"/>
+      <w:r>
+        <w:rPr>
+          <w:rFonts w:hint="eastAsia"/>
+          <w:lang w:val="en-US" w:eastAsia="zh-CN"/>
+        </w:rPr>
+        <w:t>能力答辩维度（70%）</w:t>
+      </w:r>
+      <w:bookmarkEnd w:id="19"/>
     </w:p>
     <w:p>
       <w:pPr>
-        <w:pStyle w:val="29"/>
-        <w:rPr>
-          <w:rFonts w:hint="eastAsia"/>
-          <w:lang w:val="en-US" w:eastAsia="zh-CN"/>
-        </w:rPr>
-      </w:pPr>
+        <w:pStyle w:val="a1"/>
+        <w:bidi w:val="0"/>
+        <w:rPr>
+          <w:rFonts w:hint="default"/>
+          <w:lang w:val="en-US" w:eastAsia="zh-CN"/>
+        </w:rPr>
+      </w:pPr>
+      <w:r>
+        <w:rPr>
+          <w:rFonts w:hint="default"/>
+          <w:lang w:val="en-US" w:eastAsia="zh-CN"/>
+        </w:rPr>
+        <w:t>专业能力（权重</w:t>
+      </w:r>
+      <w:r>
+        <w:rPr>
+          <w:rFonts w:hint="eastAsia"/>
+          <w:lang w:val="en-US" w:eastAsia="zh-CN"/>
+        </w:rPr>
+        <w:t>4</w:t>
+      </w:r>
+      <w:r>
+        <w:rPr>
+          <w:rFonts w:hint="default"/>
+          <w:lang w:val="en-US" w:eastAsia="zh-CN"/>
+        </w:rPr>
+        <w:t>0%）：知识体系的深度与广度，解决复杂、不确定性问题的逻辑与方法论。</w:t>
+      </w:r>
     </w:p>
     <w:p>
       <w:pPr>
-        <w:pStyle w:val="28"/>
+        <w:pStyle w:val="a1"/>
         <w:bidi w:val="0"/>
         <w:rPr>
-          <w:rFonts w:hint="eastAsia"/>
-          <w:lang w:val="en-US" w:eastAsia="zh-CN"/>
-        </w:rPr>
-      </w:pPr>
-      <w:bookmarkStart w:id="19" w:name="_Toc24793"/>
+          <w:rFonts w:hint="default"/>
+          <w:lang w:val="en-US" w:eastAsia="zh-CN"/>
+        </w:rPr>
+      </w:pPr>
+      <w:r>
+        <w:rPr>
+          <w:rFonts w:hint="default"/>
+          <w:lang w:val="en-US" w:eastAsia="zh-CN"/>
+        </w:rPr>
+        <w:t>计划执行与创新能力（权重</w:t>
+      </w:r>
+      <w:r>
+        <w:rPr>
+          <w:rFonts w:hint="eastAsia"/>
+          <w:lang w:val="en-US" w:eastAsia="zh-CN"/>
+        </w:rPr>
+        <w:t>4</w:t>
+      </w:r>
+      <w:r>
+        <w:rPr>
+          <w:rFonts w:hint="default"/>
+          <w:lang w:val="en-US" w:eastAsia="zh-CN"/>
+        </w:rPr>
+        <w:t>0%）：目标拆解、资源协调、风险管控的能力；在工作中进行优化改进、技术创新的具体案例与价值。</w:t>
+      </w:r>
+    </w:p>
+    <w:p>
+      <w:pPr>
+        <w:pStyle w:val="a1"/>
+        <w:bidi w:val="0"/>
+        <w:rPr>
+          <w:rFonts w:hint="default"/>
+          <w:lang w:val="en-US" w:eastAsia="zh-CN"/>
+        </w:rPr>
+      </w:pPr>
+      <w:r>
+        <w:rPr>
+          <w:rFonts w:hint="default"/>
+          <w:lang w:val="en-US" w:eastAsia="zh-CN"/>
+        </w:rPr>
+        <w:t>团队协作与职业素养（权重</w:t>
+      </w:r>
+      <w:r>
+        <w:rPr>
+          <w:rFonts w:hint="eastAsia"/>
+          <w:lang w:val="en-US" w:eastAsia="zh-CN"/>
+        </w:rPr>
+        <w:t>2</w:t>
+      </w:r>
+      <w:r>
+        <w:rPr>
+          <w:rFonts w:hint="default"/>
+          <w:lang w:val="en-US" w:eastAsia="zh-CN"/>
+        </w:rPr>
+        <w:t>0%）：沟通协作、知识分享、客户服务意识及文化认同。</w:t>
+      </w:r>
+    </w:p>
+    <w:p>
+      <w:pPr>
+        <w:pStyle w:val="a1"/>
+        <w:rPr>
+          <w:rFonts w:hint="eastAsia"/>
+          <w:lang w:val="en-US" w:eastAsia="zh-CN"/>
+        </w:rPr>
+      </w:pPr>
+    </w:p>
+    <w:p>
+      <w:pPr>
+        <w:pStyle w:val="1"/>
+        <w:bidi w:val="0"/>
+        <w:rPr>
+          <w:rFonts w:hint="eastAsia"/>
+          <w:lang w:val="en-US" w:eastAsia="zh-CN"/>
+        </w:rPr>
+      </w:pPr>
+      <w:bookmarkStart w:id="20" w:name="_Toc24793"/>
       <w:r>
         <w:rPr>
           <w:rFonts w:hint="eastAsia"/>
@@ -5408,23 +5349,22 @@
         </w:rPr>
         <w:t>考核指标</w:t>
       </w:r>
-      <w:bookmarkEnd w:id="19"/>
+      <w:bookmarkEnd w:id="20"/>
     </w:p>
     <w:tbl>
       <w:tblPr>
-        <w:tblStyle w:val="20"/>
+        <w:tblStyle w:val="TableNormal"/>
         <w:tblW w:w="8504" w:type="dxa"/>
         <w:tblInd w:w="96" w:type="dxa"/>
         <w:tblBorders>
-          <w:top w:val="none" w:color="auto" w:sz="0" w:space="0"/>
-          <w:left w:val="none" w:color="auto" w:sz="0" w:space="0"/>
-          <w:bottom w:val="none" w:color="auto" w:sz="0" w:space="0"/>
-          <w:right w:val="none" w:color="auto" w:sz="0" w:space="0"/>
-          <w:insideH w:val="none" w:color="auto" w:sz="0" w:space="0"/>
-          <w:insideV w:val="none" w:color="auto" w:sz="0" w:space="0"/>
+          <w:top w:val="nil"/>
+          <w:left w:val="nil"/>
+          <w:bottom w:val="nil"/>
+          <w:right w:val="nil"/>
+          <w:insideH w:val="nil"/>
+          <w:insideV w:val="nil"/>
         </w:tblBorders>
         <w:shd w:val="clear" w:color="auto" w:fill="auto"/>
-        <w:tblLayout w:type="autofit"/>
         <w:tblCellMar>
           <w:top w:w="0" w:type="dxa"/>
           <w:left w:w="108" w:type="dxa"/>
@@ -5440,13 +5380,15 @@
       </w:tblGrid>
       <w:tr>
         <w:tblPrEx>
+          <w:tblW w:w="8504" w:type="dxa"/>
+          <w:tblInd w:w="96" w:type="dxa"/>
           <w:tblBorders>
-            <w:top w:val="none" w:color="auto" w:sz="0" w:space="0"/>
-            <w:left w:val="none" w:color="auto" w:sz="0" w:space="0"/>
-            <w:bottom w:val="none" w:color="auto" w:sz="0" w:space="0"/>
-            <w:right w:val="none" w:color="auto" w:sz="0" w:space="0"/>
-            <w:insideH w:val="none" w:color="auto" w:sz="0" w:space="0"/>
-            <w:insideV w:val="none" w:color="auto" w:sz="0" w:space="0"/>
+            <w:top w:val="nil"/>
+            <w:left w:val="nil"/>
+            <w:bottom w:val="nil"/>
+            <w:right w:val="nil"/>
+            <w:insideH w:val="nil"/>
+            <w:insideV w:val="nil"/>
           </w:tblBorders>
           <w:shd w:val="clear" w:color="auto" w:fill="auto"/>
           <w:tblCellMar>
@@ -5457,16 +5399,16 @@
           </w:tblCellMar>
         </w:tblPrEx>
         <w:trPr>
-          <w:trHeight w:val="493" w:hRule="atLeast"/>
+          <w:trHeight w:val="493"/>
         </w:trPr>
         <w:tc>
           <w:tcPr>
             <w:tcW w:w="1135" w:type="dxa"/>
             <w:tcBorders>
-              <w:top w:val="single" w:color="000000" w:sz="4" w:space="0"/>
-              <w:left w:val="single" w:color="000000" w:sz="4" w:space="0"/>
-              <w:bottom w:val="single" w:color="000000" w:sz="4" w:space="0"/>
-              <w:right w:val="single" w:color="000000" w:sz="4" w:space="0"/>
+              <w:top w:val="single" w:sz="4" w:space="0" w:color="000000"/>
+              <w:left w:val="single" w:sz="4" w:space="0" w:color="000000"/>
+              <w:bottom w:val="single" w:sz="4" w:space="0" w:color="000000"/>
+              <w:right w:val="single" w:sz="4" w:space="0" w:color="000000"/>
             </w:tcBorders>
             <w:shd w:val="clear" w:color="auto" w:fill="C0C0C0"/>
             <w:vAlign w:val="center"/>
@@ -5480,7 +5422,7 @@
               <w:jc w:val="center"/>
               <w:textAlignment w:val="center"/>
               <w:rPr>
-                <w:rFonts w:ascii="楷体_GB2312" w:hAnsi="宋体" w:eastAsia="楷体_GB2312" w:cs="楷体_GB2312"/>
+                <w:rFonts w:ascii="楷体_GB2312" w:eastAsia="楷体_GB2312" w:hAnsi="宋体" w:cs="楷体_GB2312"/>
                 <w:b/>
                 <w:bCs/>
                 <w:i w:val="0"/>
@@ -5493,7 +5435,7 @@
             </w:pPr>
             <w:r>
               <w:rPr>
-                <w:rFonts w:hint="default" w:ascii="楷体_GB2312" w:hAnsi="宋体" w:eastAsia="楷体_GB2312" w:cs="楷体_GB2312"/>
+                <w:rFonts w:ascii="楷体_GB2312" w:eastAsia="楷体_GB2312" w:hAnsi="宋体" w:cs="楷体_GB2312" w:hint="default"/>
                 <w:b/>
                 <w:bCs/>
                 <w:i w:val="0"/>
@@ -5514,10 +5456,10 @@
           <w:tcPr>
             <w:tcW w:w="936" w:type="dxa"/>
             <w:tcBorders>
-              <w:top w:val="single" w:color="000000" w:sz="4" w:space="0"/>
-              <w:left w:val="single" w:color="000000" w:sz="4" w:space="0"/>
-              <w:bottom w:val="single" w:color="000000" w:sz="4" w:space="0"/>
-              <w:right w:val="single" w:color="000000" w:sz="4" w:space="0"/>
+              <w:top w:val="single" w:sz="4" w:space="0" w:color="000000"/>
+              <w:left w:val="single" w:sz="4" w:space="0" w:color="000000"/>
+              <w:bottom w:val="single" w:sz="4" w:space="0" w:color="000000"/>
+              <w:right w:val="single" w:sz="4" w:space="0" w:color="000000"/>
             </w:tcBorders>
             <w:shd w:val="clear" w:color="auto" w:fill="C0C0C0"/>
             <w:vAlign w:val="center"/>
@@ -5531,7 +5473,7 @@
               <w:jc w:val="center"/>
               <w:textAlignment w:val="center"/>
               <w:rPr>
-                <w:rFonts w:hint="default" w:ascii="楷体_GB2312" w:hAnsi="宋体" w:eastAsia="楷体_GB2312" w:cs="楷体_GB2312"/>
+                <w:rFonts w:ascii="楷体_GB2312" w:eastAsia="楷体_GB2312" w:hAnsi="宋体" w:cs="楷体_GB2312" w:hint="default"/>
                 <w:b/>
                 <w:bCs/>
                 <w:i w:val="0"/>
@@ -5544,7 +5486,7 @@
             </w:pPr>
             <w:r>
               <w:rPr>
-                <w:rFonts w:hint="default" w:ascii="楷体_GB2312" w:hAnsi="宋体" w:eastAsia="楷体_GB2312" w:cs="楷体_GB2312"/>
+                <w:rFonts w:ascii="楷体_GB2312" w:eastAsia="楷体_GB2312" w:hAnsi="宋体" w:cs="楷体_GB2312" w:hint="default"/>
                 <w:b/>
                 <w:bCs/>
                 <w:i w:val="0"/>
@@ -5565,10 +5507,10 @@
           <w:tcPr>
             <w:tcW w:w="5507" w:type="dxa"/>
             <w:tcBorders>
-              <w:top w:val="single" w:color="000000" w:sz="4" w:space="0"/>
-              <w:left w:val="single" w:color="000000" w:sz="4" w:space="0"/>
-              <w:bottom w:val="single" w:color="000000" w:sz="4" w:space="0"/>
-              <w:right w:val="single" w:color="000000" w:sz="4" w:space="0"/>
+              <w:top w:val="single" w:sz="4" w:space="0" w:color="000000"/>
+              <w:left w:val="single" w:sz="4" w:space="0" w:color="000000"/>
+              <w:bottom w:val="single" w:sz="4" w:space="0" w:color="000000"/>
+              <w:right w:val="single" w:sz="4" w:space="0" w:color="000000"/>
             </w:tcBorders>
             <w:shd w:val="clear" w:color="auto" w:fill="C0C0C0"/>
             <w:vAlign w:val="center"/>
@@ -5582,7 +5524,7 @@
               <w:jc w:val="center"/>
               <w:textAlignment w:val="center"/>
               <w:rPr>
-                <w:rFonts w:hint="default" w:ascii="楷体_GB2312" w:hAnsi="宋体" w:eastAsia="楷体_GB2312" w:cs="楷体_GB2312"/>
+                <w:rFonts w:ascii="楷体_GB2312" w:eastAsia="楷体_GB2312" w:hAnsi="宋体" w:cs="楷体_GB2312" w:hint="default"/>
                 <w:b/>
                 <w:bCs/>
                 <w:i w:val="0"/>
@@ -5595,7 +5537,7 @@
             </w:pPr>
             <w:r>
               <w:rPr>
-                <w:rFonts w:hint="default" w:ascii="楷体_GB2312" w:hAnsi="宋体" w:eastAsia="楷体_GB2312" w:cs="楷体_GB2312"/>
+                <w:rFonts w:ascii="楷体_GB2312" w:eastAsia="楷体_GB2312" w:hAnsi="宋体" w:cs="楷体_GB2312" w:hint="default"/>
                 <w:b/>
                 <w:bCs/>
                 <w:i w:val="0"/>
@@ -5616,10 +5558,10 @@
           <w:tcPr>
             <w:tcW w:w="926" w:type="dxa"/>
             <w:tcBorders>
-              <w:top w:val="single" w:color="000000" w:sz="4" w:space="0"/>
-              <w:left w:val="single" w:color="000000" w:sz="4" w:space="0"/>
-              <w:bottom w:val="single" w:color="000000" w:sz="4" w:space="0"/>
-              <w:right w:val="single" w:color="000000" w:sz="4" w:space="0"/>
+              <w:top w:val="single" w:sz="4" w:space="0" w:color="000000"/>
+              <w:left w:val="single" w:sz="4" w:space="0" w:color="000000"/>
+              <w:bottom w:val="single" w:sz="4" w:space="0" w:color="000000"/>
+              <w:right w:val="single" w:sz="4" w:space="0" w:color="000000"/>
             </w:tcBorders>
             <w:shd w:val="clear" w:color="auto" w:fill="C0C0C0"/>
             <w:vAlign w:val="center"/>
@@ -5633,7 +5575,7 @@
               <w:jc w:val="center"/>
               <w:textAlignment w:val="center"/>
               <w:rPr>
-                <w:rFonts w:hint="default" w:ascii="楷体_GB2312" w:hAnsi="宋体" w:eastAsia="楷体_GB2312" w:cs="楷体_GB2312"/>
+                <w:rFonts w:ascii="楷体_GB2312" w:eastAsia="楷体_GB2312" w:hAnsi="宋体" w:cs="楷体_GB2312" w:hint="default"/>
                 <w:b/>
                 <w:bCs/>
                 <w:i w:val="0"/>
@@ -5646,7 +5588,7 @@
             </w:pPr>
             <w:r>
               <w:rPr>
-                <w:rFonts w:hint="default" w:ascii="楷体_GB2312" w:hAnsi="宋体" w:eastAsia="楷体_GB2312" w:cs="楷体_GB2312"/>
+                <w:rFonts w:ascii="楷体_GB2312" w:eastAsia="楷体_GB2312" w:hAnsi="宋体" w:cs="楷体_GB2312" w:hint="default"/>
                 <w:b/>
                 <w:bCs/>
                 <w:i w:val="0"/>
@@ -5666,14 +5608,9 @@
       </w:tr>
       <w:tr>
         <w:tblPrEx>
-          <w:tblBorders>
-            <w:top w:val="none" w:color="auto" w:sz="0" w:space="0"/>
-            <w:left w:val="none" w:color="auto" w:sz="0" w:space="0"/>
-            <w:bottom w:val="none" w:color="auto" w:sz="0" w:space="0"/>
-            <w:right w:val="none" w:color="auto" w:sz="0" w:space="0"/>
-            <w:insideH w:val="none" w:color="auto" w:sz="0" w:space="0"/>
-            <w:insideV w:val="none" w:color="auto" w:sz="0" w:space="0"/>
-          </w:tblBorders>
+          <w:tblW w:w="8504" w:type="dxa"/>
+          <w:tblInd w:w="96" w:type="dxa"/>
+          <w:shd w:val="clear" w:color="auto" w:fill="auto"/>
           <w:tblCellMar>
             <w:top w:w="0" w:type="dxa"/>
             <w:left w:w="108" w:type="dxa"/>
@@ -5682,16 +5619,16 @@
           </w:tblCellMar>
         </w:tblPrEx>
         <w:trPr>
-          <w:trHeight w:val="493" w:hRule="atLeast"/>
+          <w:trHeight w:val="493"/>
         </w:trPr>
         <w:tc>
           <w:tcPr>
             <w:tcW w:w="1135" w:type="dxa"/>
             <w:tcBorders>
-              <w:top w:val="single" w:color="000000" w:sz="4" w:space="0"/>
-              <w:left w:val="single" w:color="000000" w:sz="4" w:space="0"/>
-              <w:bottom w:val="single" w:color="000000" w:sz="4" w:space="0"/>
-              <w:right w:val="single" w:color="000000" w:sz="4" w:space="0"/>
+              <w:top w:val="single" w:sz="4" w:space="0" w:color="000000"/>
+              <w:left w:val="single" w:sz="4" w:space="0" w:color="000000"/>
+              <w:bottom w:val="single" w:sz="4" w:space="0" w:color="000000"/>
+              <w:right w:val="single" w:sz="4" w:space="0" w:color="000000"/>
             </w:tcBorders>
             <w:shd w:val="clear" w:color="auto" w:fill="auto"/>
             <w:vAlign w:val="center"/>
@@ -5711,7 +5648,7 @@
             </w:pPr>
             <w:r>
               <w:rPr>
-                <w:rFonts w:hint="eastAsia" w:ascii="宋体" w:hAnsi="宋体" w:eastAsia="宋体" w:cs="宋体"/>
+                <w:rFonts w:ascii="宋体" w:eastAsia="宋体" w:hAnsi="宋体" w:cs="宋体" w:hint="eastAsia"/>
                 <w:i w:val="0"/>
                 <w:iCs w:val="0"/>
                 <w:snapToGrid w:val="0"/>
@@ -5730,10 +5667,10 @@
           <w:tcPr>
             <w:tcW w:w="936" w:type="dxa"/>
             <w:tcBorders>
-              <w:top w:val="single" w:color="000000" w:sz="4" w:space="0"/>
-              <w:left w:val="single" w:color="000000" w:sz="4" w:space="0"/>
-              <w:bottom w:val="single" w:color="000000" w:sz="4" w:space="0"/>
-              <w:right w:val="single" w:color="000000" w:sz="4" w:space="0"/>
+              <w:top w:val="single" w:sz="4" w:space="0" w:color="000000"/>
+              <w:left w:val="single" w:sz="4" w:space="0" w:color="000000"/>
+              <w:bottom w:val="single" w:sz="4" w:space="0" w:color="000000"/>
+              <w:right w:val="single" w:sz="4" w:space="0" w:color="000000"/>
             </w:tcBorders>
             <w:shd w:val="clear" w:color="auto" w:fill="auto"/>
             <w:vAlign w:val="center"/>
@@ -5753,7 +5690,7 @@
             </w:pPr>
             <w:r>
               <w:rPr>
-                <w:rFonts w:hint="eastAsia" w:ascii="宋体" w:hAnsi="宋体" w:eastAsia="宋体" w:cs="宋体"/>
+                <w:rFonts w:ascii="宋体" w:eastAsia="宋体" w:hAnsi="宋体" w:cs="宋体" w:hint="eastAsia"/>
                 <w:i w:val="0"/>
                 <w:iCs w:val="0"/>
                 <w:snapToGrid w:val="0"/>
@@ -5772,10 +5709,10 @@
           <w:tcPr>
             <w:tcW w:w="5507" w:type="dxa"/>
             <w:tcBorders>
-              <w:top w:val="single" w:color="000000" w:sz="4" w:space="0"/>
-              <w:left w:val="single" w:color="000000" w:sz="4" w:space="0"/>
-              <w:bottom w:val="single" w:color="000000" w:sz="4" w:space="0"/>
-              <w:right w:val="single" w:color="000000" w:sz="4" w:space="0"/>
+              <w:top w:val="single" w:sz="4" w:space="0" w:color="000000"/>
+              <w:left w:val="single" w:sz="4" w:space="0" w:color="000000"/>
+              <w:bottom w:val="single" w:sz="4" w:space="0" w:color="000000"/>
+              <w:right w:val="single" w:sz="4" w:space="0" w:color="000000"/>
             </w:tcBorders>
             <w:shd w:val="clear" w:color="auto" w:fill="auto"/>
             <w:vAlign w:val="center"/>
@@ -5795,7 +5732,7 @@
             </w:pPr>
             <w:r>
               <w:rPr>
-                <w:rFonts w:hint="eastAsia" w:ascii="宋体" w:hAnsi="宋体" w:eastAsia="宋体" w:cs="宋体"/>
+                <w:rFonts w:ascii="宋体" w:eastAsia="宋体" w:hAnsi="宋体" w:cs="宋体" w:hint="eastAsia"/>
                 <w:i w:val="0"/>
                 <w:iCs w:val="0"/>
                 <w:snapToGrid w:val="0"/>
@@ -5814,10 +5751,10 @@
           <w:tcPr>
             <w:tcW w:w="926" w:type="dxa"/>
             <w:tcBorders>
-              <w:top w:val="single" w:color="000000" w:sz="4" w:space="0"/>
-              <w:left w:val="single" w:color="000000" w:sz="4" w:space="0"/>
-              <w:bottom w:val="single" w:color="000000" w:sz="4" w:space="0"/>
-              <w:right w:val="single" w:color="000000" w:sz="4" w:space="0"/>
+              <w:top w:val="single" w:sz="4" w:space="0" w:color="000000"/>
+              <w:left w:val="single" w:sz="4" w:space="0" w:color="000000"/>
+              <w:bottom w:val="single" w:sz="4" w:space="0" w:color="000000"/>
+              <w:right w:val="single" w:sz="4" w:space="0" w:color="000000"/>
             </w:tcBorders>
             <w:shd w:val="clear" w:color="auto" w:fill="auto"/>
             <w:vAlign w:val="center"/>
@@ -5837,7 +5774,7 @@
             </w:pPr>
             <w:r>
               <w:rPr>
-                <w:rFonts w:hint="eastAsia" w:ascii="宋体" w:hAnsi="宋体" w:cs="宋体"/>
+                <w:rFonts w:ascii="宋体" w:hAnsi="宋体" w:cs="宋体" w:hint="eastAsia"/>
                 <w:i w:val="0"/>
                 <w:iCs w:val="0"/>
                 <w:snapToGrid w:val="0"/>
@@ -5856,14 +5793,14 @@
     </w:tbl>
     <w:p>
       <w:pPr>
-        <w:pStyle w:val="28"/>
+        <w:pStyle w:val="1"/>
         <w:bidi w:val="0"/>
         <w:rPr>
           <w:rFonts w:hint="eastAsia"/>
           <w:lang w:val="en-US" w:eastAsia="zh-CN"/>
         </w:rPr>
       </w:pPr>
-      <w:bookmarkStart w:id="20" w:name="_Toc26074"/>
+      <w:bookmarkStart w:id="21" w:name="_Toc26074"/>
       <w:r>
         <w:rPr>
           <w:rFonts w:hint="eastAsia"/>
@@ -5871,11 +5808,11 @@
         </w:rPr>
         <w:t>附则</w:t>
       </w:r>
-      <w:bookmarkEnd w:id="20"/>
+      <w:bookmarkEnd w:id="21"/>
     </w:p>
     <w:p>
       <w:pPr>
-        <w:pStyle w:val="29"/>
+        <w:pStyle w:val="a1"/>
         <w:keepNext w:val="0"/>
         <w:keepLines w:val="0"/>
         <w:pageBreakBefore w:val="0"/>
@@ -5893,7 +5830,7 @@
         <w:bidi w:val="0"/>
         <w:adjustRightInd w:val="0"/>
         <w:snapToGrid w:val="0"/>
-        <w:ind w:left="425" w:leftChars="0" w:hanging="425" w:firstLineChars="0"/>
+        <w:ind w:left="425" w:hanging="425" w:leftChars="0" w:firstLineChars="0"/>
         <w:textAlignment w:val="baseline"/>
         <w:rPr>
           <w:rFonts w:hint="eastAsia"/>
@@ -5910,7 +5847,7 @@
     </w:p>
     <w:p>
       <w:pPr>
-        <w:pStyle w:val="29"/>
+        <w:pStyle w:val="a1"/>
         <w:keepNext w:val="0"/>
         <w:keepLines w:val="0"/>
         <w:pageBreakBefore w:val="0"/>
@@ -5928,7 +5865,7 @@
         <w:bidi w:val="0"/>
         <w:adjustRightInd w:val="0"/>
         <w:snapToGrid w:val="0"/>
-        <w:ind w:left="425" w:leftChars="0" w:hanging="425" w:firstLineChars="0"/>
+        <w:ind w:left="425" w:hanging="425" w:leftChars="0" w:firstLineChars="0"/>
         <w:textAlignment w:val="baseline"/>
         <w:rPr>
           <w:rFonts w:hint="eastAsia"/>
@@ -5945,7 +5882,7 @@
     </w:p>
     <w:p>
       <w:pPr>
-        <w:pStyle w:val="29"/>
+        <w:pStyle w:val="a1"/>
         <w:keepNext w:val="0"/>
         <w:keepLines w:val="0"/>
         <w:pageBreakBefore w:val="0"/>
@@ -5963,7 +5900,7 @@
         <w:bidi w:val="0"/>
         <w:adjustRightInd w:val="0"/>
         <w:snapToGrid w:val="0"/>
-        <w:ind w:left="425" w:leftChars="0" w:hanging="425" w:firstLineChars="0"/>
+        <w:ind w:left="425" w:hanging="425" w:leftChars="0" w:firstLineChars="0"/>
         <w:textAlignment w:val="baseline"/>
         <w:rPr>
           <w:rFonts w:hint="eastAsia"/>
@@ -5979,84 +5916,34 @@
       </w:r>
     </w:p>
     <w:sectPr>
-      <w:headerReference r:id="rId5" w:type="default"/>
-      <w:footerReference r:id="rId6" w:type="default"/>
+      <w:headerReference w:type="default" r:id="rId7"/>
+      <w:footerReference w:type="default" r:id="rId8"/>
       <w:pgSz w:w="11906" w:h="16838"/>
       <w:pgMar w:top="1417" w:right="1800" w:bottom="1440" w:left="1800" w:header="1140" w:footer="992" w:gutter="0"/>
-      <w:cols w:space="425" w:num="1"/>
+      <w:cols w:num="1" w:space="425"/>
       <w:docGrid w:type="lines" w:linePitch="312" w:charSpace="0"/>
     </w:sectPr>
   </w:body>
 </w:document>
 </file>
 
-<file path=word/endnotes.xml><?xml version="1.0" encoding="utf-8"?>
-<w:endnotes xmlns:wpc="http://schemas.microsoft.com/office/word/2010/wordprocessingCanvas" xmlns:mc="http://schemas.openxmlformats.org/markup-compatibility/2006" xmlns:o="urn:schemas-microsoft-com:office:office" xmlns:r="http://schemas.openxmlformats.org/officeDocument/2006/relationships" xmlns:m="http://schemas.openxmlformats.org/officeDocument/2006/math" xmlns:v="urn:schemas-microsoft-com:vml" xmlns:wp14="http://schemas.microsoft.com/office/word/2010/wordprocessingDrawing" xmlns:wp="http://schemas.openxmlformats.org/drawingml/2006/wordprocessingDrawing" xmlns:w="http://schemas.openxmlformats.org/wordprocessingml/2006/main" xmlns:w14="http://schemas.microsoft.com/office/word/2010/wordml" xmlns:w15="http://schemas.microsoft.com/office/word/2012/wordml" xmlns:w10="urn:schemas-microsoft-com:office:word" xmlns:wpg="http://schemas.microsoft.com/office/word/2010/wordprocessingGroup" xmlns:wpi="http://schemas.microsoft.com/office/word/2010/wordprocessingInk" xmlns:wne="http://schemas.microsoft.com/office/word/2006/wordml" xmlns:wps="http://schemas.microsoft.com/office/word/2010/wordprocessingShape" xmlns:wpsCustomData="http://www.wps.cn/officeDocument/2013/wpsCustomData" mc:Ignorable="w14 w15 wp14">
-  <w:endnote w:type="separator" w:id="0">
-    <w:p>
-      <w:pPr>
-        <w:spacing w:line="240" w:lineRule="auto"/>
-      </w:pPr>
-      <w:r>
-        <w:separator/>
-      </w:r>
-    </w:p>
-  </w:endnote>
-  <w:endnote w:type="continuationSeparator" w:id="1">
-    <w:p>
-      <w:pPr>
-        <w:spacing w:line="240" w:lineRule="auto"/>
-      </w:pPr>
-      <w:r>
-        <w:continuationSeparator/>
-      </w:r>
-    </w:p>
-  </w:endnote>
-</w:endnotes>
-</file>
-
 <file path=word/footer1.xml><?xml version="1.0" encoding="utf-8"?>
-<w:ftr xmlns:wpc="http://schemas.microsoft.com/office/word/2010/wordprocessingCanvas" xmlns:mc="http://schemas.openxmlformats.org/markup-compatibility/2006" xmlns:o="urn:schemas-microsoft-com:office:office" xmlns:r="http://schemas.openxmlformats.org/officeDocument/2006/relationships" xmlns:m="http://schemas.openxmlformats.org/officeDocument/2006/math" xmlns:v="urn:schemas-microsoft-com:vml" xmlns:wp14="http://schemas.microsoft.com/office/word/2010/wordprocessingDrawing" xmlns:wp="http://schemas.openxmlformats.org/drawingml/2006/wordprocessingDrawing" xmlns:w10="urn:schemas-microsoft-com:office:word" xmlns:w="http://schemas.openxmlformats.org/wordprocessingml/2006/main" xmlns:w14="http://schemas.microsoft.com/office/word/2010/wordml" xmlns:w15="http://schemas.microsoft.com/office/word/2012/wordml" xmlns:wpg="http://schemas.microsoft.com/office/word/2010/wordprocessingGroup" xmlns:wpi="http://schemas.microsoft.com/office/word/2010/wordprocessingInk" xmlns:wne="http://schemas.microsoft.com/office/word/2006/wordml" xmlns:wps="http://schemas.microsoft.com/office/word/2010/wordprocessingShape" xmlns:wpsCustomData="http://www.wps.cn/officeDocument/2013/wpsCustomData" mc:Ignorable="w14 w15 wp14">
+<w:ftr xmlns:wpc="http://schemas.microsoft.com/office/word/2010/wordprocessingCanvas" xmlns:mc="http://schemas.openxmlformats.org/markup-compatibility/2006" xmlns:o="urn:schemas-microsoft-com:office:office" xmlns:r="http://schemas.openxmlformats.org/officeDocument/2006/relationships" xmlns:m="http://schemas.openxmlformats.org/officeDocument/2006/math" xmlns:v="urn:schemas-microsoft-com:vml" xmlns:wp14="http://schemas.microsoft.com/office/word/2010/wordprocessingDrawing" xmlns:wp="http://schemas.openxmlformats.org/drawingml/2006/wordprocessingDrawing" xmlns:w10="urn:schemas-microsoft-com:office:word" xmlns:w="http://schemas.openxmlformats.org/wordprocessingml/2006/main" xmlns:w14="http://schemas.microsoft.com/office/word/2010/wordml" xmlns:w15="http://schemas.microsoft.com/office/word/2012/wordml" xmlns:wne="http://schemas.microsoft.com/office/word/2006/wordml" xmlns:wpg="http://schemas.microsoft.com/office/word/2010/wordprocessingGroup" xmlns:wpi="http://schemas.microsoft.com/office/word/2010/wordprocessingInk" xmlns:wps="http://schemas.microsoft.com/office/word/2010/wordprocessingShape" mc:Ignorable="w14 w15 wp14">
   <w:p>
     <w:pPr>
-      <w:pStyle w:val="14"/>
+      <w:pStyle w:val="Footer"/>
     </w:pPr>
   </w:p>
 </w:ftr>
 </file>
 
-<file path=word/footnotes.xml><?xml version="1.0" encoding="utf-8"?>
-<w:footnotes xmlns:wpc="http://schemas.microsoft.com/office/word/2010/wordprocessingCanvas" xmlns:mc="http://schemas.openxmlformats.org/markup-compatibility/2006" xmlns:o="urn:schemas-microsoft-com:office:office" xmlns:r="http://schemas.openxmlformats.org/officeDocument/2006/relationships" xmlns:m="http://schemas.openxmlformats.org/officeDocument/2006/math" xmlns:v="urn:schemas-microsoft-com:vml" xmlns:wp14="http://schemas.microsoft.com/office/word/2010/wordprocessingDrawing" xmlns:wp="http://schemas.openxmlformats.org/drawingml/2006/wordprocessingDrawing" xmlns:w="http://schemas.openxmlformats.org/wordprocessingml/2006/main" xmlns:w14="http://schemas.microsoft.com/office/word/2010/wordml" xmlns:w15="http://schemas.microsoft.com/office/word/2012/wordml" xmlns:w10="urn:schemas-microsoft-com:office:word" xmlns:wpg="http://schemas.microsoft.com/office/word/2010/wordprocessingGroup" xmlns:wpi="http://schemas.microsoft.com/office/word/2010/wordprocessingInk" xmlns:wne="http://schemas.microsoft.com/office/word/2006/wordml" xmlns:wps="http://schemas.microsoft.com/office/word/2010/wordprocessingShape" xmlns:wpsCustomData="http://www.wps.cn/officeDocument/2013/wpsCustomData" mc:Ignorable="w14 w15 wp14">
-  <w:footnote w:type="separator" w:id="0">
-    <w:p>
-      <w:pPr>
-        <w:spacing w:line="360" w:lineRule="auto"/>
-      </w:pPr>
-      <w:r>
-        <w:separator/>
-      </w:r>
-    </w:p>
-  </w:footnote>
-  <w:footnote w:type="continuationSeparator" w:id="1">
-    <w:p>
-      <w:pPr>
-        <w:spacing w:line="360" w:lineRule="auto"/>
-      </w:pPr>
-      <w:r>
-        <w:continuationSeparator/>
-      </w:r>
-    </w:p>
-  </w:footnote>
-</w:footnotes>
-</file>
-
 <file path=word/header1.xml><?xml version="1.0" encoding="utf-8"?>
-<w:hdr xmlns:wpc="http://schemas.microsoft.com/office/word/2010/wordprocessingCanvas" xmlns:mc="http://schemas.openxmlformats.org/markup-compatibility/2006" xmlns:o="urn:schemas-microsoft-com:office:office" xmlns:r="http://schemas.openxmlformats.org/officeDocument/2006/relationships" xmlns:m="http://schemas.openxmlformats.org/officeDocument/2006/math" xmlns:v="urn:schemas-microsoft-com:vml" xmlns:wp14="http://schemas.microsoft.com/office/word/2010/wordprocessingDrawing" xmlns:wp="http://schemas.openxmlformats.org/drawingml/2006/wordprocessingDrawing" xmlns:w10="urn:schemas-microsoft-com:office:word" xmlns:w="http://schemas.openxmlformats.org/wordprocessingml/2006/main" xmlns:w14="http://schemas.microsoft.com/office/word/2010/wordml" xmlns:w15="http://schemas.microsoft.com/office/word/2012/wordml" xmlns:wpg="http://schemas.microsoft.com/office/word/2010/wordprocessingGroup" xmlns:wpi="http://schemas.microsoft.com/office/word/2010/wordprocessingInk" xmlns:wne="http://schemas.microsoft.com/office/word/2006/wordml" xmlns:wps="http://schemas.microsoft.com/office/word/2010/wordprocessingShape" xmlns:wpsCustomData="http://www.wps.cn/officeDocument/2013/wpsCustomData" mc:Ignorable="w14 w15 wp14">
+<w:hdr xmlns:wpc="http://schemas.microsoft.com/office/word/2010/wordprocessingCanvas" xmlns:mc="http://schemas.openxmlformats.org/markup-compatibility/2006" xmlns:o="urn:schemas-microsoft-com:office:office" xmlns:r="http://schemas.openxmlformats.org/officeDocument/2006/relationships" xmlns:m="http://schemas.openxmlformats.org/officeDocument/2006/math" xmlns:v="urn:schemas-microsoft-com:vml" xmlns:wp14="http://schemas.microsoft.com/office/word/2010/wordprocessingDrawing" xmlns:wp="http://schemas.openxmlformats.org/drawingml/2006/wordprocessingDrawing" xmlns:w10="urn:schemas-microsoft-com:office:word" xmlns:w="http://schemas.openxmlformats.org/wordprocessingml/2006/main" xmlns:w14="http://schemas.microsoft.com/office/word/2010/wordml" xmlns:w15="http://schemas.microsoft.com/office/word/2012/wordml" xmlns:wne="http://schemas.microsoft.com/office/word/2006/wordml" xmlns:wpg="http://schemas.microsoft.com/office/word/2010/wordprocessingGroup" xmlns:wpi="http://schemas.microsoft.com/office/word/2010/wordprocessingInk" xmlns:wps="http://schemas.microsoft.com/office/word/2010/wordprocessingShape" mc:Ignorable="w14 w15 wp14">
   <w:p>
     <w:pPr>
-      <w:pStyle w:val="15"/>
+      <w:pStyle w:val="Header"/>
       <w:pBdr>
-        <w:bottom w:val="single" w:color="auto" w:sz="4" w:space="1"/>
+        <w:bottom w:val="single" w:sz="4" w:space="1" w:color="auto"/>
       </w:pBdr>
       <w:tabs>
         <w:tab w:val="left" w:pos="335"/>
@@ -6064,27 +5951,27 @@
       </w:tabs>
       <w:jc w:val="right"/>
       <w:rPr>
-        <w:rFonts w:hint="eastAsia" w:eastAsiaTheme="minorEastAsia"/>
+        <w:rFonts w:eastAsiaTheme="minorEastAsia" w:hint="eastAsia"/>
         <w:lang w:eastAsia="zh-CN"/>
       </w:rPr>
     </w:pPr>
     <w:r>
       <w:rPr>
-        <w:rFonts w:hint="eastAsia" w:eastAsiaTheme="minorEastAsia"/>
+        <w:rFonts w:eastAsiaTheme="minorEastAsia" w:hint="eastAsia"/>
         <w:lang w:val="en-US" w:eastAsia="zh-CN"/>
       </w:rPr>
       <w:tab/>
     </w:r>
     <w:r>
       <w:rPr>
-        <w:rFonts w:hint="eastAsia" w:eastAsiaTheme="minorEastAsia"/>
+        <w:rFonts w:eastAsiaTheme="minorEastAsia" w:hint="eastAsia"/>
         <w:lang w:val="en-US" w:eastAsia="zh-CN"/>
       </w:rPr>
       <w:tab/>
     </w:r>
     <w:r>
       <w:rPr>
-        <w:rFonts w:hint="eastAsia" w:eastAsiaTheme="minorEastAsia"/>
+        <w:rFonts w:eastAsiaTheme="minorEastAsia" w:hint="eastAsia"/>
         <w:lang w:val="en-US" w:eastAsia="zh-CN"/>
       </w:rPr>
       <w:t>桐乡华数广电网络有限公司</w:t>
@@ -6094,15 +5981,15 @@
 </file>
 
 <file path=word/numbering.xml><?xml version="1.0" encoding="utf-8"?>
-<w:numbering xmlns:wpc="http://schemas.microsoft.com/office/word/2010/wordprocessingCanvas" xmlns:mc="http://schemas.openxmlformats.org/markup-compatibility/2006" xmlns:o="urn:schemas-microsoft-com:office:office" xmlns:r="http://schemas.openxmlformats.org/officeDocument/2006/relationships" xmlns:m="http://schemas.openxmlformats.org/officeDocument/2006/math" xmlns:v="urn:schemas-microsoft-com:vml" xmlns:wp14="http://schemas.microsoft.com/office/word/2010/wordprocessingDrawing" xmlns:wp="http://schemas.openxmlformats.org/drawingml/2006/wordprocessingDrawing" xmlns:w10="urn:schemas-microsoft-com:office:word" xmlns:w="http://schemas.openxmlformats.org/wordprocessingml/2006/main" xmlns:w14="http://schemas.microsoft.com/office/word/2010/wordml" xmlns:wpg="http://schemas.microsoft.com/office/word/2010/wordprocessingGroup" xmlns:wpi="http://schemas.microsoft.com/office/word/2010/wordprocessingInk" xmlns:wne="http://schemas.microsoft.com/office/word/2006/wordml" xmlns:wps="http://schemas.microsoft.com/office/word/2010/wordprocessingShape" xmlns:wpsCustomData="http://www.wps.cn/officeDocument/2013/wpsCustomData" mc:Ignorable="w14 wp14">
+<w:numbering xmlns:wpc="http://schemas.microsoft.com/office/word/2010/wordprocessingCanvas" xmlns:mc="http://schemas.openxmlformats.org/markup-compatibility/2006" xmlns:o="urn:schemas-microsoft-com:office:office" xmlns:r="http://schemas.openxmlformats.org/officeDocument/2006/relationships" xmlns:m="http://schemas.openxmlformats.org/officeDocument/2006/math" xmlns:v="urn:schemas-microsoft-com:vml" xmlns:wp14="http://schemas.microsoft.com/office/word/2010/wordprocessingDrawing" xmlns:wp="http://schemas.openxmlformats.org/drawingml/2006/wordprocessingDrawing" xmlns:w10="urn:schemas-microsoft-com:office:word" xmlns:w="http://schemas.openxmlformats.org/wordprocessingml/2006/main" xmlns:w14="http://schemas.microsoft.com/office/word/2010/wordml" xmlns:w15="http://schemas.microsoft.com/office/word/2012/wordml" xmlns:wne="http://schemas.microsoft.com/office/word/2006/wordml" xmlns:wpg="http://schemas.microsoft.com/office/word/2010/wordprocessingGroup" xmlns:wpi="http://schemas.microsoft.com/office/word/2010/wordprocessingInk" xmlns:wps="http://schemas.microsoft.com/office/word/2010/wordprocessingShape" mc:Ignorable="w14 w15 wp14">
   <w:abstractNum w:abstractNumId="0">
     <w:nsid w:val="8E964DCE"/>
     <w:multiLevelType w:val="multilevel"/>
     <w:tmpl w:val="8E964DCE"/>
-    <w:lvl w:ilvl="0" w:tentative="0">
+    <w:lvl w:ilvl="0">
       <w:start w:val="1"/>
       <w:numFmt w:val="decimal"/>
-      <w:pStyle w:val="2"/>
+      <w:pStyle w:val="Heading1"/>
       <w:lvlText w:val="%1."/>
       <w:lvlJc w:val="left"/>
       <w:pPr>
@@ -6112,10 +5999,10 @@
         <w:rFonts w:hint="default"/>
       </w:rPr>
     </w:lvl>
-    <w:lvl w:ilvl="1" w:tentative="0">
+    <w:lvl w:ilvl="1">
       <w:start w:val="1"/>
       <w:numFmt w:val="decimal"/>
-      <w:pStyle w:val="3"/>
+      <w:pStyle w:val="Heading2"/>
       <w:lvlText w:val="%1.%2."/>
       <w:lvlJc w:val="left"/>
       <w:pPr>
@@ -6125,10 +6012,10 @@
         <w:rFonts w:hint="default"/>
       </w:rPr>
     </w:lvl>
-    <w:lvl w:ilvl="2" w:tentative="0">
+    <w:lvl w:ilvl="2">
       <w:start w:val="1"/>
       <w:numFmt w:val="decimal"/>
-      <w:pStyle w:val="4"/>
+      <w:pStyle w:val="Heading3"/>
       <w:lvlText w:val="%1.%2.%3."/>
       <w:lvlJc w:val="left"/>
       <w:pPr>
@@ -6138,10 +6025,10 @@
         <w:rFonts w:hint="default"/>
       </w:rPr>
     </w:lvl>
-    <w:lvl w:ilvl="3" w:tentative="0">
+    <w:lvl w:ilvl="3">
       <w:start w:val="1"/>
       <w:numFmt w:val="decimal"/>
-      <w:pStyle w:val="5"/>
+      <w:pStyle w:val="Heading4"/>
       <w:lvlText w:val="%1.%2.%3.%4."/>
       <w:lvlJc w:val="left"/>
       <w:pPr>
@@ -6151,10 +6038,10 @@
         <w:rFonts w:hint="default"/>
       </w:rPr>
     </w:lvl>
-    <w:lvl w:ilvl="4" w:tentative="0">
+    <w:lvl w:ilvl="4">
       <w:start w:val="1"/>
       <w:numFmt w:val="decimal"/>
-      <w:pStyle w:val="6"/>
+      <w:pStyle w:val="Heading5"/>
       <w:lvlText w:val="%1.%2.%3.%4.%5."/>
       <w:lvlJc w:val="left"/>
       <w:pPr>
@@ -6164,10 +6051,10 @@
         <w:rFonts w:hint="default"/>
       </w:rPr>
     </w:lvl>
-    <w:lvl w:ilvl="5" w:tentative="0">
+    <w:lvl w:ilvl="5">
       <w:start w:val="1"/>
       <w:numFmt w:val="decimal"/>
-      <w:pStyle w:val="7"/>
+      <w:pStyle w:val="Heading6"/>
       <w:lvlText w:val="%1.%2.%3.%4.%5.%6."/>
       <w:lvlJc w:val="left"/>
       <w:pPr>
@@ -6177,10 +6064,10 @@
         <w:rFonts w:hint="default"/>
       </w:rPr>
     </w:lvl>
-    <w:lvl w:ilvl="6" w:tentative="0">
+    <w:lvl w:ilvl="6">
       <w:start w:val="1"/>
       <w:numFmt w:val="decimal"/>
-      <w:pStyle w:val="8"/>
+      <w:pStyle w:val="Heading7"/>
       <w:lvlText w:val="%1.%2.%3.%4.%5.%6.%7."/>
       <w:lvlJc w:val="left"/>
       <w:pPr>
@@ -6190,10 +6077,10 @@
         <w:rFonts w:hint="default"/>
       </w:rPr>
     </w:lvl>
-    <w:lvl w:ilvl="7" w:tentative="0">
+    <w:lvl w:ilvl="7">
       <w:start w:val="1"/>
       <w:numFmt w:val="decimal"/>
-      <w:pStyle w:val="9"/>
+      <w:pStyle w:val="Heading8"/>
       <w:lvlText w:val="%1.%2.%3.%4.%5.%6.%7.%8."/>
       <w:lvlJc w:val="left"/>
       <w:pPr>
@@ -6203,10 +6090,10 @@
         <w:rFonts w:hint="default"/>
       </w:rPr>
     </w:lvl>
-    <w:lvl w:ilvl="8" w:tentative="0">
+    <w:lvl w:ilvl="8">
       <w:start w:val="1"/>
       <w:numFmt w:val="decimal"/>
-      <w:pStyle w:val="10"/>
+      <w:pStyle w:val="Heading9"/>
       <w:lvlText w:val="%1.%2.%3.%4.%5.%6.%7.%8.%9."/>
       <w:lvlJc w:val="left"/>
       <w:pPr>
@@ -6221,7 +6108,7 @@
     <w:nsid w:val="CBBCC47E"/>
     <w:multiLevelType w:val="singleLevel"/>
     <w:tmpl w:val="CBBCC47E"/>
-    <w:lvl w:ilvl="0" w:tentative="0">
+    <w:lvl w:ilvl="0">
       <w:start w:val="1"/>
       <w:numFmt w:val="decimal"/>
       <w:lvlText w:val="%1."/>
@@ -6238,7 +6125,7 @@
     <w:nsid w:val="D7519669"/>
     <w:multiLevelType w:val="singleLevel"/>
     <w:tmpl w:val="D7519669"/>
-    <w:lvl w:ilvl="0" w:tentative="0">
+    <w:lvl w:ilvl="0">
       <w:start w:val="1"/>
       <w:numFmt w:val="decimal"/>
       <w:lvlText w:val="%1."/>
@@ -6255,7 +6142,7 @@
     <w:nsid w:val="DF771305"/>
     <w:multiLevelType w:val="singleLevel"/>
     <w:tmpl w:val="DF771305"/>
-    <w:lvl w:ilvl="0" w:tentative="0">
+    <w:lvl w:ilvl="0">
       <w:start w:val="1"/>
       <w:numFmt w:val="decimal"/>
       <w:lvlText w:val="%1."/>
@@ -6272,7 +6159,7 @@
     <w:nsid w:val="FB6490F9"/>
     <w:multiLevelType w:val="singleLevel"/>
     <w:tmpl w:val="FB6490F9"/>
-    <w:lvl w:ilvl="0" w:tentative="0">
+    <w:lvl w:ilvl="0">
       <w:start w:val="1"/>
       <w:numFmt w:val="decimal"/>
       <w:lvlText w:val="(%1)"/>
@@ -6292,7 +6179,7 @@
     <w:nsid w:val="6186E790"/>
     <w:multiLevelType w:val="singleLevel"/>
     <w:tmpl w:val="6186E790"/>
-    <w:lvl w:ilvl="0" w:tentative="0">
+    <w:lvl w:ilvl="0">
       <w:start w:val="1"/>
       <w:numFmt w:val="decimal"/>
       <w:lvlText w:val="%1."/>
@@ -6327,269 +6214,267 @@
 </file>
 
 <file path=word/styles.xml><?xml version="1.0" encoding="utf-8"?>
-<w:styles xmlns:mc="http://schemas.openxmlformats.org/markup-compatibility/2006" xmlns:o="urn:schemas-microsoft-com:office:office" xmlns:r="http://schemas.openxmlformats.org/officeDocument/2006/relationships" xmlns:m="http://schemas.openxmlformats.org/officeDocument/2006/math" xmlns:v="urn:schemas-microsoft-com:vml" xmlns:w="http://schemas.openxmlformats.org/wordprocessingml/2006/main" xmlns:w14="http://schemas.microsoft.com/office/word/2010/wordml" xmlns:w10="urn:schemas-microsoft-com:office:word" xmlns:sl="http://schemas.openxmlformats.org/schemaLibrary/2006/main" xmlns:wpsCustomData="http://www.wps.cn/officeDocument/2013/wpsCustomData" mc:Ignorable="w14">
+<w:styles xmlns:mc="http://schemas.openxmlformats.org/markup-compatibility/2006" xmlns:r="http://schemas.openxmlformats.org/officeDocument/2006/relationships" xmlns:w="http://schemas.openxmlformats.org/wordprocessingml/2006/main" xmlns:w14="http://schemas.microsoft.com/office/word/2010/wordml" xmlns:w15="http://schemas.microsoft.com/office/word/2012/wordml" mc:Ignorable="w14 w15">
   <w:docDefaults>
     <w:rPrDefault>
       <w:rPr>
-        <w:rFonts w:ascii="Times New Roman" w:hAnsi="Times New Roman" w:eastAsia="宋体" w:cs="Times New Roman"/>
+        <w:rFonts w:ascii="Times New Roman" w:eastAsia="宋体" w:hAnsi="Times New Roman" w:cs="Times New Roman"/>
       </w:rPr>
     </w:rPrDefault>
     <w:pPrDefault/>
   </w:docDefaults>
-  <w:latentStyles w:count="260" w:defQFormat="0" w:defUnhideWhenUsed="1" w:defSemiHidden="1" w:defUIPriority="99" w:defLockedState="0">
-    <w:lsdException w:qFormat="1" w:unhideWhenUsed="0" w:uiPriority="0" w:semiHidden="0" w:name="Normal"/>
-    <w:lsdException w:qFormat="1" w:unhideWhenUsed="0" w:uiPriority="0" w:semiHidden="0" w:name="heading 1"/>
-    <w:lsdException w:qFormat="1" w:uiPriority="0" w:semiHidden="0" w:name="heading 2"/>
-    <w:lsdException w:qFormat="1" w:uiPriority="0" w:name="heading 3"/>
-    <w:lsdException w:qFormat="1" w:uiPriority="0" w:semiHidden="0" w:name="heading 4"/>
-    <w:lsdException w:qFormat="1" w:uiPriority="0" w:name="heading 5"/>
-    <w:lsdException w:qFormat="1" w:uiPriority="0" w:name="heading 6"/>
-    <w:lsdException w:qFormat="1" w:uiPriority="0" w:name="heading 7"/>
-    <w:lsdException w:qFormat="1" w:uiPriority="0" w:name="heading 8"/>
-    <w:lsdException w:qFormat="1" w:uiPriority="0" w:name="heading 9"/>
-    <w:lsdException w:unhideWhenUsed="0" w:uiPriority="0" w:semiHidden="0" w:name="index 1"/>
-    <w:lsdException w:unhideWhenUsed="0" w:uiPriority="0" w:semiHidden="0" w:name="index 2"/>
-    <w:lsdException w:unhideWhenUsed="0" w:uiPriority="0" w:semiHidden="0" w:name="index 3"/>
-    <w:lsdException w:unhideWhenUsed="0" w:uiPriority="0" w:semiHidden="0" w:name="index 4"/>
-    <w:lsdException w:unhideWhenUsed="0" w:uiPriority="0" w:semiHidden="0" w:name="index 5"/>
-    <w:lsdException w:unhideWhenUsed="0" w:uiPriority="0" w:semiHidden="0" w:name="index 6"/>
-    <w:lsdException w:unhideWhenUsed="0" w:uiPriority="0" w:semiHidden="0" w:name="index 7"/>
-    <w:lsdException w:unhideWhenUsed="0" w:uiPriority="0" w:semiHidden="0" w:name="index 8"/>
-    <w:lsdException w:unhideWhenUsed="0" w:uiPriority="0" w:semiHidden="0" w:name="index 9"/>
-    <w:lsdException w:qFormat="1" w:unhideWhenUsed="0" w:uiPriority="0" w:semiHidden="0" w:name="toc 1"/>
-    <w:lsdException w:qFormat="1" w:unhideWhenUsed="0" w:uiPriority="0" w:semiHidden="0" w:name="toc 2"/>
-    <w:lsdException w:qFormat="1" w:unhideWhenUsed="0" w:uiPriority="0" w:semiHidden="0" w:name="toc 3"/>
-    <w:lsdException w:unhideWhenUsed="0" w:uiPriority="0" w:semiHidden="0" w:name="toc 4"/>
-    <w:lsdException w:unhideWhenUsed="0" w:uiPriority="0" w:semiHidden="0" w:name="toc 5"/>
-    <w:lsdException w:unhideWhenUsed="0" w:uiPriority="0" w:semiHidden="0" w:name="toc 6"/>
-    <w:lsdException w:unhideWhenUsed="0" w:uiPriority="0" w:semiHidden="0" w:name="toc 7"/>
-    <w:lsdException w:unhideWhenUsed="0" w:uiPriority="0" w:semiHidden="0" w:name="toc 8"/>
-    <w:lsdException w:unhideWhenUsed="0" w:uiPriority="0" w:semiHidden="0" w:name="toc 9"/>
-    <w:lsdException w:unhideWhenUsed="0" w:uiPriority="0" w:semiHidden="0" w:name="Normal Indent"/>
-    <w:lsdException w:unhideWhenUsed="0" w:uiPriority="0" w:semiHidden="0" w:name="footnote text"/>
-    <w:lsdException w:qFormat="1" w:unhideWhenUsed="0" w:uiPriority="0" w:semiHidden="0" w:name="annotation text"/>
-    <w:lsdException w:qFormat="1" w:unhideWhenUsed="0" w:uiPriority="0" w:semiHidden="0" w:name="header"/>
-    <w:lsdException w:qFormat="1" w:unhideWhenUsed="0" w:uiPriority="0" w:semiHidden="0" w:name="footer"/>
-    <w:lsdException w:unhideWhenUsed="0" w:uiPriority="0" w:semiHidden="0" w:name="index heading"/>
-    <w:lsdException w:qFormat="1" w:uiPriority="0" w:name="caption"/>
-    <w:lsdException w:unhideWhenUsed="0" w:uiPriority="0" w:semiHidden="0" w:name="table of figures"/>
-    <w:lsdException w:unhideWhenUsed="0" w:uiPriority="0" w:semiHidden="0" w:name="envelope address"/>
-    <w:lsdException w:unhideWhenUsed="0" w:uiPriority="0" w:semiHidden="0" w:name="envelope return"/>
-    <w:lsdException w:unhideWhenUsed="0" w:uiPriority="0" w:semiHidden="0" w:name="footnote reference"/>
-    <w:lsdException w:unhideWhenUsed="0" w:uiPriority="0" w:semiHidden="0" w:name="annotation reference"/>
-    <w:lsdException w:unhideWhenUsed="0" w:uiPriority="0" w:semiHidden="0" w:name="line number"/>
-    <w:lsdException w:unhideWhenUsed="0" w:uiPriority="0" w:semiHidden="0" w:name="page number"/>
-    <w:lsdException w:unhideWhenUsed="0" w:uiPriority="0" w:semiHidden="0" w:name="endnote reference"/>
-    <w:lsdException w:unhideWhenUsed="0" w:uiPriority="0" w:semiHidden="0" w:name="endnote text"/>
-    <w:lsdException w:unhideWhenUsed="0" w:uiPriority="0" w:semiHidden="0" w:name="table of authorities"/>
-    <w:lsdException w:unhideWhenUsed="0" w:uiPriority="0" w:semiHidden="0" w:name="macro"/>
-    <w:lsdException w:unhideWhenUsed="0" w:uiPriority="0" w:semiHidden="0" w:name="toa heading"/>
-    <w:lsdException w:unhideWhenUsed="0" w:uiPriority="0" w:semiHidden="0" w:name="List"/>
-    <w:lsdException w:unhideWhenUsed="0" w:uiPriority="0" w:semiHidden="0" w:name="List Bullet"/>
-    <w:lsdException w:unhideWhenUsed="0" w:uiPriority="0" w:semiHidden="0" w:name="List Number"/>
-    <w:lsdException w:unhideWhenUsed="0" w:uiPriority="0" w:semiHidden="0" w:name="List 2"/>
-    <w:lsdException w:unhideWhenUsed="0" w:uiPriority="0" w:semiHidden="0" w:name="List 3"/>
-    <w:lsdException w:unhideWhenUsed="0" w:uiPriority="0" w:semiHidden="0" w:name="List 4"/>
-    <w:lsdException w:unhideWhenUsed="0" w:uiPriority="0" w:semiHidden="0" w:name="List 5"/>
-    <w:lsdException w:unhideWhenUsed="0" w:uiPriority="0" w:semiHidden="0" w:name="List Bullet 2"/>
-    <w:lsdException w:unhideWhenUsed="0" w:uiPriority="0" w:semiHidden="0" w:name="List Bullet 3"/>
-    <w:lsdException w:unhideWhenUsed="0" w:uiPriority="0" w:semiHidden="0" w:name="List Bullet 4"/>
-    <w:lsdException w:unhideWhenUsed="0" w:uiPriority="0" w:semiHidden="0" w:name="List Bullet 5"/>
-    <w:lsdException w:unhideWhenUsed="0" w:uiPriority="0" w:semiHidden="0" w:name="List Number 2"/>
-    <w:lsdException w:unhideWhenUsed="0" w:uiPriority="0" w:semiHidden="0" w:name="List Number 3"/>
-    <w:lsdException w:unhideWhenUsed="0" w:uiPriority="0" w:semiHidden="0" w:name="List Number 4"/>
-    <w:lsdException w:unhideWhenUsed="0" w:uiPriority="0" w:semiHidden="0" w:name="List Number 5"/>
-    <w:lsdException w:qFormat="1" w:unhideWhenUsed="0" w:uiPriority="0" w:semiHidden="0" w:name="Title"/>
-    <w:lsdException w:unhideWhenUsed="0" w:uiPriority="0" w:semiHidden="0" w:name="Closing"/>
-    <w:lsdException w:unhideWhenUsed="0" w:uiPriority="0" w:semiHidden="0" w:name="Signature"/>
-    <w:lsdException w:qFormat="1" w:unhideWhenUsed="0" w:uiPriority="0" w:name="Default Paragraph Font"/>
-    <w:lsdException w:qFormat="1" w:unhideWhenUsed="0" w:uiPriority="0" w:name="Body Text"/>
-    <w:lsdException w:unhideWhenUsed="0" w:uiPriority="0" w:semiHidden="0" w:name="Body Text Indent"/>
-    <w:lsdException w:unhideWhenUsed="0" w:uiPriority="0" w:semiHidden="0" w:name="List Continue"/>
-    <w:lsdException w:unhideWhenUsed="0" w:uiPriority="0" w:semiHidden="0" w:name="List Continue 2"/>
-    <w:lsdException w:unhideWhenUsed="0" w:uiPriority="0" w:semiHidden="0" w:name="List Continue 3"/>
-    <w:lsdException w:unhideWhenUsed="0" w:uiPriority="0" w:semiHidden="0" w:name="List Continue 4"/>
-    <w:lsdException w:unhideWhenUsed="0" w:uiPriority="0" w:semiHidden="0" w:name="List Continue 5"/>
-    <w:lsdException w:unhideWhenUsed="0" w:uiPriority="0" w:semiHidden="0" w:name="Message Header"/>
-    <w:lsdException w:qFormat="1" w:unhideWhenUsed="0" w:uiPriority="0" w:semiHidden="0" w:name="Subtitle"/>
-    <w:lsdException w:unhideWhenUsed="0" w:uiPriority="0" w:semiHidden="0" w:name="Salutation"/>
-    <w:lsdException w:unhideWhenUsed="0" w:uiPriority="0" w:semiHidden="0" w:name="Date"/>
-    <w:lsdException w:unhideWhenUsed="0" w:uiPriority="0" w:semiHidden="0" w:name="Body Text First Indent"/>
-    <w:lsdException w:unhideWhenUsed="0" w:uiPriority="0" w:semiHidden="0" w:name="Body Text First Indent 2"/>
-    <w:lsdException w:uiPriority="99" w:name="Note Heading"/>
-    <w:lsdException w:unhideWhenUsed="0" w:uiPriority="0" w:semiHidden="0" w:name="Body Text 2"/>
-    <w:lsdException w:unhideWhenUsed="0" w:uiPriority="0" w:semiHidden="0" w:name="Body Text 3"/>
-    <w:lsdException w:unhideWhenUsed="0" w:uiPriority="0" w:semiHidden="0" w:name="Body Text Indent 2"/>
-    <w:lsdException w:unhideWhenUsed="0" w:uiPriority="0" w:semiHidden="0" w:name="Body Text Indent 3"/>
-    <w:lsdException w:unhideWhenUsed="0" w:uiPriority="0" w:semiHidden="0" w:name="Block Text"/>
-    <w:lsdException w:unhideWhenUsed="0" w:uiPriority="0" w:semiHidden="0" w:name="Hyperlink"/>
-    <w:lsdException w:unhideWhenUsed="0" w:uiPriority="0" w:semiHidden="0" w:name="FollowedHyperlink"/>
-    <w:lsdException w:qFormat="1" w:unhideWhenUsed="0" w:uiPriority="0" w:semiHidden="0" w:name="Strong"/>
-    <w:lsdException w:qFormat="1" w:unhideWhenUsed="0" w:uiPriority="0" w:semiHidden="0" w:name="Emphasis"/>
-    <w:lsdException w:unhideWhenUsed="0" w:uiPriority="0" w:semiHidden="0" w:name="Document Map"/>
-    <w:lsdException w:unhideWhenUsed="0" w:uiPriority="0" w:semiHidden="0" w:name="Plain Text"/>
-    <w:lsdException w:unhideWhenUsed="0" w:uiPriority="0" w:semiHidden="0" w:name="E-mail Signature"/>
-    <w:lsdException w:qFormat="1" w:unhideWhenUsed="0" w:uiPriority="0" w:semiHidden="0" w:name="Normal (Web)"/>
-    <w:lsdException w:unhideWhenUsed="0" w:uiPriority="0" w:semiHidden="0" w:name="HTML Acronym"/>
-    <w:lsdException w:unhideWhenUsed="0" w:uiPriority="0" w:semiHidden="0" w:name="HTML Address"/>
-    <w:lsdException w:unhideWhenUsed="0" w:uiPriority="0" w:semiHidden="0" w:name="HTML Cite"/>
-    <w:lsdException w:unhideWhenUsed="0" w:uiPriority="0" w:semiHidden="0" w:name="HTML Code"/>
-    <w:lsdException w:unhideWhenUsed="0" w:uiPriority="0" w:semiHidden="0" w:name="HTML Definition"/>
-    <w:lsdException w:unhideWhenUsed="0" w:uiPriority="0" w:semiHidden="0" w:name="HTML Keyboard"/>
-    <w:lsdException w:unhideWhenUsed="0" w:uiPriority="0" w:semiHidden="0" w:name="HTML Preformatted"/>
-    <w:lsdException w:unhideWhenUsed="0" w:uiPriority="0" w:semiHidden="0" w:name="HTML Sample"/>
-    <w:lsdException w:unhideWhenUsed="0" w:uiPriority="0" w:semiHidden="0" w:name="HTML Typewriter"/>
-    <w:lsdException w:unhideWhenUsed="0" w:uiPriority="0" w:semiHidden="0" w:name="HTML Variable"/>
-    <w:lsdException w:qFormat="1" w:unhideWhenUsed="0" w:uiPriority="0" w:name="Normal Table"/>
-    <w:lsdException w:unhideWhenUsed="0" w:uiPriority="0" w:semiHidden="0" w:name="annotation subject"/>
-    <w:lsdException w:unhideWhenUsed="0" w:uiPriority="0" w:semiHidden="0" w:name="Table Simple 1"/>
-    <w:lsdException w:unhideWhenUsed="0" w:uiPriority="0" w:semiHidden="0" w:name="Table Simple 2"/>
-    <w:lsdException w:unhideWhenUsed="0" w:uiPriority="0" w:semiHidden="0" w:name="Table Simple 3"/>
-    <w:lsdException w:unhideWhenUsed="0" w:uiPriority="0" w:semiHidden="0" w:name="Table Classic 1"/>
-    <w:lsdException w:unhideWhenUsed="0" w:uiPriority="0" w:semiHidden="0" w:name="Table Classic 2"/>
-    <w:lsdException w:unhideWhenUsed="0" w:uiPriority="0" w:semiHidden="0" w:name="Table Classic 3"/>
-    <w:lsdException w:unhideWhenUsed="0" w:uiPriority="0" w:semiHidden="0" w:name="Table Classic 4"/>
-    <w:lsdException w:unhideWhenUsed="0" w:uiPriority="0" w:semiHidden="0" w:name="Table Colorful 1"/>
-    <w:lsdException w:unhideWhenUsed="0" w:uiPriority="0" w:semiHidden="0" w:name="Table Colorful 2"/>
-    <w:lsdException w:unhideWhenUsed="0" w:uiPriority="0" w:semiHidden="0" w:name="Table Colorful 3"/>
-    <w:lsdException w:unhideWhenUsed="0" w:uiPriority="0" w:semiHidden="0" w:name="Table Columns 1"/>
-    <w:lsdException w:unhideWhenUsed="0" w:uiPriority="0" w:semiHidden="0" w:name="Table Columns 2"/>
-    <w:lsdException w:unhideWhenUsed="0" w:uiPriority="0" w:semiHidden="0" w:name="Table Columns 3"/>
-    <w:lsdException w:unhideWhenUsed="0" w:uiPriority="0" w:semiHidden="0" w:name="Table Columns 4"/>
-    <w:lsdException w:unhideWhenUsed="0" w:uiPriority="0" w:semiHidden="0" w:name="Table Columns 5"/>
-    <w:lsdException w:unhideWhenUsed="0" w:uiPriority="0" w:semiHidden="0" w:name="Table Grid 1"/>
-    <w:lsdException w:unhideWhenUsed="0" w:uiPriority="0" w:semiHidden="0" w:name="Table Grid 2"/>
-    <w:lsdException w:unhideWhenUsed="0" w:uiPriority="0" w:semiHidden="0" w:name="Table Grid 3"/>
-    <w:lsdException w:unhideWhenUsed="0" w:uiPriority="0" w:semiHidden="0" w:name="Table Grid 4"/>
-    <w:lsdException w:unhideWhenUsed="0" w:uiPriority="0" w:semiHidden="0" w:name="Table Grid 5"/>
-    <w:lsdException w:unhideWhenUsed="0" w:uiPriority="0" w:semiHidden="0" w:name="Table Grid 6"/>
-    <w:lsdException w:unhideWhenUsed="0" w:uiPriority="0" w:semiHidden="0" w:name="Table Grid 7"/>
-    <w:lsdException w:unhideWhenUsed="0" w:uiPriority="0" w:semiHidden="0" w:name="Table Grid 8"/>
-    <w:lsdException w:unhideWhenUsed="0" w:uiPriority="0" w:semiHidden="0" w:name="Table List 1"/>
-    <w:lsdException w:unhideWhenUsed="0" w:uiPriority="0" w:semiHidden="0" w:name="Table List 2"/>
-    <w:lsdException w:unhideWhenUsed="0" w:uiPriority="0" w:semiHidden="0" w:name="Table List 3"/>
-    <w:lsdException w:unhideWhenUsed="0" w:uiPriority="0" w:semiHidden="0" w:name="Table List 4"/>
-    <w:lsdException w:unhideWhenUsed="0" w:uiPriority="0" w:semiHidden="0" w:name="Table List 5"/>
-    <w:lsdException w:unhideWhenUsed="0" w:uiPriority="0" w:semiHidden="0" w:name="Table List 6"/>
-    <w:lsdException w:unhideWhenUsed="0" w:uiPriority="0" w:semiHidden="0" w:name="Table List 7"/>
-    <w:lsdException w:unhideWhenUsed="0" w:uiPriority="0" w:semiHidden="0" w:name="Table List 8"/>
-    <w:lsdException w:unhideWhenUsed="0" w:uiPriority="0" w:semiHidden="0" w:name="Table 3D effects 1"/>
-    <w:lsdException w:unhideWhenUsed="0" w:uiPriority="0" w:semiHidden="0" w:name="Table 3D effects 2"/>
-    <w:lsdException w:unhideWhenUsed="0" w:uiPriority="0" w:semiHidden="0" w:name="Table 3D effects 3"/>
-    <w:lsdException w:unhideWhenUsed="0" w:uiPriority="0" w:semiHidden="0" w:name="Table Contemporary"/>
-    <w:lsdException w:unhideWhenUsed="0" w:uiPriority="0" w:semiHidden="0" w:name="Table Elegant"/>
-    <w:lsdException w:unhideWhenUsed="0" w:uiPriority="0" w:semiHidden="0" w:name="Table Professional"/>
-    <w:lsdException w:unhideWhenUsed="0" w:uiPriority="0" w:semiHidden="0" w:name="Table Subtle 1"/>
-    <w:lsdException w:unhideWhenUsed="0" w:uiPriority="0" w:semiHidden="0" w:name="Table Subtle 2"/>
-    <w:lsdException w:unhideWhenUsed="0" w:uiPriority="0" w:semiHidden="0" w:name="Table Web 1"/>
-    <w:lsdException w:unhideWhenUsed="0" w:uiPriority="0" w:semiHidden="0" w:name="Table Web 2"/>
-    <w:lsdException w:unhideWhenUsed="0" w:uiPriority="0" w:semiHidden="0" w:name="Table Web 3"/>
-    <w:lsdException w:unhideWhenUsed="0" w:uiPriority="0" w:semiHidden="0" w:name="Balloon Text"/>
-    <w:lsdException w:qFormat="1" w:unhideWhenUsed="0" w:uiPriority="0" w:semiHidden="0" w:name="Table Grid"/>
-    <w:lsdException w:unhideWhenUsed="0" w:uiPriority="0" w:semiHidden="0" w:name="Table Theme"/>
-    <w:lsdException w:unhideWhenUsed="0" w:uiPriority="60" w:semiHidden="0" w:name="Light Shading"/>
-    <w:lsdException w:unhideWhenUsed="0" w:uiPriority="61" w:semiHidden="0" w:name="Light List"/>
-    <w:lsdException w:unhideWhenUsed="0" w:uiPriority="62" w:semiHidden="0" w:name="Light Grid"/>
-    <w:lsdException w:unhideWhenUsed="0" w:uiPriority="63" w:semiHidden="0" w:name="Medium Shading 1"/>
-    <w:lsdException w:unhideWhenUsed="0" w:uiPriority="64" w:semiHidden="0" w:name="Medium Shading 2"/>
-    <w:lsdException w:unhideWhenUsed="0" w:uiPriority="65" w:semiHidden="0" w:name="Medium List 1"/>
-    <w:lsdException w:unhideWhenUsed="0" w:uiPriority="66" w:semiHidden="0" w:name="Medium List 2"/>
-    <w:lsdException w:unhideWhenUsed="0" w:uiPriority="67" w:semiHidden="0" w:name="Medium Grid 1"/>
-    <w:lsdException w:unhideWhenUsed="0" w:uiPriority="68" w:semiHidden="0" w:name="Medium Grid 2"/>
-    <w:lsdException w:unhideWhenUsed="0" w:uiPriority="69" w:semiHidden="0" w:name="Medium Grid 3"/>
-    <w:lsdException w:unhideWhenUsed="0" w:uiPriority="70" w:semiHidden="0" w:name="Dark List"/>
-    <w:lsdException w:unhideWhenUsed="0" w:uiPriority="71" w:semiHidden="0" w:name="Colorful Shading"/>
-    <w:lsdException w:unhideWhenUsed="0" w:uiPriority="72" w:semiHidden="0" w:name="Colorful List"/>
-    <w:lsdException w:unhideWhenUsed="0" w:uiPriority="73" w:semiHidden="0" w:name="Colorful Grid"/>
-    <w:lsdException w:unhideWhenUsed="0" w:uiPriority="60" w:semiHidden="0" w:name="Light Shading Accent 1"/>
-    <w:lsdException w:unhideWhenUsed="0" w:uiPriority="61" w:semiHidden="0" w:name="Light List Accent 1"/>
-    <w:lsdException w:unhideWhenUsed="0" w:uiPriority="62" w:semiHidden="0" w:name="Light Grid Accent 1"/>
-    <w:lsdException w:unhideWhenUsed="0" w:uiPriority="63" w:semiHidden="0" w:name="Medium Shading 1 Accent 1"/>
-    <w:lsdException w:unhideWhenUsed="0" w:uiPriority="64" w:semiHidden="0" w:name="Medium Shading 2 Accent 1"/>
-    <w:lsdException w:unhideWhenUsed="0" w:uiPriority="65" w:semiHidden="0" w:name="Medium List 1 Accent 1"/>
-    <w:lsdException w:unhideWhenUsed="0" w:uiPriority="66" w:semiHidden="0" w:name="Medium List 2 Accent 1"/>
-    <w:lsdException w:unhideWhenUsed="0" w:uiPriority="67" w:semiHidden="0" w:name="Medium Grid 1 Accent 1"/>
-    <w:lsdException w:unhideWhenUsed="0" w:uiPriority="68" w:semiHidden="0" w:name="Medium Grid 2 Accent 1"/>
-    <w:lsdException w:unhideWhenUsed="0" w:uiPriority="69" w:semiHidden="0" w:name="Medium Grid 3 Accent 1"/>
-    <w:lsdException w:unhideWhenUsed="0" w:uiPriority="70" w:semiHidden="0" w:name="Dark List Accent 1"/>
-    <w:lsdException w:unhideWhenUsed="0" w:uiPriority="71" w:semiHidden="0" w:name="Colorful Shading Accent 1"/>
-    <w:lsdException w:unhideWhenUsed="0" w:uiPriority="72" w:semiHidden="0" w:name="Colorful List Accent 1"/>
-    <w:lsdException w:unhideWhenUsed="0" w:uiPriority="73" w:semiHidden="0" w:name="Colorful Grid Accent 1"/>
-    <w:lsdException w:unhideWhenUsed="0" w:uiPriority="60" w:semiHidden="0" w:name="Light Shading Accent 2"/>
-    <w:lsdException w:unhideWhenUsed="0" w:uiPriority="61" w:semiHidden="0" w:name="Light List Accent 2"/>
-    <w:lsdException w:unhideWhenUsed="0" w:uiPriority="62" w:semiHidden="0" w:name="Light Grid Accent 2"/>
-    <w:lsdException w:unhideWhenUsed="0" w:uiPriority="63" w:semiHidden="0" w:name="Medium Shading 1 Accent 2"/>
-    <w:lsdException w:unhideWhenUsed="0" w:uiPriority="64" w:semiHidden="0" w:name="Medium Shading 2 Accent 2"/>
-    <w:lsdException w:unhideWhenUsed="0" w:uiPriority="65" w:semiHidden="0" w:name="Medium List 1 Accent 2"/>
-    <w:lsdException w:unhideWhenUsed="0" w:uiPriority="66" w:semiHidden="0" w:name="Medium List 2 Accent 2"/>
-    <w:lsdException w:unhideWhenUsed="0" w:uiPriority="67" w:semiHidden="0" w:name="Medium Grid 1 Accent 2"/>
-    <w:lsdException w:unhideWhenUsed="0" w:uiPriority="68" w:semiHidden="0" w:name="Medium Grid 2 Accent 2"/>
-    <w:lsdException w:unhideWhenUsed="0" w:uiPriority="69" w:semiHidden="0" w:name="Medium Grid 3 Accent 2"/>
-    <w:lsdException w:unhideWhenUsed="0" w:uiPriority="70" w:semiHidden="0" w:name="Dark List Accent 2"/>
-    <w:lsdException w:unhideWhenUsed="0" w:uiPriority="71" w:semiHidden="0" w:name="Colorful Shading Accent 2"/>
-    <w:lsdException w:unhideWhenUsed="0" w:uiPriority="72" w:semiHidden="0" w:name="Colorful List Accent 2"/>
-    <w:lsdException w:unhideWhenUsed="0" w:uiPriority="73" w:semiHidden="0" w:name="Colorful Grid Accent 2"/>
-    <w:lsdException w:unhideWhenUsed="0" w:uiPriority="60" w:semiHidden="0" w:name="Light Shading Accent 3"/>
-    <w:lsdException w:unhideWhenUsed="0" w:uiPriority="61" w:semiHidden="0" w:name="Light List Accent 3"/>
-    <w:lsdException w:unhideWhenUsed="0" w:uiPriority="62" w:semiHidden="0" w:name="Light Grid Accent 3"/>
-    <w:lsdException w:unhideWhenUsed="0" w:uiPriority="63" w:semiHidden="0" w:name="Medium Shading 1 Accent 3"/>
-    <w:lsdException w:unhideWhenUsed="0" w:uiPriority="64" w:semiHidden="0" w:name="Medium Shading 2 Accent 3"/>
-    <w:lsdException w:unhideWhenUsed="0" w:uiPriority="65" w:semiHidden="0" w:name="Medium List 1 Accent 3"/>
-    <w:lsdException w:unhideWhenUsed="0" w:uiPriority="66" w:semiHidden="0" w:name="Medium List 2 Accent 3"/>
-    <w:lsdException w:unhideWhenUsed="0" w:uiPriority="67" w:semiHidden="0" w:name="Medium Grid 1 Accent 3"/>
-    <w:lsdException w:unhideWhenUsed="0" w:uiPriority="68" w:semiHidden="0" w:name="Medium Grid 2 Accent 3"/>
-    <w:lsdException w:unhideWhenUsed="0" w:uiPriority="69" w:semiHidden="0" w:name="Medium Grid 3 Accent 3"/>
-    <w:lsdException w:unhideWhenUsed="0" w:uiPriority="70" w:semiHidden="0" w:name="Dark List Accent 3"/>
-    <w:lsdException w:unhideWhenUsed="0" w:uiPriority="71" w:semiHidden="0" w:name="Colorful Shading Accent 3"/>
-    <w:lsdException w:unhideWhenUsed="0" w:uiPriority="72" w:semiHidden="0" w:name="Colorful List Accent 3"/>
-    <w:lsdException w:unhideWhenUsed="0" w:uiPriority="73" w:semiHidden="0" w:name="Colorful Grid Accent 3"/>
-    <w:lsdException w:unhideWhenUsed="0" w:uiPriority="60" w:semiHidden="0" w:name="Light Shading Accent 4"/>
-    <w:lsdException w:unhideWhenUsed="0" w:uiPriority="61" w:semiHidden="0" w:name="Light List Accent 4"/>
-    <w:lsdException w:unhideWhenUsed="0" w:uiPriority="62" w:semiHidden="0" w:name="Light Grid Accent 4"/>
-    <w:lsdException w:unhideWhenUsed="0" w:uiPriority="63" w:semiHidden="0" w:name="Medium Shading 1 Accent 4"/>
-    <w:lsdException w:unhideWhenUsed="0" w:uiPriority="64" w:semiHidden="0" w:name="Medium Shading 2 Accent 4"/>
-    <w:lsdException w:unhideWhenUsed="0" w:uiPriority="65" w:semiHidden="0" w:name="Medium List 1 Accent 4"/>
-    <w:lsdException w:unhideWhenUsed="0" w:uiPriority="66" w:semiHidden="0" w:name="Medium List 2 Accent 4"/>
-    <w:lsdException w:unhideWhenUsed="0" w:uiPriority="67" w:semiHidden="0" w:name="Medium Grid 1 Accent 4"/>
-    <w:lsdException w:unhideWhenUsed="0" w:uiPriority="68" w:semiHidden="0" w:name="Medium Grid 2 Accent 4"/>
-    <w:lsdException w:unhideWhenUsed="0" w:uiPriority="69" w:semiHidden="0" w:name="Medium Grid 3 Accent 4"/>
-    <w:lsdException w:unhideWhenUsed="0" w:uiPriority="70" w:semiHidden="0" w:name="Dark List Accent 4"/>
-    <w:lsdException w:unhideWhenUsed="0" w:uiPriority="71" w:semiHidden="0" w:name="Colorful Shading Accent 4"/>
-    <w:lsdException w:unhideWhenUsed="0" w:uiPriority="72" w:semiHidden="0" w:name="Colorful List Accent 4"/>
-    <w:lsdException w:unhideWhenUsed="0" w:uiPriority="73" w:semiHidden="0" w:name="Colorful Grid Accent 4"/>
-    <w:lsdException w:unhideWhenUsed="0" w:uiPriority="60" w:semiHidden="0" w:name="Light Shading Accent 5"/>
-    <w:lsdException w:unhideWhenUsed="0" w:uiPriority="61" w:semiHidden="0" w:name="Light List Accent 5"/>
-    <w:lsdException w:unhideWhenUsed="0" w:uiPriority="62" w:semiHidden="0" w:name="Light Grid Accent 5"/>
-    <w:lsdException w:unhideWhenUsed="0" w:uiPriority="63" w:semiHidden="0" w:name="Medium Shading 1 Accent 5"/>
-    <w:lsdException w:unhideWhenUsed="0" w:uiPriority="64" w:semiHidden="0" w:name="Medium Shading 2 Accent 5"/>
-    <w:lsdException w:unhideWhenUsed="0" w:uiPriority="65" w:semiHidden="0" w:name="Medium List 1 Accent 5"/>
-    <w:lsdException w:unhideWhenUsed="0" w:uiPriority="66" w:semiHidden="0" w:name="Medium List 2 Accent 5"/>
-    <w:lsdException w:unhideWhenUsed="0" w:uiPriority="67" w:semiHidden="0" w:name="Medium Grid 1 Accent 5"/>
-    <w:lsdException w:unhideWhenUsed="0" w:uiPriority="68" w:semiHidden="0" w:name="Medium Grid 2 Accent 5"/>
-    <w:lsdException w:unhideWhenUsed="0" w:uiPriority="69" w:semiHidden="0" w:name="Medium Grid 3 Accent 5"/>
-    <w:lsdException w:unhideWhenUsed="0" w:uiPriority="70" w:semiHidden="0" w:name="Dark List Accent 5"/>
-    <w:lsdException w:unhideWhenUsed="0" w:uiPriority="71" w:semiHidden="0" w:name="Colorful Shading Accent 5"/>
-    <w:lsdException w:unhideWhenUsed="0" w:uiPriority="72" w:semiHidden="0" w:name="Colorful List Accent 5"/>
-    <w:lsdException w:unhideWhenUsed="0" w:uiPriority="73" w:semiHidden="0" w:name="Colorful Grid Accent 5"/>
-    <w:lsdException w:unhideWhenUsed="0" w:uiPriority="60" w:semiHidden="0" w:name="Light Shading Accent 6"/>
-    <w:lsdException w:unhideWhenUsed="0" w:uiPriority="61" w:semiHidden="0" w:name="Light List Accent 6"/>
-    <w:lsdException w:unhideWhenUsed="0" w:uiPriority="62" w:semiHidden="0" w:name="Light Grid Accent 6"/>
-    <w:lsdException w:unhideWhenUsed="0" w:uiPriority="63" w:semiHidden="0" w:name="Medium Shading 1 Accent 6"/>
-    <w:lsdException w:unhideWhenUsed="0" w:uiPriority="64" w:semiHidden="0" w:name="Medium Shading 2 Accent 6"/>
-    <w:lsdException w:unhideWhenUsed="0" w:uiPriority="65" w:semiHidden="0" w:name="Medium List 1 Accent 6"/>
-    <w:lsdException w:unhideWhenUsed="0" w:uiPriority="66" w:semiHidden="0" w:name="Medium List 2 Accent 6"/>
-    <w:lsdException w:unhideWhenUsed="0" w:uiPriority="67" w:semiHidden="0" w:name="Medium Grid 1 Accent 6"/>
-    <w:lsdException w:unhideWhenUsed="0" w:uiPriority="68" w:semiHidden="0" w:name="Medium Grid 2 Accent 6"/>
-    <w:lsdException w:unhideWhenUsed="0" w:uiPriority="69" w:semiHidden="0" w:name="Medium Grid 3 Accent 6"/>
-    <w:lsdException w:unhideWhenUsed="0" w:uiPriority="70" w:semiHidden="0" w:name="Dark List Accent 6"/>
-    <w:lsdException w:unhideWhenUsed="0" w:uiPriority="71" w:semiHidden="0" w:name="Colorful Shading Accent 6"/>
-    <w:lsdException w:unhideWhenUsed="0" w:uiPriority="72" w:semiHidden="0" w:name="Colorful List Accent 6"/>
-    <w:lsdException w:unhideWhenUsed="0" w:uiPriority="73" w:semiHidden="0" w:name="Colorful Grid Accent 6"/>
+  <w:latentStyles w:defLockedState="0" w:defUIPriority="99" w:defSemiHidden="1" w:defUnhideWhenUsed="1" w:defQFormat="0" w:count="260">
+    <w:lsdException w:name="Normal" w:semiHidden="0" w:uiPriority="0" w:unhideWhenUsed="0" w:qFormat="1"/>
+    <w:lsdException w:name="heading 1" w:semiHidden="0" w:uiPriority="0" w:unhideWhenUsed="0" w:qFormat="1"/>
+    <w:lsdException w:name="heading 2" w:semiHidden="0" w:uiPriority="0" w:qFormat="1"/>
+    <w:lsdException w:name="heading 3" w:uiPriority="0" w:qFormat="1"/>
+    <w:lsdException w:name="heading 4" w:semiHidden="0" w:uiPriority="0" w:qFormat="1"/>
+    <w:lsdException w:name="heading 5" w:uiPriority="0" w:qFormat="1"/>
+    <w:lsdException w:name="heading 6" w:uiPriority="0" w:qFormat="1"/>
+    <w:lsdException w:name="heading 7" w:uiPriority="0" w:qFormat="1"/>
+    <w:lsdException w:name="heading 8" w:uiPriority="0" w:qFormat="1"/>
+    <w:lsdException w:name="heading 9" w:uiPriority="0" w:qFormat="1"/>
+    <w:lsdException w:name="index 1" w:semiHidden="0" w:uiPriority="0" w:unhideWhenUsed="0"/>
+    <w:lsdException w:name="index 2" w:semiHidden="0" w:uiPriority="0" w:unhideWhenUsed="0"/>
+    <w:lsdException w:name="index 3" w:semiHidden="0" w:uiPriority="0" w:unhideWhenUsed="0"/>
+    <w:lsdException w:name="index 4" w:semiHidden="0" w:uiPriority="0" w:unhideWhenUsed="0"/>
+    <w:lsdException w:name="index 5" w:semiHidden="0" w:uiPriority="0" w:unhideWhenUsed="0"/>
+    <w:lsdException w:name="index 6" w:semiHidden="0" w:uiPriority="0" w:unhideWhenUsed="0"/>
+    <w:lsdException w:name="index 7" w:semiHidden="0" w:uiPriority="0" w:unhideWhenUsed="0"/>
+    <w:lsdException w:name="index 8" w:semiHidden="0" w:uiPriority="0" w:unhideWhenUsed="0"/>
+    <w:lsdException w:name="index 9" w:semiHidden="0" w:uiPriority="0" w:unhideWhenUsed="0"/>
+    <w:lsdException w:name="toc 1" w:semiHidden="0" w:uiPriority="0" w:unhideWhenUsed="0" w:qFormat="1"/>
+    <w:lsdException w:name="toc 2" w:semiHidden="0" w:uiPriority="0" w:unhideWhenUsed="0" w:qFormat="1"/>
+    <w:lsdException w:name="toc 3" w:semiHidden="0" w:uiPriority="0" w:unhideWhenUsed="0" w:qFormat="1"/>
+    <w:lsdException w:name="toc 4" w:semiHidden="0" w:uiPriority="0" w:unhideWhenUsed="0"/>
+    <w:lsdException w:name="toc 5" w:semiHidden="0" w:uiPriority="0" w:unhideWhenUsed="0"/>
+    <w:lsdException w:name="toc 6" w:semiHidden="0" w:uiPriority="0" w:unhideWhenUsed="0"/>
+    <w:lsdException w:name="toc 7" w:semiHidden="0" w:uiPriority="0" w:unhideWhenUsed="0"/>
+    <w:lsdException w:name="toc 8" w:semiHidden="0" w:uiPriority="0" w:unhideWhenUsed="0"/>
+    <w:lsdException w:name="toc 9" w:semiHidden="0" w:uiPriority="0" w:unhideWhenUsed="0"/>
+    <w:lsdException w:name="Normal Indent" w:semiHidden="0" w:uiPriority="0" w:unhideWhenUsed="0"/>
+    <w:lsdException w:name="footnote text" w:semiHidden="0" w:uiPriority="0" w:unhideWhenUsed="0"/>
+    <w:lsdException w:name="annotation text" w:semiHidden="0" w:uiPriority="0" w:unhideWhenUsed="0" w:qFormat="1"/>
+    <w:lsdException w:name="header" w:semiHidden="0" w:uiPriority="0" w:unhideWhenUsed="0" w:qFormat="1"/>
+    <w:lsdException w:name="footer" w:semiHidden="0" w:uiPriority="0" w:unhideWhenUsed="0" w:qFormat="1"/>
+    <w:lsdException w:name="index heading" w:semiHidden="0" w:uiPriority="0" w:unhideWhenUsed="0"/>
+    <w:lsdException w:name="caption" w:uiPriority="0" w:qFormat="1"/>
+    <w:lsdException w:name="table of figures" w:semiHidden="0" w:uiPriority="0" w:unhideWhenUsed="0"/>
+    <w:lsdException w:name="envelope address" w:semiHidden="0" w:uiPriority="0" w:unhideWhenUsed="0"/>
+    <w:lsdException w:name="envelope return" w:semiHidden="0" w:uiPriority="0" w:unhideWhenUsed="0"/>
+    <w:lsdException w:name="footnote reference" w:semiHidden="0" w:uiPriority="0" w:unhideWhenUsed="0"/>
+    <w:lsdException w:name="annotation reference" w:semiHidden="0" w:uiPriority="0" w:unhideWhenUsed="0"/>
+    <w:lsdException w:name="line number" w:semiHidden="0" w:uiPriority="0" w:unhideWhenUsed="0"/>
+    <w:lsdException w:name="page number" w:semiHidden="0" w:uiPriority="0" w:unhideWhenUsed="0"/>
+    <w:lsdException w:name="endnote reference" w:semiHidden="0" w:uiPriority="0" w:unhideWhenUsed="0"/>
+    <w:lsdException w:name="endnote text" w:semiHidden="0" w:uiPriority="0" w:unhideWhenUsed="0"/>
+    <w:lsdException w:name="table of authorities" w:semiHidden="0" w:uiPriority="0" w:unhideWhenUsed="0"/>
+    <w:lsdException w:name="macro" w:semiHidden="0" w:uiPriority="0" w:unhideWhenUsed="0"/>
+    <w:lsdException w:name="toa heading" w:semiHidden="0" w:uiPriority="0" w:unhideWhenUsed="0"/>
+    <w:lsdException w:name="List" w:semiHidden="0" w:uiPriority="0" w:unhideWhenUsed="0"/>
+    <w:lsdException w:name="List Bullet" w:semiHidden="0" w:uiPriority="0" w:unhideWhenUsed="0"/>
+    <w:lsdException w:name="List Number" w:semiHidden="0" w:uiPriority="0" w:unhideWhenUsed="0"/>
+    <w:lsdException w:name="List 2" w:semiHidden="0" w:uiPriority="0" w:unhideWhenUsed="0"/>
+    <w:lsdException w:name="List 3" w:semiHidden="0" w:uiPriority="0" w:unhideWhenUsed="0"/>
+    <w:lsdException w:name="List 4" w:semiHidden="0" w:uiPriority="0" w:unhideWhenUsed="0"/>
+    <w:lsdException w:name="List 5" w:semiHidden="0" w:uiPriority="0" w:unhideWhenUsed="0"/>
+    <w:lsdException w:name="List Bullet 2" w:semiHidden="0" w:uiPriority="0" w:unhideWhenUsed="0"/>
+    <w:lsdException w:name="List Bullet 3" w:semiHidden="0" w:uiPriority="0" w:unhideWhenUsed="0"/>
+    <w:lsdException w:name="List Bullet 4" w:semiHidden="0" w:uiPriority="0" w:unhideWhenUsed="0"/>
+    <w:lsdException w:name="List Bullet 5" w:semiHidden="0" w:uiPriority="0" w:unhideWhenUsed="0"/>
+    <w:lsdException w:name="List Number 2" w:semiHidden="0" w:uiPriority="0" w:unhideWhenUsed="0"/>
+    <w:lsdException w:name="List Number 3" w:semiHidden="0" w:uiPriority="0" w:unhideWhenUsed="0"/>
+    <w:lsdException w:name="List Number 4" w:semiHidden="0" w:uiPriority="0" w:unhideWhenUsed="0"/>
+    <w:lsdException w:name="List Number 5" w:semiHidden="0" w:uiPriority="0" w:unhideWhenUsed="0"/>
+    <w:lsdException w:name="Title" w:semiHidden="0" w:uiPriority="0" w:unhideWhenUsed="0" w:qFormat="1"/>
+    <w:lsdException w:name="Closing" w:semiHidden="0" w:uiPriority="0" w:unhideWhenUsed="0"/>
+    <w:lsdException w:name="Signature" w:semiHidden="0" w:uiPriority="0" w:unhideWhenUsed="0"/>
+    <w:lsdException w:name="Default Paragraph Font" w:uiPriority="0" w:unhideWhenUsed="0" w:qFormat="1"/>
+    <w:lsdException w:name="Body Text" w:uiPriority="0" w:unhideWhenUsed="0" w:qFormat="1"/>
+    <w:lsdException w:name="Body Text Indent" w:semiHidden="0" w:uiPriority="0" w:unhideWhenUsed="0"/>
+    <w:lsdException w:name="List Continue" w:semiHidden="0" w:uiPriority="0" w:unhideWhenUsed="0"/>
+    <w:lsdException w:name="List Continue 2" w:semiHidden="0" w:uiPriority="0" w:unhideWhenUsed="0"/>
+    <w:lsdException w:name="List Continue 3" w:semiHidden="0" w:uiPriority="0" w:unhideWhenUsed="0"/>
+    <w:lsdException w:name="List Continue 4" w:semiHidden="0" w:uiPriority="0" w:unhideWhenUsed="0"/>
+    <w:lsdException w:name="List Continue 5" w:semiHidden="0" w:uiPriority="0" w:unhideWhenUsed="0"/>
+    <w:lsdException w:name="Message Header" w:semiHidden="0" w:uiPriority="0" w:unhideWhenUsed="0"/>
+    <w:lsdException w:name="Subtitle" w:semiHidden="0" w:uiPriority="0" w:unhideWhenUsed="0" w:qFormat="1"/>
+    <w:lsdException w:name="Salutation" w:semiHidden="0" w:uiPriority="0" w:unhideWhenUsed="0"/>
+    <w:lsdException w:name="Date" w:semiHidden="0" w:uiPriority="0" w:unhideWhenUsed="0"/>
+    <w:lsdException w:name="Body Text First Indent" w:semiHidden="0" w:uiPriority="0" w:unhideWhenUsed="0"/>
+    <w:lsdException w:name="Body Text First Indent 2" w:semiHidden="0" w:uiPriority="0" w:unhideWhenUsed="0"/>
+    <w:lsdException w:name="Body Text 2" w:semiHidden="0" w:uiPriority="0" w:unhideWhenUsed="0"/>
+    <w:lsdException w:name="Body Text 3" w:semiHidden="0" w:uiPriority="0" w:unhideWhenUsed="0"/>
+    <w:lsdException w:name="Body Text Indent 2" w:semiHidden="0" w:uiPriority="0" w:unhideWhenUsed="0"/>
+    <w:lsdException w:name="Body Text Indent 3" w:semiHidden="0" w:uiPriority="0" w:unhideWhenUsed="0"/>
+    <w:lsdException w:name="Block Text" w:semiHidden="0" w:uiPriority="0" w:unhideWhenUsed="0"/>
+    <w:lsdException w:name="Hyperlink" w:semiHidden="0" w:uiPriority="0" w:unhideWhenUsed="0"/>
+    <w:lsdException w:name="FollowedHyperlink" w:semiHidden="0" w:uiPriority="0" w:unhideWhenUsed="0"/>
+    <w:lsdException w:name="Strong" w:semiHidden="0" w:uiPriority="0" w:unhideWhenUsed="0" w:qFormat="1"/>
+    <w:lsdException w:name="Emphasis" w:semiHidden="0" w:uiPriority="0" w:unhideWhenUsed="0" w:qFormat="1"/>
+    <w:lsdException w:name="Document Map" w:semiHidden="0" w:uiPriority="0" w:unhideWhenUsed="0"/>
+    <w:lsdException w:name="Plain Text" w:semiHidden="0" w:uiPriority="0" w:unhideWhenUsed="0"/>
+    <w:lsdException w:name="E-mail Signature" w:semiHidden="0" w:uiPriority="0" w:unhideWhenUsed="0"/>
+    <w:lsdException w:name="Normal (Web)" w:semiHidden="0" w:uiPriority="0" w:unhideWhenUsed="0" w:qFormat="1"/>
+    <w:lsdException w:name="HTML Acronym" w:semiHidden="0" w:uiPriority="0" w:unhideWhenUsed="0"/>
+    <w:lsdException w:name="HTML Address" w:semiHidden="0" w:uiPriority="0" w:unhideWhenUsed="0"/>
+    <w:lsdException w:name="HTML Cite" w:semiHidden="0" w:uiPriority="0" w:unhideWhenUsed="0"/>
+    <w:lsdException w:name="HTML Code" w:semiHidden="0" w:uiPriority="0" w:unhideWhenUsed="0"/>
+    <w:lsdException w:name="HTML Definition" w:semiHidden="0" w:uiPriority="0" w:unhideWhenUsed="0"/>
+    <w:lsdException w:name="HTML Keyboard" w:semiHidden="0" w:uiPriority="0" w:unhideWhenUsed="0"/>
+    <w:lsdException w:name="HTML Preformatted" w:semiHidden="0" w:uiPriority="0" w:unhideWhenUsed="0"/>
+    <w:lsdException w:name="HTML Sample" w:semiHidden="0" w:uiPriority="0" w:unhideWhenUsed="0"/>
+    <w:lsdException w:name="HTML Typewriter" w:semiHidden="0" w:uiPriority="0" w:unhideWhenUsed="0"/>
+    <w:lsdException w:name="HTML Variable" w:semiHidden="0" w:uiPriority="0" w:unhideWhenUsed="0"/>
+    <w:lsdException w:name="Normal Table" w:uiPriority="0" w:unhideWhenUsed="0" w:qFormat="1"/>
+    <w:lsdException w:name="annotation subject" w:semiHidden="0" w:uiPriority="0" w:unhideWhenUsed="0"/>
+    <w:lsdException w:name="Table Simple 1" w:semiHidden="0" w:uiPriority="0" w:unhideWhenUsed="0"/>
+    <w:lsdException w:name="Table Simple 2" w:semiHidden="0" w:uiPriority="0" w:unhideWhenUsed="0"/>
+    <w:lsdException w:name="Table Simple 3" w:semiHidden="0" w:uiPriority="0" w:unhideWhenUsed="0"/>
+    <w:lsdException w:name="Table Classic 1" w:semiHidden="0" w:uiPriority="0" w:unhideWhenUsed="0"/>
+    <w:lsdException w:name="Table Classic 2" w:semiHidden="0" w:uiPriority="0" w:unhideWhenUsed="0"/>
+    <w:lsdException w:name="Table Classic 3" w:semiHidden="0" w:uiPriority="0" w:unhideWhenUsed="0"/>
+    <w:lsdException w:name="Table Classic 4" w:semiHidden="0" w:uiPriority="0" w:unhideWhenUsed="0"/>
+    <w:lsdException w:name="Table Colorful 1" w:semiHidden="0" w:uiPriority="0" w:unhideWhenUsed="0"/>
+    <w:lsdException w:name="Table Colorful 2" w:semiHidden="0" w:uiPriority="0" w:unhideWhenUsed="0"/>
+    <w:lsdException w:name="Table Colorful 3" w:semiHidden="0" w:uiPriority="0" w:unhideWhenUsed="0"/>
+    <w:lsdException w:name="Table Columns 1" w:semiHidden="0" w:uiPriority="0" w:unhideWhenUsed="0"/>
+    <w:lsdException w:name="Table Columns 2" w:semiHidden="0" w:uiPriority="0" w:unhideWhenUsed="0"/>
+    <w:lsdException w:name="Table Columns 3" w:semiHidden="0" w:uiPriority="0" w:unhideWhenUsed="0"/>
+    <w:lsdException w:name="Table Columns 4" w:semiHidden="0" w:uiPriority="0" w:unhideWhenUsed="0"/>
+    <w:lsdException w:name="Table Columns 5" w:semiHidden="0" w:uiPriority="0" w:unhideWhenUsed="0"/>
+    <w:lsdException w:name="Table Grid 1" w:semiHidden="0" w:uiPriority="0" w:unhideWhenUsed="0"/>
+    <w:lsdException w:name="Table Grid 2" w:semiHidden="0" w:uiPriority="0" w:unhideWhenUsed="0"/>
+    <w:lsdException w:name="Table Grid 3" w:semiHidden="0" w:uiPriority="0" w:unhideWhenUsed="0"/>
+    <w:lsdException w:name="Table Grid 4" w:semiHidden="0" w:uiPriority="0" w:unhideWhenUsed="0"/>
+    <w:lsdException w:name="Table Grid 5" w:semiHidden="0" w:uiPriority="0" w:unhideWhenUsed="0"/>
+    <w:lsdException w:name="Table Grid 6" w:semiHidden="0" w:uiPriority="0" w:unhideWhenUsed="0"/>
+    <w:lsdException w:name="Table Grid 7" w:semiHidden="0" w:uiPriority="0" w:unhideWhenUsed="0"/>
+    <w:lsdException w:name="Table Grid 8" w:semiHidden="0" w:uiPriority="0" w:unhideWhenUsed="0"/>
+    <w:lsdException w:name="Table List 1" w:semiHidden="0" w:uiPriority="0" w:unhideWhenUsed="0"/>
+    <w:lsdException w:name="Table List 2" w:semiHidden="0" w:uiPriority="0" w:unhideWhenUsed="0"/>
+    <w:lsdException w:name="Table List 3" w:semiHidden="0" w:uiPriority="0" w:unhideWhenUsed="0"/>
+    <w:lsdException w:name="Table List 4" w:semiHidden="0" w:uiPriority="0" w:unhideWhenUsed="0"/>
+    <w:lsdException w:name="Table List 5" w:semiHidden="0" w:uiPriority="0" w:unhideWhenUsed="0"/>
+    <w:lsdException w:name="Table List 6" w:semiHidden="0" w:uiPriority="0" w:unhideWhenUsed="0"/>
+    <w:lsdException w:name="Table List 7" w:semiHidden="0" w:uiPriority="0" w:unhideWhenUsed="0"/>
+    <w:lsdException w:name="Table List 8" w:semiHidden="0" w:uiPriority="0" w:unhideWhenUsed="0"/>
+    <w:lsdException w:name="Table 3D effects 1" w:semiHidden="0" w:uiPriority="0" w:unhideWhenUsed="0"/>
+    <w:lsdException w:name="Table 3D effects 2" w:semiHidden="0" w:uiPriority="0" w:unhideWhenUsed="0"/>
+    <w:lsdException w:name="Table 3D effects 3" w:semiHidden="0" w:uiPriority="0" w:unhideWhenUsed="0"/>
+    <w:lsdException w:name="Table Contemporary" w:semiHidden="0" w:uiPriority="0" w:unhideWhenUsed="0"/>
+    <w:lsdException w:name="Table Elegant" w:semiHidden="0" w:uiPriority="0" w:unhideWhenUsed="0"/>
+    <w:lsdException w:name="Table Professional" w:semiHidden="0" w:uiPriority="0" w:unhideWhenUsed="0"/>
+    <w:lsdException w:name="Table Subtle 1" w:semiHidden="0" w:uiPriority="0" w:unhideWhenUsed="0"/>
+    <w:lsdException w:name="Table Subtle 2" w:semiHidden="0" w:uiPriority="0" w:unhideWhenUsed="0"/>
+    <w:lsdException w:name="Table Web 1" w:semiHidden="0" w:uiPriority="0" w:unhideWhenUsed="0"/>
+    <w:lsdException w:name="Table Web 2" w:semiHidden="0" w:uiPriority="0" w:unhideWhenUsed="0"/>
+    <w:lsdException w:name="Table Web 3" w:semiHidden="0" w:uiPriority="0" w:unhideWhenUsed="0"/>
+    <w:lsdException w:name="Balloon Text" w:semiHidden="0" w:uiPriority="0" w:unhideWhenUsed="0"/>
+    <w:lsdException w:name="Table Grid" w:semiHidden="0" w:uiPriority="0" w:unhideWhenUsed="0" w:qFormat="1"/>
+    <w:lsdException w:name="Table Theme" w:semiHidden="0" w:uiPriority="0" w:unhideWhenUsed="0"/>
+    <w:lsdException w:name="Light Shading" w:semiHidden="0" w:uiPriority="60" w:unhideWhenUsed="0"/>
+    <w:lsdException w:name="Light List" w:semiHidden="0" w:uiPriority="61" w:unhideWhenUsed="0"/>
+    <w:lsdException w:name="Light Grid" w:semiHidden="0" w:uiPriority="62" w:unhideWhenUsed="0"/>
+    <w:lsdException w:name="Medium Shading 1" w:semiHidden="0" w:uiPriority="63" w:unhideWhenUsed="0"/>
+    <w:lsdException w:name="Medium Shading 2" w:semiHidden="0" w:uiPriority="64" w:unhideWhenUsed="0"/>
+    <w:lsdException w:name="Medium List 1" w:semiHidden="0" w:uiPriority="65" w:unhideWhenUsed="0"/>
+    <w:lsdException w:name="Medium List 2" w:semiHidden="0" w:uiPriority="66" w:unhideWhenUsed="0"/>
+    <w:lsdException w:name="Medium Grid 1" w:semiHidden="0" w:uiPriority="67" w:unhideWhenUsed="0"/>
+    <w:lsdException w:name="Medium Grid 2" w:semiHidden="0" w:uiPriority="68" w:unhideWhenUsed="0"/>
+    <w:lsdException w:name="Medium Grid 3" w:semiHidden="0" w:uiPriority="69" w:unhideWhenUsed="0"/>
+    <w:lsdException w:name="Dark List" w:semiHidden="0" w:uiPriority="70" w:unhideWhenUsed="0"/>
+    <w:lsdException w:name="Colorful Shading" w:semiHidden="0" w:uiPriority="71" w:unhideWhenUsed="0"/>
+    <w:lsdException w:name="Colorful List" w:semiHidden="0" w:uiPriority="72" w:unhideWhenUsed="0"/>
+    <w:lsdException w:name="Colorful Grid" w:semiHidden="0" w:uiPriority="73" w:unhideWhenUsed="0"/>
+    <w:lsdException w:name="Light Shading Accent 1" w:semiHidden="0" w:uiPriority="60" w:unhideWhenUsed="0"/>
+    <w:lsdException w:name="Light List Accent 1" w:semiHidden="0" w:uiPriority="61" w:unhideWhenUsed="0"/>
+    <w:lsdException w:name="Light Grid Accent 1" w:semiHidden="0" w:uiPriority="62" w:unhideWhenUsed="0"/>
+    <w:lsdException w:name="Medium Shading 1 Accent 1" w:semiHidden="0" w:uiPriority="63" w:unhideWhenUsed="0"/>
+    <w:lsdException w:name="Medium Shading 2 Accent 1" w:semiHidden="0" w:uiPriority="64" w:unhideWhenUsed="0"/>
+    <w:lsdException w:name="Medium List 1 Accent 1" w:semiHidden="0" w:uiPriority="65" w:unhideWhenUsed="0"/>
+    <w:lsdException w:name="Medium List 2 Accent 1" w:semiHidden="0" w:uiPriority="66" w:unhideWhenUsed="0"/>
+    <w:lsdException w:name="Medium Grid 1 Accent 1" w:semiHidden="0" w:uiPriority="67" w:unhideWhenUsed="0"/>
+    <w:lsdException w:name="Medium Grid 2 Accent 1" w:semiHidden="0" w:uiPriority="68" w:unhideWhenUsed="0"/>
+    <w:lsdException w:name="Medium Grid 3 Accent 1" w:semiHidden="0" w:uiPriority="69" w:unhideWhenUsed="0"/>
+    <w:lsdException w:name="Dark List Accent 1" w:semiHidden="0" w:uiPriority="70" w:unhideWhenUsed="0"/>
+    <w:lsdException w:name="Colorful Shading Accent 1" w:semiHidden="0" w:uiPriority="71" w:unhideWhenUsed="0"/>
+    <w:lsdException w:name="Colorful List Accent 1" w:semiHidden="0" w:uiPriority="72" w:unhideWhenUsed="0"/>
+    <w:lsdException w:name="Colorful Grid Accent 1" w:semiHidden="0" w:uiPriority="73" w:unhideWhenUsed="0"/>
+    <w:lsdException w:name="Light Shading Accent 2" w:semiHidden="0" w:uiPriority="60" w:unhideWhenUsed="0"/>
+    <w:lsdException w:name="Light List Accent 2" w:semiHidden="0" w:uiPriority="61" w:unhideWhenUsed="0"/>
+    <w:lsdException w:name="Light Grid Accent 2" w:semiHidden="0" w:uiPriority="62" w:unhideWhenUsed="0"/>
+    <w:lsdException w:name="Medium Shading 1 Accent 2" w:semiHidden="0" w:uiPriority="63" w:unhideWhenUsed="0"/>
+    <w:lsdException w:name="Medium Shading 2 Accent 2" w:semiHidden="0" w:uiPriority="64" w:unhideWhenUsed="0"/>
+    <w:lsdException w:name="Medium List 1 Accent 2" w:semiHidden="0" w:uiPriority="65" w:unhideWhenUsed="0"/>
+    <w:lsdException w:name="Medium List 2 Accent 2" w:semiHidden="0" w:uiPriority="66" w:unhideWhenUsed="0"/>
+    <w:lsdException w:name="Medium Grid 1 Accent 2" w:semiHidden="0" w:uiPriority="67" w:unhideWhenUsed="0"/>
+    <w:lsdException w:name="Medium Grid 2 Accent 2" w:semiHidden="0" w:uiPriority="68" w:unhideWhenUsed="0"/>
+    <w:lsdException w:name="Medium Grid 3 Accent 2" w:semiHidden="0" w:uiPriority="69" w:unhideWhenUsed="0"/>
+    <w:lsdException w:name="Dark List Accent 2" w:semiHidden="0" w:uiPriority="70" w:unhideWhenUsed="0"/>
+    <w:lsdException w:name="Colorful Shading Accent 2" w:semiHidden="0" w:uiPriority="71" w:unhideWhenUsed="0"/>
+    <w:lsdException w:name="Colorful List Accent 2" w:semiHidden="0" w:uiPriority="72" w:unhideWhenUsed="0"/>
+    <w:lsdException w:name="Colorful Grid Accent 2" w:semiHidden="0" w:uiPriority="73" w:unhideWhenUsed="0"/>
+    <w:lsdException w:name="Light Shading Accent 3" w:semiHidden="0" w:uiPriority="60" w:unhideWhenUsed="0"/>
+    <w:lsdException w:name="Light List Accent 3" w:semiHidden="0" w:uiPriority="61" w:unhideWhenUsed="0"/>
+    <w:lsdException w:name="Light Grid Accent 3" w:semiHidden="0" w:uiPriority="62" w:unhideWhenUsed="0"/>
+    <w:lsdException w:name="Medium Shading 1 Accent 3" w:semiHidden="0" w:uiPriority="63" w:unhideWhenUsed="0"/>
+    <w:lsdException w:name="Medium Shading 2 Accent 3" w:semiHidden="0" w:uiPriority="64" w:unhideWhenUsed="0"/>
+    <w:lsdException w:name="Medium List 1 Accent 3" w:semiHidden="0" w:uiPriority="65" w:unhideWhenUsed="0"/>
+    <w:lsdException w:name="Medium List 2 Accent 3" w:semiHidden="0" w:uiPriority="66" w:unhideWhenUsed="0"/>
+    <w:lsdException w:name="Medium Grid 1 Accent 3" w:semiHidden="0" w:uiPriority="67" w:unhideWhenUsed="0"/>
+    <w:lsdException w:name="Medium Grid 2 Accent 3" w:semiHidden="0" w:uiPriority="68" w:unhideWhenUsed="0"/>
+    <w:lsdException w:name="Medium Grid 3 Accent 3" w:semiHidden="0" w:uiPriority="69" w:unhideWhenUsed="0"/>
+    <w:lsdException w:name="Dark List Accent 3" w:semiHidden="0" w:uiPriority="70" w:unhideWhenUsed="0"/>
+    <w:lsdException w:name="Colorful Shading Accent 3" w:semiHidden="0" w:uiPriority="71" w:unhideWhenUsed="0"/>
+    <w:lsdException w:name="Colorful List Accent 3" w:semiHidden="0" w:uiPriority="72" w:unhideWhenUsed="0"/>
+    <w:lsdException w:name="Colorful Grid Accent 3" w:semiHidden="0" w:uiPriority="73" w:unhideWhenUsed="0"/>
+    <w:lsdException w:name="Light Shading Accent 4" w:semiHidden="0" w:uiPriority="60" w:unhideWhenUsed="0"/>
+    <w:lsdException w:name="Light List Accent 4" w:semiHidden="0" w:uiPriority="61" w:unhideWhenUsed="0"/>
+    <w:lsdException w:name="Light Grid Accent 4" w:semiHidden="0" w:uiPriority="62" w:unhideWhenUsed="0"/>
+    <w:lsdException w:name="Medium Shading 1 Accent 4" w:semiHidden="0" w:uiPriority="63" w:unhideWhenUsed="0"/>
+    <w:lsdException w:name="Medium Shading 2 Accent 4" w:semiHidden="0" w:uiPriority="64" w:unhideWhenUsed="0"/>
+    <w:lsdException w:name="Medium List 1 Accent 4" w:semiHidden="0" w:uiPriority="65" w:unhideWhenUsed="0"/>
+    <w:lsdException w:name="Medium List 2 Accent 4" w:semiHidden="0" w:uiPriority="66" w:unhideWhenUsed="0"/>
+    <w:lsdException w:name="Medium Grid 1 Accent 4" w:semiHidden="0" w:uiPriority="67" w:unhideWhenUsed="0"/>
+    <w:lsdException w:name="Medium Grid 2 Accent 4" w:semiHidden="0" w:uiPriority="68" w:unhideWhenUsed="0"/>
+    <w:lsdException w:name="Medium Grid 3 Accent 4" w:semiHidden="0" w:uiPriority="69" w:unhideWhenUsed="0"/>
+    <w:lsdException w:name="Dark List Accent 4" w:semiHidden="0" w:uiPriority="70" w:unhideWhenUsed="0"/>
+    <w:lsdException w:name="Colorful Shading Accent 4" w:semiHidden="0" w:uiPriority="71" w:unhideWhenUsed="0"/>
+    <w:lsdException w:name="Colorful List Accent 4" w:semiHidden="0" w:uiPriority="72" w:unhideWhenUsed="0"/>
+    <w:lsdException w:name="Colorful Grid Accent 4" w:semiHidden="0" w:uiPriority="73" w:unhideWhenUsed="0"/>
+    <w:lsdException w:name="Light Shading Accent 5" w:semiHidden="0" w:uiPriority="60" w:unhideWhenUsed="0"/>
+    <w:lsdException w:name="Light List Accent 5" w:semiHidden="0" w:uiPriority="61" w:unhideWhenUsed="0"/>
+    <w:lsdException w:name="Light Grid Accent 5" w:semiHidden="0" w:uiPriority="62" w:unhideWhenUsed="0"/>
+    <w:lsdException w:name="Medium Shading 1 Accent 5" w:semiHidden="0" w:uiPriority="63" w:unhideWhenUsed="0"/>
+    <w:lsdException w:name="Medium Shading 2 Accent 5" w:semiHidden="0" w:uiPriority="64" w:unhideWhenUsed="0"/>
+    <w:lsdException w:name="Medium List 1 Accent 5" w:semiHidden="0" w:uiPriority="65" w:unhideWhenUsed="0"/>
+    <w:lsdException w:name="Medium List 2 Accent 5" w:semiHidden="0" w:uiPriority="66" w:unhideWhenUsed="0"/>
+    <w:lsdException w:name="Medium Grid 1 Accent 5" w:semiHidden="0" w:uiPriority="67" w:unhideWhenUsed="0"/>
+    <w:lsdException w:name="Medium Grid 2 Accent 5" w:semiHidden="0" w:uiPriority="68" w:unhideWhenUsed="0"/>
+    <w:lsdException w:name="Medium Grid 3 Accent 5" w:semiHidden="0" w:uiPriority="69" w:unhideWhenUsed="0"/>
+    <w:lsdException w:name="Dark List Accent 5" w:semiHidden="0" w:uiPriority="70" w:unhideWhenUsed="0"/>
+    <w:lsdException w:name="Colorful Shading Accent 5" w:semiHidden="0" w:uiPriority="71" w:unhideWhenUsed="0"/>
+    <w:lsdException w:name="Colorful List Accent 5" w:semiHidden="0" w:uiPriority="72" w:unhideWhenUsed="0"/>
+    <w:lsdException w:name="Colorful Grid Accent 5" w:semiHidden="0" w:uiPriority="73" w:unhideWhenUsed="0"/>
+    <w:lsdException w:name="Light Shading Accent 6" w:semiHidden="0" w:uiPriority="60" w:unhideWhenUsed="0"/>
+    <w:lsdException w:name="Light List Accent 6" w:semiHidden="0" w:uiPriority="61" w:unhideWhenUsed="0"/>
+    <w:lsdException w:name="Light Grid Accent 6" w:semiHidden="0" w:uiPriority="62" w:unhideWhenUsed="0"/>
+    <w:lsdException w:name="Medium Shading 1 Accent 6" w:semiHidden="0" w:uiPriority="63" w:unhideWhenUsed="0"/>
+    <w:lsdException w:name="Medium Shading 2 Accent 6" w:semiHidden="0" w:uiPriority="64" w:unhideWhenUsed="0"/>
+    <w:lsdException w:name="Medium List 1 Accent 6" w:semiHidden="0" w:uiPriority="65" w:unhideWhenUsed="0"/>
+    <w:lsdException w:name="Medium List 2 Accent 6" w:semiHidden="0" w:uiPriority="66" w:unhideWhenUsed="0"/>
+    <w:lsdException w:name="Medium Grid 1 Accent 6" w:semiHidden="0" w:uiPriority="67" w:unhideWhenUsed="0"/>
+    <w:lsdException w:name="Medium Grid 2 Accent 6" w:semiHidden="0" w:uiPriority="68" w:unhideWhenUsed="0"/>
+    <w:lsdException w:name="Medium Grid 3 Accent 6" w:semiHidden="0" w:uiPriority="69" w:unhideWhenUsed="0"/>
+    <w:lsdException w:name="Dark List Accent 6" w:semiHidden="0" w:uiPriority="70" w:unhideWhenUsed="0"/>
+    <w:lsdException w:name="Colorful Shading Accent 6" w:semiHidden="0" w:uiPriority="71" w:unhideWhenUsed="0"/>
+    <w:lsdException w:name="Colorful List Accent 6" w:semiHidden="0" w:uiPriority="72" w:unhideWhenUsed="0"/>
+    <w:lsdException w:name="Colorful Grid Accent 6" w:semiHidden="0" w:uiPriority="73" w:unhideWhenUsed="0"/>
   </w:latentStyles>
-  <w:style w:type="paragraph" w:default="1" w:styleId="1">
+  <w:style w:type="paragraph" w:default="1" w:styleId="Normal">
     <w:name w:val="Normal"/>
     <w:qFormat/>
-    <w:uiPriority w:val="0"/>
     <w:pPr>
       <w:kinsoku w:val="0"/>
       <w:autoSpaceDE w:val="0"/>
@@ -6601,7 +6486,7 @@
       <w:textAlignment w:val="baseline"/>
     </w:pPr>
     <w:rPr>
-      <w:rFonts w:ascii="Arial" w:hAnsi="Arial" w:eastAsia="宋体" w:cs="Arial"/>
+      <w:rFonts w:ascii="Arial" w:eastAsia="宋体" w:hAnsi="Arial" w:cs="Arial"/>
       <w:snapToGrid w:val="0"/>
       <w:color w:val="000000"/>
       <w:kern w:val="0"/>
@@ -6610,12 +6495,11 @@
       <w:lang w:val="en-US" w:eastAsia="en-US" w:bidi="ar-SA"/>
     </w:rPr>
   </w:style>
-  <w:style w:type="paragraph" w:styleId="2">
+  <w:style w:type="paragraph" w:styleId="Heading1">
     <w:name w:val="heading 1"/>
-    <w:basedOn w:val="1"/>
-    <w:next w:val="1"/>
+    <w:basedOn w:val="Normal"/>
+    <w:next w:val="Normal"/>
     <w:qFormat/>
-    <w:uiPriority w:val="0"/>
     <w:pPr>
       <w:keepNext/>
       <w:keepLines/>
@@ -6633,13 +6517,12 @@
       <w:sz w:val="44"/>
     </w:rPr>
   </w:style>
-  <w:style w:type="paragraph" w:styleId="3">
+  <w:style w:type="paragraph" w:styleId="Heading2">
     <w:name w:val="heading 2"/>
-    <w:basedOn w:val="1"/>
-    <w:next w:val="1"/>
+    <w:basedOn w:val="Normal"/>
+    <w:next w:val="Normal"/>
     <w:unhideWhenUsed/>
     <w:qFormat/>
-    <w:uiPriority w:val="0"/>
     <w:pPr>
       <w:keepNext/>
       <w:keepLines/>
@@ -6652,19 +6535,18 @@
       <w:outlineLvl w:val="1"/>
     </w:pPr>
     <w:rPr>
-      <w:rFonts w:ascii="Arial" w:hAnsi="Arial" w:eastAsia="黑体"/>
+      <w:rFonts w:ascii="Arial" w:eastAsia="黑体" w:hAnsi="Arial"/>
       <w:b/>
       <w:sz w:val="32"/>
     </w:rPr>
   </w:style>
-  <w:style w:type="paragraph" w:styleId="4">
+  <w:style w:type="paragraph" w:styleId="Heading3">
     <w:name w:val="heading 3"/>
-    <w:basedOn w:val="1"/>
-    <w:next w:val="1"/>
+    <w:basedOn w:val="Normal"/>
+    <w:next w:val="Normal"/>
     <w:semiHidden/>
     <w:unhideWhenUsed/>
     <w:qFormat/>
-    <w:uiPriority w:val="0"/>
     <w:pPr>
       <w:keepNext/>
       <w:keepLines/>
@@ -6681,13 +6563,12 @@
       <w:sz w:val="32"/>
     </w:rPr>
   </w:style>
-  <w:style w:type="paragraph" w:styleId="5">
+  <w:style w:type="paragraph" w:styleId="Heading4">
     <w:name w:val="heading 4"/>
-    <w:basedOn w:val="1"/>
-    <w:next w:val="1"/>
+    <w:basedOn w:val="Normal"/>
+    <w:next w:val="Normal"/>
     <w:unhideWhenUsed/>
     <w:qFormat/>
-    <w:uiPriority w:val="0"/>
     <w:pPr>
       <w:keepNext/>
       <w:keepLines/>
@@ -6700,19 +6581,18 @@
       <w:outlineLvl w:val="3"/>
     </w:pPr>
     <w:rPr>
-      <w:rFonts w:ascii="Arial" w:hAnsi="Arial" w:eastAsia="黑体"/>
+      <w:rFonts w:ascii="Arial" w:eastAsia="黑体" w:hAnsi="Arial"/>
       <w:b/>
       <w:sz w:val="28"/>
     </w:rPr>
   </w:style>
-  <w:style w:type="paragraph" w:styleId="6">
+  <w:style w:type="paragraph" w:styleId="Heading5">
     <w:name w:val="heading 5"/>
-    <w:basedOn w:val="1"/>
-    <w:next w:val="1"/>
+    <w:basedOn w:val="Normal"/>
+    <w:next w:val="Normal"/>
     <w:semiHidden/>
     <w:unhideWhenUsed/>
     <w:qFormat/>
-    <w:uiPriority w:val="0"/>
     <w:pPr>
       <w:keepNext/>
       <w:keepLines/>
@@ -6729,14 +6609,13 @@
       <w:sz w:val="28"/>
     </w:rPr>
   </w:style>
-  <w:style w:type="paragraph" w:styleId="7">
+  <w:style w:type="paragraph" w:styleId="Heading6">
     <w:name w:val="heading 6"/>
-    <w:basedOn w:val="1"/>
-    <w:next w:val="1"/>
+    <w:basedOn w:val="Normal"/>
+    <w:next w:val="Normal"/>
     <w:semiHidden/>
     <w:unhideWhenUsed/>
     <w:qFormat/>
-    <w:uiPriority w:val="0"/>
     <w:pPr>
       <w:keepNext/>
       <w:keepLines/>
@@ -6749,19 +6628,18 @@
       <w:outlineLvl w:val="5"/>
     </w:pPr>
     <w:rPr>
-      <w:rFonts w:ascii="Arial" w:hAnsi="Arial" w:eastAsia="黑体"/>
+      <w:rFonts w:ascii="Arial" w:eastAsia="黑体" w:hAnsi="Arial"/>
       <w:b/>
       <w:sz w:val="24"/>
     </w:rPr>
   </w:style>
-  <w:style w:type="paragraph" w:styleId="8">
+  <w:style w:type="paragraph" w:styleId="Heading7">
     <w:name w:val="heading 7"/>
-    <w:basedOn w:val="1"/>
-    <w:next w:val="1"/>
+    <w:basedOn w:val="Normal"/>
+    <w:next w:val="Normal"/>
     <w:semiHidden/>
     <w:unhideWhenUsed/>
     <w:qFormat/>
-    <w:uiPriority w:val="0"/>
     <w:pPr>
       <w:keepNext/>
       <w:keepLines/>
@@ -6778,14 +6656,13 @@
       <w:sz w:val="24"/>
     </w:rPr>
   </w:style>
-  <w:style w:type="paragraph" w:styleId="9">
+  <w:style w:type="paragraph" w:styleId="Heading8">
     <w:name w:val="heading 8"/>
-    <w:basedOn w:val="1"/>
-    <w:next w:val="1"/>
+    <w:basedOn w:val="Normal"/>
+    <w:next w:val="Normal"/>
     <w:semiHidden/>
     <w:unhideWhenUsed/>
     <w:qFormat/>
-    <w:uiPriority w:val="0"/>
     <w:pPr>
       <w:keepNext/>
       <w:keepLines/>
@@ -6798,18 +6675,17 @@
       <w:outlineLvl w:val="7"/>
     </w:pPr>
     <w:rPr>
-      <w:rFonts w:ascii="Arial" w:hAnsi="Arial" w:eastAsia="黑体"/>
+      <w:rFonts w:ascii="Arial" w:eastAsia="黑体" w:hAnsi="Arial"/>
       <w:sz w:val="24"/>
     </w:rPr>
   </w:style>
-  <w:style w:type="paragraph" w:styleId="10">
+  <w:style w:type="paragraph" w:styleId="Heading9">
     <w:name w:val="heading 9"/>
-    <w:basedOn w:val="1"/>
-    <w:next w:val="1"/>
+    <w:basedOn w:val="Normal"/>
+    <w:next w:val="Normal"/>
     <w:semiHidden/>
     <w:unhideWhenUsed/>
     <w:qFormat/>
-    <w:uiPriority w:val="0"/>
     <w:pPr>
       <w:keepNext/>
       <w:keepLines/>
@@ -6822,21 +6698,19 @@
       <w:outlineLvl w:val="8"/>
     </w:pPr>
     <w:rPr>
-      <w:rFonts w:ascii="Arial" w:hAnsi="Arial" w:eastAsia="黑体"/>
+      <w:rFonts w:ascii="Arial" w:eastAsia="黑体" w:hAnsi="Arial"/>
       <w:sz w:val="21"/>
     </w:rPr>
   </w:style>
-  <w:style w:type="character" w:default="1" w:styleId="22">
+  <w:style w:type="character" w:default="1" w:styleId="DefaultParagraphFont">
     <w:name w:val="Default Paragraph Font"/>
     <w:semiHidden/>
     <w:qFormat/>
-    <w:uiPriority w:val="0"/>
   </w:style>
-  <w:style w:type="table" w:default="1" w:styleId="20">
+  <w:style w:type="table" w:default="1" w:styleId="TableNormal">
     <w:name w:val="Normal Table"/>
     <w:semiHidden/>
     <w:qFormat/>
-    <w:uiPriority w:val="0"/>
     <w:tblPr>
       <w:tblCellMar>
         <w:top w:w="0" w:type="dxa"/>
@@ -6846,43 +6720,39 @@
       </w:tblCellMar>
     </w:tblPr>
   </w:style>
-  <w:style w:type="paragraph" w:styleId="11">
+  <w:style w:type="paragraph" w:styleId="CommentText">
     <w:name w:val="annotation text"/>
-    <w:basedOn w:val="1"/>
+    <w:basedOn w:val="Normal"/>
     <w:qFormat/>
-    <w:uiPriority w:val="0"/>
     <w:pPr>
       <w:jc w:val="left"/>
     </w:pPr>
   </w:style>
-  <w:style w:type="paragraph" w:styleId="12">
+  <w:style w:type="paragraph" w:styleId="BodyText">
     <w:name w:val="Body Text"/>
-    <w:basedOn w:val="1"/>
+    <w:basedOn w:val="Normal"/>
     <w:semiHidden/>
     <w:qFormat/>
-    <w:uiPriority w:val="0"/>
     <w:rPr>
-      <w:rFonts w:ascii="Arial" w:hAnsi="Arial" w:eastAsia="Arial" w:cs="Arial"/>
+      <w:rFonts w:ascii="Arial" w:eastAsia="Arial" w:hAnsi="Arial" w:cs="Arial"/>
       <w:sz w:val="21"/>
       <w:szCs w:val="21"/>
       <w:lang w:val="en-US" w:eastAsia="en-US" w:bidi="ar-SA"/>
     </w:rPr>
   </w:style>
-  <w:style w:type="paragraph" w:styleId="13">
+  <w:style w:type="paragraph" w:styleId="TOC3">
     <w:name w:val="toc 3"/>
-    <w:basedOn w:val="1"/>
-    <w:next w:val="1"/>
+    <w:basedOn w:val="Normal"/>
+    <w:next w:val="Normal"/>
     <w:qFormat/>
-    <w:uiPriority w:val="0"/>
     <w:pPr>
       <w:ind w:left="840" w:leftChars="400"/>
     </w:pPr>
   </w:style>
-  <w:style w:type="paragraph" w:styleId="14">
+  <w:style w:type="paragraph" w:styleId="Footer">
     <w:name w:val="footer"/>
-    <w:basedOn w:val="1"/>
+    <w:basedOn w:val="Normal"/>
     <w:qFormat/>
-    <w:uiPriority w:val="0"/>
     <w:pPr>
       <w:tabs>
         <w:tab w:val="center" w:pos="4153"/>
@@ -6895,17 +6765,16 @@
       <w:sz w:val="18"/>
     </w:rPr>
   </w:style>
-  <w:style w:type="paragraph" w:styleId="15">
+  <w:style w:type="paragraph" w:styleId="Header">
     <w:name w:val="header"/>
-    <w:basedOn w:val="1"/>
+    <w:basedOn w:val="Normal"/>
     <w:qFormat/>
-    <w:uiPriority w:val="0"/>
     <w:pPr>
       <w:pBdr>
-        <w:top w:val="none" w:color="auto" w:sz="0" w:space="0"/>
-        <w:left w:val="none" w:color="auto" w:sz="0" w:space="0"/>
-        <w:bottom w:val="none" w:color="auto" w:sz="0" w:space="0"/>
-        <w:right w:val="none" w:color="auto" w:sz="0" w:space="0"/>
+        <w:top w:val="nil"/>
+        <w:left w:val="nil"/>
+        <w:bottom w:val="nil"/>
+        <w:right w:val="nil"/>
       </w:pBdr>
       <w:tabs>
         <w:tab w:val="center" w:pos="4153"/>
@@ -6920,41 +6789,37 @@
       <w:sz w:val="18"/>
     </w:rPr>
   </w:style>
-  <w:style w:type="paragraph" w:styleId="16">
+  <w:style w:type="paragraph" w:styleId="TOC1">
     <w:name w:val="toc 1"/>
-    <w:basedOn w:val="1"/>
-    <w:next w:val="1"/>
+    <w:basedOn w:val="Normal"/>
+    <w:next w:val="Normal"/>
     <w:qFormat/>
-    <w:uiPriority w:val="0"/>
     <w:rPr>
-      <w:rFonts w:ascii="Arial" w:hAnsi="Arial" w:eastAsia="Microsoft JhengHei"/>
+      <w:rFonts w:ascii="Arial" w:eastAsia="Microsoft JhengHei" w:hAnsi="Arial"/>
       <w:sz w:val="24"/>
     </w:rPr>
   </w:style>
-  <w:style w:type="paragraph" w:styleId="17">
+  <w:style w:type="paragraph" w:styleId="TOC2">
     <w:name w:val="toc 2"/>
-    <w:basedOn w:val="1"/>
-    <w:next w:val="1"/>
+    <w:basedOn w:val="Normal"/>
+    <w:next w:val="Normal"/>
     <w:qFormat/>
-    <w:uiPriority w:val="0"/>
     <w:pPr>
       <w:ind w:left="420" w:leftChars="200"/>
     </w:pPr>
   </w:style>
-  <w:style w:type="paragraph" w:styleId="18">
+  <w:style w:type="paragraph" w:styleId="NormalWeb">
     <w:name w:val="Normal (Web)"/>
-    <w:basedOn w:val="1"/>
+    <w:basedOn w:val="Normal"/>
     <w:qFormat/>
-    <w:uiPriority w:val="0"/>
     <w:rPr>
       <w:sz w:val="24"/>
     </w:rPr>
   </w:style>
-  <w:style w:type="paragraph" w:styleId="19">
+  <w:style w:type="paragraph" w:styleId="Title">
     <w:name w:val="Title"/>
-    <w:basedOn w:val="1"/>
+    <w:basedOn w:val="Normal"/>
     <w:qFormat/>
-    <w:uiPriority w:val="0"/>
     <w:pPr>
       <w:spacing w:before="240" w:beforeLines="0" w:beforeAutospacing="0" w:after="60" w:afterLines="0" w:afterAutospacing="0"/>
       <w:jc w:val="center"/>
@@ -6966,73 +6831,68 @@
       <w:sz w:val="32"/>
     </w:rPr>
   </w:style>
-  <w:style w:type="table" w:styleId="21">
+  <w:style w:type="table" w:styleId="TableGrid">
     <w:name w:val="Table Grid"/>
-    <w:basedOn w:val="20"/>
+    <w:basedOn w:val="TableNormal"/>
     <w:qFormat/>
-    <w:uiPriority w:val="0"/>
     <w:pPr>
       <w:widowControl w:val="0"/>
       <w:jc w:val="both"/>
     </w:pPr>
     <w:tblPr>
       <w:tblBorders>
-        <w:top w:val="single" w:color="auto" w:sz="4" w:space="0"/>
-        <w:left w:val="single" w:color="auto" w:sz="4" w:space="0"/>
-        <w:bottom w:val="single" w:color="auto" w:sz="4" w:space="0"/>
-        <w:right w:val="single" w:color="auto" w:sz="4" w:space="0"/>
-        <w:insideH w:val="single" w:color="auto" w:sz="4" w:space="0"/>
-        <w:insideV w:val="single" w:color="auto" w:sz="4" w:space="0"/>
+        <w:top w:val="single" w:sz="4" w:space="0" w:color="auto"/>
+        <w:left w:val="single" w:sz="4" w:space="0" w:color="auto"/>
+        <w:bottom w:val="single" w:sz="4" w:space="0" w:color="auto"/>
+        <w:right w:val="single" w:sz="4" w:space="0" w:color="auto"/>
+        <w:insideH w:val="single" w:sz="4" w:space="0" w:color="auto"/>
+        <w:insideV w:val="single" w:sz="4" w:space="0" w:color="auto"/>
       </w:tblBorders>
     </w:tblPr>
   </w:style>
-  <w:style w:type="character" w:styleId="23">
+  <w:style w:type="character" w:styleId="Strong">
     <w:name w:val="Strong"/>
-    <w:basedOn w:val="22"/>
+    <w:basedOn w:val="DefaultParagraphFont"/>
     <w:qFormat/>
-    <w:uiPriority w:val="0"/>
     <w:rPr>
       <w:b/>
     </w:rPr>
   </w:style>
-  <w:style w:type="paragraph" w:customStyle="1" w:styleId="24">
+  <w:style w:type="paragraph" w:customStyle="1" w:styleId="a">
     <w:name w:val="柴_公司名"/>
-    <w:basedOn w:val="19"/>
+    <w:basedOn w:val="Title"/>
     <w:qFormat/>
-    <w:uiPriority w:val="0"/>
     <w:pPr>
       <w:spacing w:after="600" w:afterLines="600"/>
     </w:pPr>
     <w:rPr>
-      <w:rFonts w:hint="eastAsia" w:ascii="宋体" w:hAnsi="宋体" w:eastAsia="宋体" w:cs="宋体"/>
+      <w:rFonts w:ascii="宋体" w:eastAsia="宋体" w:hAnsi="宋体" w:cs="宋体" w:hint="eastAsia"/>
       <w:bCs/>
       <w:spacing w:val="-6"/>
       <w:sz w:val="52"/>
       <w:szCs w:val="52"/>
     </w:rPr>
   </w:style>
-  <w:style w:type="paragraph" w:customStyle="1" w:styleId="25">
+  <w:style w:type="paragraph" w:customStyle="1" w:styleId="a0">
     <w:name w:val="柴_文档名"/>
-    <w:basedOn w:val="19"/>
+    <w:basedOn w:val="Title"/>
     <w:qFormat/>
-    <w:uiPriority w:val="0"/>
     <w:pPr>
       <w:spacing w:after="900" w:afterLines="900"/>
     </w:pPr>
     <w:rPr>
-      <w:rFonts w:ascii="黑体" w:hAnsi="黑体" w:eastAsia="黑体" w:cs="黑体"/>
+      <w:rFonts w:ascii="黑体" w:eastAsia="黑体" w:hAnsi="黑体" w:cs="黑体"/>
       <w:bCs/>
       <w:spacing w:val="-7"/>
       <w:sz w:val="52"/>
       <w:szCs w:val="52"/>
     </w:rPr>
   </w:style>
-  <w:style w:type="table" w:customStyle="1" w:styleId="26">
+  <w:style w:type="table" w:customStyle="1" w:styleId="TableNormal0">
     <w:name w:val="Table Normal_0"/>
     <w:semiHidden/>
     <w:unhideWhenUsed/>
     <w:qFormat/>
-    <w:uiPriority w:val="0"/>
     <w:tblPr>
       <w:tblCellMar>
         <w:top w:w="0" w:type="dxa"/>
@@ -7042,87 +6902,81 @@
       </w:tblCellMar>
     </w:tblPr>
   </w:style>
-  <w:style w:type="paragraph" w:customStyle="1" w:styleId="27">
+  <w:style w:type="paragraph" w:customStyle="1" w:styleId="TableText">
     <w:name w:val="Table Text"/>
-    <w:basedOn w:val="1"/>
+    <w:basedOn w:val="Normal"/>
     <w:semiHidden/>
     <w:qFormat/>
-    <w:uiPriority w:val="0"/>
     <w:rPr>
-      <w:rFonts w:ascii="宋体" w:hAnsi="宋体" w:eastAsia="宋体" w:cs="宋体"/>
+      <w:rFonts w:ascii="宋体" w:eastAsia="宋体" w:hAnsi="宋体" w:cs="宋体"/>
       <w:sz w:val="21"/>
       <w:szCs w:val="21"/>
       <w:lang w:val="en-US" w:eastAsia="en-US" w:bidi="ar-SA"/>
     </w:rPr>
   </w:style>
-  <w:style w:type="paragraph" w:customStyle="1" w:styleId="28">
+  <w:style w:type="paragraph" w:customStyle="1" w:styleId="1">
     <w:name w:val="柴_标题1"/>
-    <w:basedOn w:val="2"/>
-    <w:next w:val="29"/>
-    <w:link w:val="38"/>
+    <w:basedOn w:val="Heading1"/>
+    <w:next w:val="a1"/>
+    <w:link w:val="1Char"/>
     <w:qFormat/>
-    <w:uiPriority w:val="0"/>
     <w:pPr>
       <w:spacing w:before="100" w:after="90" w:line="360" w:lineRule="auto"/>
     </w:pPr>
     <w:rPr>
-      <w:rFonts w:ascii="Arial" w:hAnsi="Arial" w:eastAsia="宋体"/>
+      <w:rFonts w:ascii="Arial" w:eastAsia="宋体" w:hAnsi="Arial"/>
       <w:sz w:val="32"/>
     </w:rPr>
   </w:style>
-  <w:style w:type="paragraph" w:customStyle="1" w:styleId="29">
+  <w:style w:type="paragraph" w:customStyle="1" w:styleId="a1">
     <w:name w:val="柴_正文"/>
-    <w:basedOn w:val="12"/>
-    <w:link w:val="42"/>
+    <w:basedOn w:val="BodyText"/>
+    <w:link w:val="Char"/>
     <w:qFormat/>
-    <w:uiPriority w:val="0"/>
     <w:pPr>
       <w:spacing w:line="360" w:lineRule="auto"/>
       <w:ind w:firstLine="470" w:firstLineChars="200"/>
     </w:pPr>
     <w:rPr>
-      <w:rFonts w:ascii="Arial" w:hAnsi="Arial" w:eastAsia="宋体"/>
+      <w:rFonts w:ascii="Arial" w:eastAsia="宋体" w:hAnsi="Arial"/>
       <w:sz w:val="24"/>
       <w:lang w:eastAsia="zh-CN"/>
     </w:rPr>
   </w:style>
-  <w:style w:type="paragraph" w:customStyle="1" w:styleId="30">
+  <w:style w:type="paragraph" w:customStyle="1" w:styleId="2">
     <w:name w:val="柴_标题2"/>
-    <w:basedOn w:val="3"/>
-    <w:next w:val="29"/>
+    <w:basedOn w:val="Heading2"/>
+    <w:next w:val="a1"/>
     <w:qFormat/>
-    <w:uiPriority w:val="0"/>
     <w:pPr>
       <w:spacing w:line="360" w:lineRule="auto"/>
     </w:pPr>
     <w:rPr>
-      <w:rFonts w:ascii="Arial" w:hAnsi="Arial" w:eastAsia="宋体"/>
+      <w:rFonts w:ascii="Arial" w:eastAsia="宋体" w:hAnsi="Arial"/>
       <w:sz w:val="28"/>
     </w:rPr>
   </w:style>
-  <w:style w:type="paragraph" w:customStyle="1" w:styleId="31">
+  <w:style w:type="paragraph" w:customStyle="1" w:styleId="3">
     <w:name w:val="柴_标题3"/>
-    <w:basedOn w:val="4"/>
-    <w:next w:val="29"/>
+    <w:basedOn w:val="Heading3"/>
+    <w:next w:val="a1"/>
     <w:qFormat/>
-    <w:uiPriority w:val="0"/>
     <w:pPr>
       <w:spacing w:line="360" w:lineRule="auto"/>
       <w:ind w:left="0" w:firstLine="472" w:firstLineChars="200"/>
     </w:pPr>
     <w:rPr>
-      <w:rFonts w:ascii="宋体" w:hAnsi="宋体" w:eastAsia="宋体" w:cs="宋体"/>
+      <w:rFonts w:ascii="宋体" w:eastAsia="宋体" w:hAnsi="宋体" w:cs="宋体"/>
       <w:spacing w:val="-2"/>
       <w:sz w:val="24"/>
       <w:szCs w:val="24"/>
     </w:rPr>
   </w:style>
-  <w:style w:type="paragraph" w:customStyle="1" w:styleId="32">
+  <w:style w:type="paragraph" w:customStyle="1" w:styleId="a2">
     <w:name w:val="柴_目录"/>
-    <w:basedOn w:val="1"/>
-    <w:next w:val="12"/>
+    <w:basedOn w:val="Normal"/>
+    <w:next w:val="BodyText"/>
     <w:qFormat/>
-    <w:uiPriority w:val="0"/>
     <w:pPr>
       <w:tabs>
         <w:tab w:val="right" w:leader="dot" w:pos="8442"/>
@@ -7130,64 +6984,59 @@
       <w:ind w:left="0" w:leftChars="0"/>
     </w:pPr>
     <w:rPr>
-      <w:rFonts w:ascii="Arial" w:hAnsi="Arial" w:eastAsia="Microsoft JhengHei"/>
+      <w:rFonts w:ascii="Arial" w:eastAsia="Microsoft JhengHei" w:hAnsi="Arial"/>
       <w:sz w:val="24"/>
     </w:rPr>
   </w:style>
-  <w:style w:type="paragraph" w:customStyle="1" w:styleId="33">
+  <w:style w:type="paragraph" w:customStyle="1" w:styleId="WPSOffice1">
     <w:name w:val="WPSOffice手动目录 1"/>
     <w:qFormat/>
-    <w:uiPriority w:val="0"/>
     <w:pPr>
       <w:ind w:leftChars="0"/>
     </w:pPr>
     <w:rPr>
-      <w:rFonts w:ascii="Times New Roman" w:hAnsi="Times New Roman" w:eastAsia="宋体" w:cs="Times New Roman"/>
+      <w:rFonts w:ascii="Times New Roman" w:eastAsia="宋体" w:hAnsi="Times New Roman" w:cs="Times New Roman"/>
       <w:sz w:val="20"/>
       <w:szCs w:val="20"/>
     </w:rPr>
   </w:style>
-  <w:style w:type="paragraph" w:customStyle="1" w:styleId="34">
+  <w:style w:type="paragraph" w:customStyle="1" w:styleId="WPSOffice2">
     <w:name w:val="WPSOffice手动目录 2"/>
     <w:qFormat/>
-    <w:uiPriority w:val="0"/>
     <w:pPr>
       <w:ind w:leftChars="200"/>
     </w:pPr>
     <w:rPr>
-      <w:rFonts w:ascii="Times New Roman" w:hAnsi="Times New Roman" w:eastAsia="宋体" w:cs="Times New Roman"/>
+      <w:rFonts w:ascii="Times New Roman" w:eastAsia="宋体" w:hAnsi="Times New Roman" w:cs="Times New Roman"/>
       <w:sz w:val="20"/>
       <w:szCs w:val="20"/>
     </w:rPr>
   </w:style>
-  <w:style w:type="paragraph" w:customStyle="1" w:styleId="35">
+  <w:style w:type="paragraph" w:customStyle="1" w:styleId="WPSOffice3">
     <w:name w:val="WPSOffice手动目录 3"/>
     <w:qFormat/>
-    <w:uiPriority w:val="0"/>
     <w:pPr>
       <w:ind w:leftChars="400"/>
     </w:pPr>
     <w:rPr>
-      <w:rFonts w:ascii="Times New Roman" w:hAnsi="Times New Roman" w:eastAsia="宋体" w:cs="Times New Roman"/>
+      <w:rFonts w:ascii="Times New Roman" w:eastAsia="宋体" w:hAnsi="Times New Roman" w:cs="Times New Roman"/>
       <w:sz w:val="20"/>
       <w:szCs w:val="20"/>
     </w:rPr>
   </w:style>
-  <w:style w:type="paragraph" w:customStyle="1" w:styleId="36">
+  <w:style w:type="paragraph" w:customStyle="1" w:styleId="Compact">
     <w:name w:val="Compact"/>
-    <w:basedOn w:val="12"/>
+    <w:basedOn w:val="BodyText"/>
     <w:qFormat/>
-    <w:uiPriority w:val="0"/>
     <w:pPr>
       <w:spacing w:before="36" w:after="36"/>
     </w:pPr>
   </w:style>
-  <w:style w:type="table" w:customStyle="1" w:styleId="37">
+  <w:style w:type="table" w:customStyle="1" w:styleId="Table">
     <w:name w:val="Table"/>
     <w:semiHidden/>
     <w:unhideWhenUsed/>
     <w:qFormat/>
-    <w:uiPriority w:val="0"/>
     <w:tblPr>
       <w:tblCellMar>
         <w:top w:w="0" w:type="dxa"/>
@@ -7199,28 +7048,26 @@
     <w:tblStylePr w:type="firstRow">
       <w:tcPr>
         <w:tcBorders>
-          <w:bottom w:val="single" w:color="auto" w:sz="0" w:space="0"/>
+          <w:bottom w:val="single" w:sz="0" w:space="0" w:color="auto"/>
         </w:tcBorders>
         <w:vAlign w:val="bottom"/>
       </w:tcPr>
     </w:tblStylePr>
   </w:style>
-  <w:style w:type="character" w:customStyle="1" w:styleId="38">
+  <w:style w:type="character" w:customStyle="1" w:styleId="1Char">
     <w:name w:val="柴_标题1 Char"/>
-    <w:link w:val="28"/>
+    <w:link w:val="1"/>
     <w:qFormat/>
-    <w:uiPriority w:val="0"/>
     <w:rPr>
-      <w:rFonts w:ascii="Arial" w:hAnsi="Arial" w:eastAsia="宋体"/>
+      <w:rFonts w:ascii="Arial" w:eastAsia="宋体" w:hAnsi="Arial"/>
       <w:sz w:val="32"/>
     </w:rPr>
   </w:style>
-  <w:style w:type="table" w:customStyle="1" w:styleId="39">
+  <w:style w:type="table" w:customStyle="1" w:styleId="TableNormal1">
     <w:name w:val="Table Normal_1"/>
     <w:semiHidden/>
     <w:unhideWhenUsed/>
     <w:qFormat/>
-    <w:uiPriority w:val="0"/>
     <w:tblPr>
       <w:tblCellMar>
         <w:top w:w="0" w:type="dxa"/>
@@ -7230,12 +7077,11 @@
       </w:tblCellMar>
     </w:tblPr>
   </w:style>
-  <w:style w:type="paragraph" w:customStyle="1" w:styleId="40">
+  <w:style w:type="paragraph" w:customStyle="1" w:styleId="a3">
     <w:name w:val="柴_正文_无缩进"/>
-    <w:basedOn w:val="1"/>
-    <w:link w:val="43"/>
+    <w:basedOn w:val="Normal"/>
+    <w:link w:val="Char0"/>
     <w:qFormat/>
-    <w:uiPriority w:val="0"/>
     <w:pPr>
       <w:ind w:firstLine="0" w:firstLineChars="0"/>
     </w:pPr>
@@ -7245,40 +7091,37 @@
       <w:lang w:eastAsia="zh-CN"/>
     </w:rPr>
   </w:style>
-  <w:style w:type="paragraph" w:customStyle="1" w:styleId="41">
+  <w:style w:type="paragraph" w:customStyle="1" w:styleId="4">
     <w:name w:val="柴_标题4"/>
-    <w:basedOn w:val="5"/>
-    <w:next w:val="1"/>
+    <w:basedOn w:val="Heading4"/>
+    <w:next w:val="Normal"/>
     <w:qFormat/>
-    <w:uiPriority w:val="0"/>
     <w:pPr>
       <w:widowControl w:val="0"/>
       <w:spacing w:before="160" w:line="360" w:lineRule="auto"/>
-      <w:ind w:left="981" w:leftChars="300" w:hanging="862"/>
+      <w:ind w:left="981" w:hanging="862" w:leftChars="300"/>
     </w:pPr>
     <w:rPr>
-      <w:rFonts w:hint="eastAsia" w:ascii="Calibri" w:hAnsi="Calibri" w:eastAsia="宋体" w:cs="宋体"/>
+      <w:rFonts w:ascii="Calibri" w:eastAsia="宋体" w:hAnsi="Calibri" w:cs="宋体" w:hint="eastAsia"/>
       <w:sz w:val="24"/>
       <w:szCs w:val="24"/>
       <w:lang w:eastAsia="zh-CN" w:bidi="zh-CN"/>
     </w:rPr>
   </w:style>
-  <w:style w:type="character" w:customStyle="1" w:styleId="42">
+  <w:style w:type="character" w:customStyle="1" w:styleId="Char">
     <w:name w:val="柴_正文 Char"/>
-    <w:link w:val="29"/>
+    <w:link w:val="a1"/>
     <w:qFormat/>
-    <w:uiPriority w:val="0"/>
     <w:rPr>
-      <w:rFonts w:ascii="Arial" w:hAnsi="Arial" w:eastAsia="宋体"/>
+      <w:rFonts w:ascii="Arial" w:eastAsia="宋体" w:hAnsi="Arial"/>
       <w:sz w:val="24"/>
       <w:lang w:eastAsia="zh-CN"/>
     </w:rPr>
   </w:style>
-  <w:style w:type="character" w:customStyle="1" w:styleId="43">
+  <w:style w:type="character" w:customStyle="1" w:styleId="Char0">
     <w:name w:val="柴_正文_无缩进 Char"/>
-    <w:link w:val="40"/>
+    <w:link w:val="a3"/>
     <w:qFormat/>
-    <w:uiPriority w:val="0"/>
     <w:rPr>
       <w:rFonts w:ascii="Arial" w:hAnsi="Arial"/>
       <w:sz w:val="24"/>
